--- a/Ломакин_ПЗ_КП_2026.docx
+++ b/Ломакин_ПЗ_КП_2026.docx
@@ -276,7 +276,28 @@
           <w:sz w:val="28"/>
           <w:szCs w:val="28"/>
         </w:rPr>
-        <w:t>Руденко А.М.</w:t>
+        <w:t>Ломакин</w:t>
+      </w:r>
+      <w:r>
+        <w:rPr>
+          <w:sz w:val="28"/>
+          <w:szCs w:val="28"/>
+        </w:rPr>
+        <w:t xml:space="preserve"> А.</w:t>
+      </w:r>
+      <w:r>
+        <w:rPr>
+          <w:sz w:val="28"/>
+          <w:szCs w:val="28"/>
+        </w:rPr>
+        <w:t>Р</w:t>
+      </w:r>
+      <w:r>
+        <w:rPr>
+          <w:sz w:val="28"/>
+          <w:szCs w:val="28"/>
+        </w:rPr>
+        <w:t>.</w:t>
       </w:r>
     </w:p>
     <w:p>
@@ -3658,7 +3679,7 @@
           <w:sz w:val="28"/>
           <w:szCs w:val="23"/>
         </w:rPr>
-        <w:t>В данном курсовом проекте в качестве предметной области рассматривается разработка графического приложения для клиентов финансовой организации.</w:t>
+        <w:t>В данном курсовом проекте в качестве предметной области рассматривается процесс функционирования финансовой организации, предоставляющей услуги физическим и юридическим лицам.</w:t>
       </w:r>
     </w:p>
     <w:p>
@@ -3677,7 +3698,7 @@
           <w:sz w:val="28"/>
           <w:szCs w:val="23"/>
         </w:rPr>
-        <w:t>Финансовая организация — это учреждение, предоставляющее услуги по хранению денежных средств, открытию и обслуживанию счетов, проведению платежей, переводов, а также управлению финансовыми операциями клиентов. Основной задачей такой организации является обеспечение безопасного и удобного управления денежными средствами клиентов.</w:t>
+        <w:t>Финансовая организация представляет собой учреждение, основными видами деятельности которого являются привлечение денежных средств, открытие и ведение банковских счетов, осуществление переводов денежных средств, проведение платежей, а также управление финансовыми операциями клиентов. Ключевой задачей организации является обеспечение сохранности средств, конфиденциальности информации и бесперебойности проведения расчетов.</w:t>
       </w:r>
     </w:p>
     <w:p>
@@ -3696,7 +3717,21 @@
           <w:sz w:val="28"/>
           <w:szCs w:val="23"/>
         </w:rPr>
-        <w:t>Графическое приложение клиентов финансовой организации — это программная система, позволяющая пользователям взаимодействовать с банком или финансовой компанией через удобный пользовательский интерфейс. Приложение предоставляет возможность получать информацию о счетах, выполнять переводы, оплачивать услуги и контролировать историю финансовых операций.</w:t>
+        <w:t>Объектами предметной области выступают клиенты — физические или юридические лица, заключившие договор на обслуживание; счета — внутренние учетные регистры, отражающие движение денежных средств; платежи и переводы</w:t>
+      </w:r>
+      <w:r>
+        <w:rPr>
+          <w:sz w:val="28"/>
+          <w:szCs w:val="23"/>
+        </w:rPr>
+        <w:t> </w:t>
+      </w:r>
+      <w:r>
+        <w:rPr>
+          <w:sz w:val="28"/>
+          <w:szCs w:val="23"/>
+        </w:rPr>
+        <w:t>— финансовые транзакции, инициируемые клиентом; а также сотрудники организации, обеспечивающие функционирование системы.</w:t>
       </w:r>
     </w:p>
     <w:p>
@@ -3715,168 +3750,21 @@
           <w:sz w:val="28"/>
           <w:szCs w:val="23"/>
         </w:rPr>
-        <w:t>Основными функциями приложения являются:</w:t>
-      </w:r>
-    </w:p>
-    <w:p>
-      <w:pPr>
-        <w:pStyle w:val="a9"/>
-        <w:numPr>
-          <w:ilvl w:val="0"/>
-          <w:numId w:val="59"/>
-        </w:numPr>
-        <w:spacing w:line="360" w:lineRule="auto"/>
-        <w:ind w:left="0" w:firstLine="709"/>
-        <w:jc w:val="both"/>
+        <w:t>Основными бизнес-процессами, протекающими в предметной области, являются идентификация и управление доступом, включающие процедуры регистрации новых клиентов и их последующей авторизации; ведение лицевых счетов, а именно открытие новых счетов</w:t>
+      </w:r>
+      <w:r>
         <w:rPr>
           <w:sz w:val="28"/>
           <w:szCs w:val="23"/>
         </w:rPr>
-      </w:pPr>
+        <w:t xml:space="preserve">, </w:t>
+      </w:r>
       <w:r>
         <w:rPr>
           <w:sz w:val="28"/>
           <w:szCs w:val="23"/>
         </w:rPr>
-        <w:t>регистрация и авторизация пользователей;</w:t>
-      </w:r>
-    </w:p>
-    <w:p>
-      <w:pPr>
-        <w:pStyle w:val="a9"/>
-        <w:numPr>
-          <w:ilvl w:val="0"/>
-          <w:numId w:val="59"/>
-        </w:numPr>
-        <w:spacing w:line="360" w:lineRule="auto"/>
-        <w:ind w:left="0" w:firstLine="709"/>
-        <w:jc w:val="both"/>
-        <w:rPr>
-          <w:sz w:val="28"/>
-          <w:szCs w:val="23"/>
-        </w:rPr>
-      </w:pPr>
-      <w:r>
-        <w:rPr>
-          <w:sz w:val="28"/>
-          <w:szCs w:val="23"/>
-        </w:rPr>
-        <w:t>просмотр личной информации клиента;</w:t>
-      </w:r>
-    </w:p>
-    <w:p>
-      <w:pPr>
-        <w:pStyle w:val="a9"/>
-        <w:numPr>
-          <w:ilvl w:val="0"/>
-          <w:numId w:val="59"/>
-        </w:numPr>
-        <w:spacing w:line="360" w:lineRule="auto"/>
-        <w:ind w:left="0" w:firstLine="709"/>
-        <w:jc w:val="both"/>
-        <w:rPr>
-          <w:sz w:val="28"/>
-          <w:szCs w:val="23"/>
-        </w:rPr>
-      </w:pPr>
-      <w:r>
-        <w:rPr>
-          <w:sz w:val="28"/>
-          <w:szCs w:val="23"/>
-        </w:rPr>
-        <w:t>открытие и управление банковскими счетами;</w:t>
-      </w:r>
-    </w:p>
-    <w:p>
-      <w:pPr>
-        <w:pStyle w:val="a9"/>
-        <w:numPr>
-          <w:ilvl w:val="0"/>
-          <w:numId w:val="59"/>
-        </w:numPr>
-        <w:spacing w:line="360" w:lineRule="auto"/>
-        <w:ind w:left="0" w:firstLine="709"/>
-        <w:jc w:val="both"/>
-        <w:rPr>
-          <w:sz w:val="28"/>
-          <w:szCs w:val="23"/>
-        </w:rPr>
-      </w:pPr>
-      <w:r>
-        <w:rPr>
-          <w:sz w:val="28"/>
-          <w:szCs w:val="23"/>
-        </w:rPr>
-        <w:t>просмотр баланса и истории операций;</w:t>
-      </w:r>
-    </w:p>
-    <w:p>
-      <w:pPr>
-        <w:pStyle w:val="a9"/>
-        <w:numPr>
-          <w:ilvl w:val="0"/>
-          <w:numId w:val="59"/>
-        </w:numPr>
-        <w:spacing w:line="360" w:lineRule="auto"/>
-        <w:ind w:left="0" w:firstLine="709"/>
-        <w:jc w:val="both"/>
-        <w:rPr>
-          <w:sz w:val="28"/>
-          <w:szCs w:val="23"/>
-        </w:rPr>
-      </w:pPr>
-      <w:r>
-        <w:rPr>
-          <w:sz w:val="28"/>
-          <w:szCs w:val="23"/>
-        </w:rPr>
-        <w:t>выполнение переводов между счетами;</w:t>
-      </w:r>
-    </w:p>
-    <w:p>
-      <w:pPr>
-        <w:pStyle w:val="a9"/>
-        <w:numPr>
-          <w:ilvl w:val="0"/>
-          <w:numId w:val="59"/>
-        </w:numPr>
-        <w:spacing w:line="360" w:lineRule="auto"/>
-        <w:ind w:left="0" w:firstLine="709"/>
-        <w:jc w:val="both"/>
-        <w:rPr>
-          <w:sz w:val="28"/>
-          <w:szCs w:val="23"/>
-        </w:rPr>
-      </w:pPr>
-      <w:r>
-        <w:rPr>
-          <w:sz w:val="28"/>
-          <w:szCs w:val="23"/>
-        </w:rPr>
-        <w:t>проведение платежей;</w:t>
-      </w:r>
-    </w:p>
-    <w:p>
-      <w:pPr>
-        <w:pStyle w:val="a9"/>
-        <w:numPr>
-          <w:ilvl w:val="0"/>
-          <w:numId w:val="59"/>
-        </w:numPr>
-        <w:spacing w:line="360" w:lineRule="auto"/>
-        <w:ind w:left="0" w:firstLine="709"/>
-        <w:jc w:val="both"/>
-        <w:rPr>
-          <w:sz w:val="28"/>
-          <w:szCs w:val="23"/>
-        </w:rPr>
-      </w:pPr>
-      <w:r>
-        <w:rPr>
-          <w:sz w:val="28"/>
-          <w:szCs w:val="23"/>
-        </w:rPr>
-        <w:t>просмотр информации о доступных валютах и курсах обмена.</w:t>
+        <w:t>их закрытие; информирование о состоянии счетов путем предоставления актуальной информации об остатках и истории операций; обработка транзакций, включающая проведение переводов между счетами и платежей в пользу поставщиков услуг; а также администрирование и контроль, подразумевающие управление справочной информацией, проверку операций и формирование отчетности.</w:t>
       </w:r>
     </w:p>
     <w:p>
@@ -3895,54 +3783,8 @@
           <w:sz w:val="28"/>
           <w:szCs w:val="23"/>
         </w:rPr>
-        <w:t>В финансовой организации предусмотрены следующие роли пользователей:</w:t>
-      </w:r>
-    </w:p>
-    <w:p>
-      <w:pPr>
-        <w:pStyle w:val="a9"/>
-        <w:numPr>
-          <w:ilvl w:val="0"/>
-          <w:numId w:val="59"/>
-        </w:numPr>
-        <w:spacing w:line="360" w:lineRule="auto"/>
-        <w:ind w:left="0" w:firstLine="709"/>
-        <w:jc w:val="both"/>
-        <w:rPr>
-          <w:sz w:val="28"/>
-          <w:szCs w:val="23"/>
-        </w:rPr>
-      </w:pPr>
-      <w:r>
-        <w:rPr>
-          <w:sz w:val="28"/>
-          <w:szCs w:val="23"/>
-        </w:rPr>
-        <w:t>Администратор системы;</w:t>
-      </w:r>
-    </w:p>
-    <w:p>
-      <w:pPr>
-        <w:pStyle w:val="a9"/>
-        <w:numPr>
-          <w:ilvl w:val="0"/>
-          <w:numId w:val="59"/>
-        </w:numPr>
-        <w:spacing w:line="360" w:lineRule="auto"/>
-        <w:ind w:left="0" w:firstLine="709"/>
-        <w:jc w:val="both"/>
-        <w:rPr>
-          <w:sz w:val="28"/>
-          <w:szCs w:val="23"/>
-        </w:rPr>
-      </w:pPr>
-      <w:r>
-        <w:rPr>
-          <w:sz w:val="28"/>
-          <w:szCs w:val="23"/>
-        </w:rPr>
         <w:lastRenderedPageBreak/>
-        <w:t>Клиент финансовой организации;</w:t>
+        <w:t>В рамках предметной области выделяются две основные роли пользователей. Клиент финансовой организации обладает правом распоряжаться денежными средствами на своих счетах, инициировать операции и получать информацию о движении средств, но не имеет доступа к управлению настройками системы или данным других клиентов. Администратор системы является уполномоченным лицом финансовой организации, отвечающим за целостность данных, управление учетными записями клиентов, актуализацию справочников и курсов валют, а также контроль безопасности и просмотр статистики операций.</w:t>
       </w:r>
     </w:p>
     <w:p>
@@ -3961,45 +3803,7 @@
           <w:sz w:val="28"/>
           <w:szCs w:val="23"/>
         </w:rPr>
-        <w:t>Клиент финансовой организации может просматривать информацию о своих счетах, выполнять переводы денежных средств, оплачивать услуги, отслеживать историю операций и управлять личными данными.</w:t>
-      </w:r>
-    </w:p>
-    <w:p>
-      <w:pPr>
-        <w:spacing w:line="360" w:lineRule="auto"/>
-        <w:ind w:firstLine="709"/>
-        <w:contextualSpacing/>
-        <w:jc w:val="both"/>
-        <w:rPr>
-          <w:sz w:val="28"/>
-          <w:szCs w:val="23"/>
-        </w:rPr>
-      </w:pPr>
-      <w:r>
-        <w:rPr>
-          <w:sz w:val="28"/>
-          <w:szCs w:val="23"/>
-        </w:rPr>
-        <w:t>Администратор системы осуществляет управление пользователями, добавление, удаление и изменение данных о клиентах и сотрудниках, контроль безопасности системы, просмотр статистики операций и отчетности. Администратор имеет расширенные права доступа и может выполнять функции оператора.</w:t>
-      </w:r>
-    </w:p>
-    <w:p>
-      <w:pPr>
-        <w:spacing w:line="360" w:lineRule="auto"/>
-        <w:ind w:firstLine="709"/>
-        <w:contextualSpacing/>
-        <w:jc w:val="both"/>
-        <w:rPr>
-          <w:sz w:val="28"/>
-          <w:szCs w:val="23"/>
-        </w:rPr>
-      </w:pPr>
-      <w:r>
-        <w:rPr>
-          <w:sz w:val="28"/>
-          <w:szCs w:val="23"/>
-        </w:rPr>
-        <w:t>Автоматизация работы финансовой организации с помощью графического приложения позволяет повысить скорость обслуживания клиентов, уменьшить количество ошибок при обработке операций, обеспечить надежное хранение данных и повысить уровень контроля за финансовыми процессами.</w:t>
+        <w:t>Автоматизация процессов взаимодействия клиента и сотрудников финансовой организации направлена на повышение скорости обслуживания и обработки транзакций, минимизацию ошибок ручного ввода, обеспечение надежного хранения данных о всех счетах и операциях, а также усиление контроля за финансовыми потоками с целью предотвращения нарушений.</w:t>
       </w:r>
     </w:p>
     <w:p>
@@ -4157,7 +3961,7 @@
           <w:sz w:val="28"/>
           <w:szCs w:val="28"/>
         </w:rPr>
-        <w:t xml:space="preserve">Современное цифровое банковское приложение, позволяющее пользователям полностью управлять своими счетами дистанционно. </w:t>
+        <w:t xml:space="preserve">Современное цифровое банковское приложение, позволяющее пользователям полностью управлять своими счетами дистанционно. Реализованы функции регистрации и входа в систему, просмотр информации о </w:t>
       </w:r>
       <w:r>
         <w:rPr>
@@ -4165,7 +3969,7 @@
           <w:szCs w:val="28"/>
         </w:rPr>
         <w:lastRenderedPageBreak/>
-        <w:t>Реализованы функции регистрации и входа в систему, просмотр информации о клиенте, управление счетами, переводы денежных средств, история операций. Приложение отличается современным дизайном, продуманной навигацией и высокой скоростью работы. Недостатком является избыточный функционал для небольших систем, а также сложная серверная архитектура</w:t>
+        <w:t>клиенте, управление счетами, переводы денежных средств, история операций. Приложение отличается современным дизайном, продуманной навигацией и высокой скоростью работы. Недостатком является избыточный функционал для небольших систем, а также сложная серверная архитектура</w:t>
       </w:r>
       <w:r>
         <w:rPr>
@@ -4190,15 +3994,13 @@
           <w:szCs w:val="28"/>
         </w:rPr>
       </w:pPr>
-      <w:proofErr w:type="spellStart"/>
-      <w:r>
-        <w:rPr>
-          <w:sz w:val="28"/>
-          <w:szCs w:val="28"/>
-        </w:rPr>
-        <w:t>СберБанк</w:t>
-      </w:r>
-      <w:proofErr w:type="spellEnd"/>
+      <w:r>
+        <w:rPr>
+          <w:sz w:val="28"/>
+          <w:szCs w:val="28"/>
+        </w:rPr>
+        <w:t>Сбербанк</w:t>
+      </w:r>
       <w:r>
         <w:rPr>
           <w:sz w:val="28"/>
@@ -4441,6 +4243,17 @@
       <w:pPr>
         <w:spacing w:line="360" w:lineRule="auto"/>
         <w:jc w:val="center"/>
+        <w:rPr>
+          <w:sz w:val="28"/>
+          <w:szCs w:val="28"/>
+          <w:lang w:val="en-US"/>
+        </w:rPr>
+      </w:pPr>
+    </w:p>
+    <w:p>
+      <w:pPr>
+        <w:spacing w:line="360" w:lineRule="auto"/>
+        <w:jc w:val="center"/>
       </w:pPr>
       <w:r>
         <w:rPr>
@@ -4511,6 +4324,10 @@
       <w:pPr>
         <w:spacing w:line="360" w:lineRule="auto"/>
         <w:jc w:val="center"/>
+        <w:rPr>
+          <w:sz w:val="28"/>
+          <w:szCs w:val="28"/>
+        </w:rPr>
       </w:pPr>
     </w:p>
     <w:p>
@@ -4720,6 +4537,7 @@
       <w:r>
         <w:rPr>
           <w:rFonts w:eastAsiaTheme="minorEastAsia"/>
+          <w:noProof/>
           <w:sz w:val="28"/>
           <w:szCs w:val="28"/>
           <w:lang w:eastAsia="ja-JP"/>
@@ -5173,9 +4991,6 @@
         <w:tab/>
       </w:r>
       <w:r>
-        <w:rPr>
-          <w:highlight w:val="yellow"/>
-        </w:rPr>
         <w:t>Словарь данных</w:t>
       </w:r>
       <w:bookmarkEnd w:id="33"/>
@@ -5275,93 +5090,174 @@
     </w:p>
     <w:tbl>
       <w:tblPr>
-        <w:tblStyle w:val="a7"/>
-        <w:tblW w:w="9344" w:type="dxa"/>
-        <w:tblInd w:w="392" w:type="dxa"/>
+        <w:tblStyle w:val="15"/>
+        <w:tblW w:w="0" w:type="auto"/>
+        <w:tblLayout w:type="fixed"/>
         <w:tblLook w:val="04A0" w:firstRow="1" w:lastRow="0" w:firstColumn="1" w:lastColumn="0" w:noHBand="0" w:noVBand="1"/>
       </w:tblPr>
       <w:tblGrid>
-        <w:gridCol w:w="1427"/>
-        <w:gridCol w:w="14"/>
-        <w:gridCol w:w="2189"/>
-        <w:gridCol w:w="213"/>
-        <w:gridCol w:w="1274"/>
-        <w:gridCol w:w="187"/>
-        <w:gridCol w:w="1432"/>
-        <w:gridCol w:w="30"/>
-        <w:gridCol w:w="2578"/>
+        <w:gridCol w:w="1555"/>
+        <w:gridCol w:w="1984"/>
+        <w:gridCol w:w="2126"/>
+        <w:gridCol w:w="1843"/>
+        <w:gridCol w:w="1836"/>
       </w:tblGrid>
       <w:tr>
         <w:tc>
           <w:tcPr>
-            <w:tcW w:w="1441" w:type="dxa"/>
-            <w:gridSpan w:val="2"/>
+            <w:tcW w:w="9344" w:type="dxa"/>
+            <w:gridSpan w:val="5"/>
+          </w:tcPr>
+          <w:p>
+            <w:pPr>
+              <w:jc w:val="center"/>
+              <w:rPr>
+                <w:rFonts w:eastAsia="Calibri"/>
+                <w:color w:val="2E74B5"/>
+                <w:sz w:val="26"/>
+                <w:szCs w:val="26"/>
+                <w:lang w:eastAsia="en-US"/>
+              </w:rPr>
+            </w:pPr>
+            <w:r>
+              <w:rPr>
+                <w:rFonts w:eastAsia="Calibri"/>
+                <w:sz w:val="26"/>
+                <w:szCs w:val="26"/>
+                <w:lang w:eastAsia="en-US"/>
+              </w:rPr>
+              <w:t>Client (Клиент)</w:t>
+            </w:r>
+          </w:p>
+        </w:tc>
+      </w:tr>
+      <w:tr>
+        <w:tc>
+          <w:tcPr>
+            <w:tcW w:w="1555" w:type="dxa"/>
             <w:vAlign w:val="center"/>
           </w:tcPr>
           <w:p>
             <w:pPr>
               <w:jc w:val="center"/>
+              <w:rPr>
+                <w:rFonts w:eastAsia="Calibri"/>
+                <w:sz w:val="26"/>
+                <w:szCs w:val="26"/>
+                <w:lang w:eastAsia="en-US"/>
+              </w:rPr>
             </w:pPr>
             <w:r>
+              <w:rPr>
+                <w:rFonts w:eastAsia="Calibri"/>
+                <w:sz w:val="26"/>
+                <w:szCs w:val="26"/>
+                <w:lang w:eastAsia="en-US"/>
+              </w:rPr>
               <w:t>Ключ</w:t>
             </w:r>
           </w:p>
         </w:tc>
         <w:tc>
           <w:tcPr>
-            <w:tcW w:w="2189" w:type="dxa"/>
+            <w:tcW w:w="1984" w:type="dxa"/>
             <w:vAlign w:val="center"/>
           </w:tcPr>
           <w:p>
             <w:pPr>
               <w:jc w:val="center"/>
+              <w:rPr>
+                <w:rFonts w:eastAsia="Calibri"/>
+                <w:sz w:val="26"/>
+                <w:szCs w:val="26"/>
+                <w:lang w:eastAsia="en-US"/>
+              </w:rPr>
             </w:pPr>
             <w:r>
+              <w:rPr>
+                <w:rFonts w:eastAsia="Calibri"/>
+                <w:sz w:val="26"/>
+                <w:szCs w:val="26"/>
+                <w:lang w:eastAsia="en-US"/>
+              </w:rPr>
               <w:t>Поле</w:t>
             </w:r>
           </w:p>
         </w:tc>
         <w:tc>
           <w:tcPr>
-            <w:tcW w:w="1487" w:type="dxa"/>
-            <w:gridSpan w:val="2"/>
+            <w:tcW w:w="2126" w:type="dxa"/>
+            <w:vAlign w:val="center"/>
           </w:tcPr>
           <w:p>
             <w:pPr>
-              <w:spacing w:before="120"/>
               <w:jc w:val="center"/>
+              <w:rPr>
+                <w:rFonts w:eastAsia="Calibri"/>
+                <w:sz w:val="26"/>
+                <w:szCs w:val="26"/>
+                <w:lang w:eastAsia="en-US"/>
+              </w:rPr>
             </w:pPr>
             <w:r>
+              <w:rPr>
+                <w:rFonts w:eastAsia="Calibri"/>
+                <w:sz w:val="26"/>
+                <w:szCs w:val="26"/>
+                <w:lang w:eastAsia="en-US"/>
+              </w:rPr>
               <w:t>Тип</w:t>
             </w:r>
           </w:p>
         </w:tc>
         <w:tc>
           <w:tcPr>
-            <w:tcW w:w="1619" w:type="dxa"/>
-            <w:gridSpan w:val="2"/>
+            <w:tcW w:w="1843" w:type="dxa"/>
             <w:vAlign w:val="center"/>
           </w:tcPr>
           <w:p>
             <w:pPr>
               <w:jc w:val="center"/>
+              <w:rPr>
+                <w:rFonts w:eastAsia="Calibri"/>
+                <w:sz w:val="26"/>
+                <w:szCs w:val="26"/>
+                <w:lang w:eastAsia="en-US"/>
+              </w:rPr>
             </w:pPr>
             <w:r>
+              <w:rPr>
+                <w:rFonts w:eastAsia="Calibri"/>
+                <w:sz w:val="26"/>
+                <w:szCs w:val="26"/>
+                <w:lang w:eastAsia="en-US"/>
+              </w:rPr>
               <w:t>Обязательное (да/нет)</w:t>
             </w:r>
           </w:p>
         </w:tc>
         <w:tc>
           <w:tcPr>
-            <w:tcW w:w="2608" w:type="dxa"/>
-            <w:gridSpan w:val="2"/>
+            <w:tcW w:w="1836" w:type="dxa"/>
             <w:vAlign w:val="center"/>
           </w:tcPr>
           <w:p>
             <w:pPr>
               <w:jc w:val="center"/>
+              <w:rPr>
+                <w:rFonts w:eastAsia="Calibri"/>
+                <w:sz w:val="26"/>
+                <w:szCs w:val="26"/>
+                <w:lang w:eastAsia="en-US"/>
+              </w:rPr>
             </w:pPr>
             <w:r>
+              <w:rPr>
+                <w:rFonts w:eastAsia="Calibri"/>
+                <w:sz w:val="26"/>
+                <w:szCs w:val="26"/>
+                <w:lang w:eastAsia="en-US"/>
+              </w:rPr>
               <w:t>Примечание</w:t>
             </w:r>
           </w:p>
@@ -5370,18 +5266,128 @@
       <w:tr>
         <w:tc>
           <w:tcPr>
-            <w:tcW w:w="9344" w:type="dxa"/>
-            <w:gridSpan w:val="9"/>
+            <w:tcW w:w="1555" w:type="dxa"/>
           </w:tcPr>
           <w:p>
             <w:pPr>
-              <w:jc w:val="center"/>
+              <w:jc w:val="both"/>
+              <w:rPr>
+                <w:rFonts w:eastAsia="Calibri"/>
+                <w:sz w:val="26"/>
+                <w:szCs w:val="26"/>
+                <w:lang w:eastAsia="en-US"/>
+              </w:rPr>
             </w:pPr>
             <w:r>
               <w:rPr>
-                <w:lang w:val="en-US"/>
-              </w:rPr>
-              <w:t>Brand</w:t>
+                <w:rFonts w:eastAsia="Calibri"/>
+                <w:sz w:val="26"/>
+                <w:szCs w:val="26"/>
+                <w:lang w:eastAsia="en-US"/>
+              </w:rPr>
+              <w:t>Первичный ключ</w:t>
+            </w:r>
+          </w:p>
+        </w:tc>
+        <w:tc>
+          <w:tcPr>
+            <w:tcW w:w="1984" w:type="dxa"/>
+          </w:tcPr>
+          <w:p>
+            <w:pPr>
+              <w:jc w:val="both"/>
+              <w:rPr>
+                <w:rFonts w:eastAsia="Calibri"/>
+                <w:sz w:val="26"/>
+                <w:szCs w:val="26"/>
+                <w:lang w:eastAsia="en-US"/>
+              </w:rPr>
+            </w:pPr>
+            <w:proofErr w:type="spellStart"/>
+            <w:r>
+              <w:rPr>
+                <w:rFonts w:eastAsia="Calibri"/>
+                <w:sz w:val="26"/>
+                <w:szCs w:val="26"/>
+                <w:lang w:eastAsia="en-US"/>
+              </w:rPr>
+              <w:t>PassportNumber</w:t>
+            </w:r>
+            <w:proofErr w:type="spellEnd"/>
+          </w:p>
+        </w:tc>
+        <w:tc>
+          <w:tcPr>
+            <w:tcW w:w="2126" w:type="dxa"/>
+          </w:tcPr>
+          <w:p>
+            <w:pPr>
+              <w:jc w:val="both"/>
+              <w:rPr>
+                <w:rFonts w:eastAsia="Calibri"/>
+                <w:sz w:val="26"/>
+                <w:szCs w:val="26"/>
+                <w:lang w:eastAsia="en-US"/>
+              </w:rPr>
+            </w:pPr>
+            <w:r>
+              <w:rPr>
+                <w:rFonts w:eastAsia="Calibri"/>
+                <w:sz w:val="26"/>
+                <w:szCs w:val="26"/>
+                <w:lang w:eastAsia="en-US"/>
+              </w:rPr>
+              <w:t>Текстовый, CHAR(10)</w:t>
+            </w:r>
+          </w:p>
+        </w:tc>
+        <w:tc>
+          <w:tcPr>
+            <w:tcW w:w="1843" w:type="dxa"/>
+          </w:tcPr>
+          <w:p>
+            <w:pPr>
+              <w:jc w:val="both"/>
+              <w:rPr>
+                <w:rFonts w:eastAsia="Calibri"/>
+                <w:sz w:val="26"/>
+                <w:szCs w:val="26"/>
+                <w:lang w:eastAsia="en-US"/>
+              </w:rPr>
+            </w:pPr>
+            <w:r>
+              <w:rPr>
+                <w:rFonts w:eastAsia="Calibri"/>
+                <w:sz w:val="26"/>
+                <w:szCs w:val="26"/>
+                <w:lang w:eastAsia="en-US"/>
+              </w:rPr>
+              <w:t>Да</w:t>
+            </w:r>
+          </w:p>
+        </w:tc>
+        <w:tc>
+          <w:tcPr>
+            <w:tcW w:w="1836" w:type="dxa"/>
+          </w:tcPr>
+          <w:p>
+            <w:pPr>
+              <w:jc w:val="both"/>
+              <w:rPr>
+                <w:rFonts w:eastAsia="Calibri"/>
+                <w:sz w:val="26"/>
+                <w:szCs w:val="26"/>
+                <w:lang w:eastAsia="en-US"/>
+              </w:rPr>
+            </w:pPr>
+            <w:r>
+              <w:rPr>
+                <w:rFonts w:eastAsia="Calibri"/>
+                <w:sz w:val="26"/>
+                <w:szCs w:val="26"/>
+                <w:lang w:eastAsia="en-US"/>
+              </w:rPr>
+              <w:t>Номер паспорта клиента</w:t>
             </w:r>
           </w:p>
         </w:tc>
@@ -5389,131 +5395,1006 @@
       <w:tr>
         <w:tc>
           <w:tcPr>
-            <w:tcW w:w="1441" w:type="dxa"/>
-            <w:gridSpan w:val="2"/>
+            <w:tcW w:w="1555" w:type="dxa"/>
           </w:tcPr>
           <w:p>
-            <w:r>
-              <w:t>первичный</w:t>
-            </w:r>
+            <w:pPr>
+              <w:jc w:val="both"/>
+              <w:rPr>
+                <w:rFonts w:eastAsia="Calibri"/>
+                <w:sz w:val="26"/>
+                <w:szCs w:val="26"/>
+                <w:lang w:eastAsia="en-US"/>
+              </w:rPr>
+            </w:pPr>
           </w:p>
         </w:tc>
         <w:tc>
           <w:tcPr>
-            <w:tcW w:w="2189" w:type="dxa"/>
+            <w:tcW w:w="1984" w:type="dxa"/>
           </w:tcPr>
           <w:p>
             <w:pPr>
-              <w:rPr>
-                <w:lang w:val="en-US"/>
+              <w:jc w:val="both"/>
+              <w:rPr>
+                <w:rFonts w:eastAsia="Calibri"/>
+                <w:sz w:val="26"/>
+                <w:szCs w:val="26"/>
+                <w:lang w:eastAsia="en-US"/>
               </w:rPr>
             </w:pPr>
             <w:proofErr w:type="spellStart"/>
             <w:r>
               <w:rPr>
-                <w:lang w:val="en-US"/>
-              </w:rPr>
-              <w:t>BrandID</w:t>
+                <w:rFonts w:eastAsia="Calibri"/>
+                <w:sz w:val="26"/>
+                <w:szCs w:val="26"/>
+                <w:lang w:eastAsia="en-US"/>
+              </w:rPr>
+              <w:t>LastName</w:t>
             </w:r>
             <w:proofErr w:type="spellEnd"/>
           </w:p>
         </w:tc>
         <w:tc>
           <w:tcPr>
-            <w:tcW w:w="1487" w:type="dxa"/>
-            <w:gridSpan w:val="2"/>
+            <w:tcW w:w="2126" w:type="dxa"/>
           </w:tcPr>
           <w:p>
+            <w:pPr>
+              <w:jc w:val="both"/>
+              <w:rPr>
+                <w:rFonts w:eastAsia="Calibri"/>
+                <w:sz w:val="26"/>
+                <w:szCs w:val="26"/>
+                <w:lang w:eastAsia="en-US"/>
+              </w:rPr>
+            </w:pPr>
             <w:r>
-              <w:t>числовой</w:t>
+              <w:rPr>
+                <w:rFonts w:eastAsia="Calibri"/>
+                <w:sz w:val="26"/>
+                <w:szCs w:val="26"/>
+                <w:lang w:eastAsia="en-US"/>
+              </w:rPr>
+              <w:t>Текстовый, VARCHAR(50)</w:t>
             </w:r>
           </w:p>
         </w:tc>
         <w:tc>
           <w:tcPr>
-            <w:tcW w:w="1619" w:type="dxa"/>
-            <w:gridSpan w:val="2"/>
+            <w:tcW w:w="1843" w:type="dxa"/>
           </w:tcPr>
           <w:p>
+            <w:pPr>
+              <w:jc w:val="both"/>
+              <w:rPr>
+                <w:rFonts w:eastAsia="Calibri"/>
+                <w:sz w:val="26"/>
+                <w:szCs w:val="26"/>
+                <w:lang w:eastAsia="en-US"/>
+              </w:rPr>
+            </w:pPr>
             <w:r>
+              <w:rPr>
+                <w:rFonts w:eastAsia="Calibri"/>
+                <w:sz w:val="26"/>
+                <w:szCs w:val="26"/>
+                <w:lang w:eastAsia="en-US"/>
+              </w:rPr>
               <w:t>Да</w:t>
             </w:r>
           </w:p>
         </w:tc>
         <w:tc>
           <w:tcPr>
-            <w:tcW w:w="2608" w:type="dxa"/>
-            <w:gridSpan w:val="2"/>
+            <w:tcW w:w="1836" w:type="dxa"/>
           </w:tcPr>
           <w:p>
+            <w:pPr>
+              <w:jc w:val="both"/>
+              <w:rPr>
+                <w:rFonts w:eastAsia="Calibri"/>
+                <w:sz w:val="26"/>
+                <w:szCs w:val="26"/>
+                <w:lang w:eastAsia="en-US"/>
+              </w:rPr>
+            </w:pPr>
             <w:r>
-              <w:t xml:space="preserve">Идентификационный номер </w:t>
-            </w:r>
-            <w:r>
-              <w:t>производителя</w:t>
+              <w:rPr>
+                <w:rFonts w:eastAsia="Calibri"/>
+                <w:sz w:val="26"/>
+                <w:szCs w:val="26"/>
+                <w:lang w:eastAsia="en-US"/>
+              </w:rPr>
+              <w:t>Фамилия клиента</w:t>
             </w:r>
           </w:p>
         </w:tc>
       </w:tr>
       <w:tr>
-        <w:trPr>
-          <w:trHeight w:val="202"/>
-        </w:trPr>
         <w:tc>
           <w:tcPr>
-            <w:tcW w:w="1441" w:type="dxa"/>
-            <w:gridSpan w:val="2"/>
+            <w:tcW w:w="1555" w:type="dxa"/>
           </w:tcPr>
-          <w:p/>
+          <w:p>
+            <w:pPr>
+              <w:jc w:val="both"/>
+              <w:rPr>
+                <w:rFonts w:eastAsia="Calibri"/>
+                <w:sz w:val="26"/>
+                <w:szCs w:val="26"/>
+                <w:lang w:eastAsia="en-US"/>
+              </w:rPr>
+            </w:pPr>
+          </w:p>
         </w:tc>
         <w:tc>
           <w:tcPr>
-            <w:tcW w:w="2189" w:type="dxa"/>
+            <w:tcW w:w="1984" w:type="dxa"/>
           </w:tcPr>
           <w:p>
+            <w:pPr>
+              <w:jc w:val="both"/>
+              <w:rPr>
+                <w:rFonts w:eastAsia="Calibri"/>
+                <w:sz w:val="26"/>
+                <w:szCs w:val="26"/>
+                <w:lang w:eastAsia="en-US"/>
+              </w:rPr>
+            </w:pPr>
             <w:proofErr w:type="spellStart"/>
             <w:r>
               <w:rPr>
-                <w:lang w:val="en-US"/>
-              </w:rPr>
-              <w:t>BrandName</w:t>
+                <w:rFonts w:eastAsia="Calibri"/>
+                <w:sz w:val="26"/>
+                <w:szCs w:val="26"/>
+                <w:lang w:eastAsia="en-US"/>
+              </w:rPr>
+              <w:t>FirstName</w:t>
             </w:r>
             <w:proofErr w:type="spellEnd"/>
           </w:p>
         </w:tc>
         <w:tc>
           <w:tcPr>
-            <w:tcW w:w="1487" w:type="dxa"/>
-            <w:gridSpan w:val="2"/>
+            <w:tcW w:w="2126" w:type="dxa"/>
           </w:tcPr>
           <w:p>
+            <w:pPr>
+              <w:jc w:val="both"/>
+              <w:rPr>
+                <w:rFonts w:eastAsia="Calibri"/>
+                <w:sz w:val="26"/>
+                <w:szCs w:val="26"/>
+                <w:lang w:eastAsia="en-US"/>
+              </w:rPr>
+            </w:pPr>
             <w:r>
-              <w:t>текстовый</w:t>
+              <w:rPr>
+                <w:rFonts w:eastAsia="Calibri"/>
+                <w:sz w:val="26"/>
+                <w:szCs w:val="26"/>
+                <w:lang w:eastAsia="en-US"/>
+              </w:rPr>
+              <w:t>Текстовый, VARCHAR(50)</w:t>
             </w:r>
           </w:p>
         </w:tc>
         <w:tc>
           <w:tcPr>
-            <w:tcW w:w="1619" w:type="dxa"/>
-            <w:gridSpan w:val="2"/>
+            <w:tcW w:w="1843" w:type="dxa"/>
           </w:tcPr>
           <w:p>
+            <w:pPr>
+              <w:jc w:val="both"/>
+              <w:rPr>
+                <w:rFonts w:eastAsia="Calibri"/>
+                <w:sz w:val="26"/>
+                <w:szCs w:val="26"/>
+                <w:lang w:eastAsia="en-US"/>
+              </w:rPr>
+            </w:pPr>
             <w:r>
+              <w:rPr>
+                <w:rFonts w:eastAsia="Calibri"/>
+                <w:sz w:val="26"/>
+                <w:szCs w:val="26"/>
+                <w:lang w:eastAsia="en-US"/>
+              </w:rPr>
               <w:t>Да</w:t>
             </w:r>
           </w:p>
         </w:tc>
         <w:tc>
           <w:tcPr>
-            <w:tcW w:w="2608" w:type="dxa"/>
-            <w:gridSpan w:val="2"/>
+            <w:tcW w:w="1836" w:type="dxa"/>
           </w:tcPr>
           <w:p>
+            <w:pPr>
+              <w:jc w:val="both"/>
+              <w:rPr>
+                <w:rFonts w:eastAsia="Calibri"/>
+                <w:sz w:val="26"/>
+                <w:szCs w:val="26"/>
+                <w:lang w:eastAsia="en-US"/>
+              </w:rPr>
+            </w:pPr>
             <w:r>
-              <w:t>Название</w:t>
+              <w:rPr>
+                <w:rFonts w:eastAsia="Calibri"/>
+                <w:sz w:val="26"/>
+                <w:szCs w:val="26"/>
+                <w:lang w:eastAsia="en-US"/>
+              </w:rPr>
+              <w:t>Имя клиента</w:t>
             </w:r>
+          </w:p>
+        </w:tc>
+      </w:tr>
+      <w:tr>
+        <w:tc>
+          <w:tcPr>
+            <w:tcW w:w="1555" w:type="dxa"/>
+          </w:tcPr>
+          <w:p>
+            <w:pPr>
+              <w:jc w:val="both"/>
+              <w:rPr>
+                <w:rFonts w:eastAsia="Calibri"/>
+                <w:sz w:val="26"/>
+                <w:szCs w:val="26"/>
+                <w:lang w:eastAsia="en-US"/>
+              </w:rPr>
+            </w:pPr>
+          </w:p>
+        </w:tc>
+        <w:tc>
+          <w:tcPr>
+            <w:tcW w:w="1984" w:type="dxa"/>
+          </w:tcPr>
+          <w:p>
+            <w:pPr>
+              <w:jc w:val="both"/>
+              <w:rPr>
+                <w:rFonts w:eastAsia="Calibri"/>
+                <w:sz w:val="26"/>
+                <w:szCs w:val="26"/>
+                <w:lang w:eastAsia="en-US"/>
+              </w:rPr>
+            </w:pPr>
+            <w:proofErr w:type="spellStart"/>
             <w:r>
-              <w:t xml:space="preserve"> производителя</w:t>
+              <w:rPr>
+                <w:rFonts w:eastAsia="Calibri"/>
+                <w:sz w:val="26"/>
+                <w:szCs w:val="26"/>
+                <w:lang w:eastAsia="en-US"/>
+              </w:rPr>
+              <w:t>MiddleName</w:t>
+            </w:r>
+            <w:proofErr w:type="spellEnd"/>
+          </w:p>
+        </w:tc>
+        <w:tc>
+          <w:tcPr>
+            <w:tcW w:w="2126" w:type="dxa"/>
+          </w:tcPr>
+          <w:p>
+            <w:pPr>
+              <w:jc w:val="both"/>
+              <w:rPr>
+                <w:rFonts w:eastAsia="Calibri"/>
+                <w:sz w:val="26"/>
+                <w:szCs w:val="26"/>
+                <w:lang w:eastAsia="en-US"/>
+              </w:rPr>
+            </w:pPr>
+            <w:r>
+              <w:rPr>
+                <w:rFonts w:eastAsia="Calibri"/>
+                <w:sz w:val="26"/>
+                <w:szCs w:val="26"/>
+                <w:lang w:eastAsia="en-US"/>
+              </w:rPr>
+              <w:t>Текстовый, VARCHAR(50)</w:t>
+            </w:r>
+          </w:p>
+        </w:tc>
+        <w:tc>
+          <w:tcPr>
+            <w:tcW w:w="1843" w:type="dxa"/>
+          </w:tcPr>
+          <w:p>
+            <w:pPr>
+              <w:jc w:val="both"/>
+              <w:rPr>
+                <w:rFonts w:eastAsia="Calibri"/>
+                <w:sz w:val="26"/>
+                <w:szCs w:val="26"/>
+                <w:lang w:eastAsia="en-US"/>
+              </w:rPr>
+            </w:pPr>
+            <w:r>
+              <w:rPr>
+                <w:rFonts w:eastAsia="Calibri"/>
+                <w:sz w:val="26"/>
+                <w:szCs w:val="26"/>
+                <w:lang w:eastAsia="en-US"/>
+              </w:rPr>
+              <w:t>Нет</w:t>
+            </w:r>
+          </w:p>
+        </w:tc>
+        <w:tc>
+          <w:tcPr>
+            <w:tcW w:w="1836" w:type="dxa"/>
+          </w:tcPr>
+          <w:p>
+            <w:pPr>
+              <w:jc w:val="both"/>
+              <w:rPr>
+                <w:rFonts w:eastAsia="Calibri"/>
+                <w:sz w:val="26"/>
+                <w:szCs w:val="26"/>
+                <w:lang w:eastAsia="en-US"/>
+              </w:rPr>
+            </w:pPr>
+            <w:r>
+              <w:rPr>
+                <w:rFonts w:eastAsia="Calibri"/>
+                <w:sz w:val="26"/>
+                <w:szCs w:val="26"/>
+                <w:lang w:eastAsia="en-US"/>
+              </w:rPr>
+              <w:t>Отчество клиента</w:t>
+            </w:r>
+          </w:p>
+        </w:tc>
+      </w:tr>
+      <w:tr>
+        <w:tc>
+          <w:tcPr>
+            <w:tcW w:w="1555" w:type="dxa"/>
+          </w:tcPr>
+          <w:p>
+            <w:pPr>
+              <w:jc w:val="both"/>
+              <w:rPr>
+                <w:rFonts w:eastAsia="Calibri"/>
+                <w:sz w:val="26"/>
+                <w:szCs w:val="26"/>
+                <w:lang w:eastAsia="en-US"/>
+              </w:rPr>
+            </w:pPr>
+          </w:p>
+        </w:tc>
+        <w:tc>
+          <w:tcPr>
+            <w:tcW w:w="1984" w:type="dxa"/>
+          </w:tcPr>
+          <w:p>
+            <w:pPr>
+              <w:jc w:val="both"/>
+              <w:rPr>
+                <w:rFonts w:eastAsia="Calibri"/>
+                <w:sz w:val="26"/>
+                <w:szCs w:val="26"/>
+                <w:lang w:eastAsia="en-US"/>
+              </w:rPr>
+            </w:pPr>
+            <w:proofErr w:type="spellStart"/>
+            <w:r>
+              <w:rPr>
+                <w:rFonts w:eastAsia="Calibri"/>
+                <w:sz w:val="26"/>
+                <w:szCs w:val="26"/>
+                <w:lang w:eastAsia="en-US"/>
+              </w:rPr>
+              <w:t>BirthDate</w:t>
+            </w:r>
+            <w:proofErr w:type="spellEnd"/>
+          </w:p>
+        </w:tc>
+        <w:tc>
+          <w:tcPr>
+            <w:tcW w:w="2126" w:type="dxa"/>
+          </w:tcPr>
+          <w:p>
+            <w:pPr>
+              <w:jc w:val="both"/>
+              <w:rPr>
+                <w:rFonts w:eastAsia="Calibri"/>
+                <w:sz w:val="26"/>
+                <w:szCs w:val="26"/>
+                <w:lang w:eastAsia="en-US"/>
+              </w:rPr>
+            </w:pPr>
+            <w:r>
+              <w:rPr>
+                <w:rFonts w:eastAsia="Calibri"/>
+                <w:sz w:val="26"/>
+                <w:szCs w:val="26"/>
+                <w:lang w:eastAsia="en-US"/>
+              </w:rPr>
+              <w:t>Дата, DATE</w:t>
+            </w:r>
+          </w:p>
+        </w:tc>
+        <w:tc>
+          <w:tcPr>
+            <w:tcW w:w="1843" w:type="dxa"/>
+          </w:tcPr>
+          <w:p>
+            <w:pPr>
+              <w:jc w:val="both"/>
+              <w:rPr>
+                <w:rFonts w:eastAsia="Calibri"/>
+                <w:sz w:val="26"/>
+                <w:szCs w:val="26"/>
+                <w:lang w:eastAsia="en-US"/>
+              </w:rPr>
+            </w:pPr>
+            <w:r>
+              <w:rPr>
+                <w:rFonts w:eastAsia="Calibri"/>
+                <w:sz w:val="26"/>
+                <w:szCs w:val="26"/>
+                <w:lang w:eastAsia="en-US"/>
+              </w:rPr>
+              <w:t>Да</w:t>
+            </w:r>
+          </w:p>
+        </w:tc>
+        <w:tc>
+          <w:tcPr>
+            <w:tcW w:w="1836" w:type="dxa"/>
+          </w:tcPr>
+          <w:p>
+            <w:pPr>
+              <w:jc w:val="both"/>
+              <w:rPr>
+                <w:rFonts w:eastAsia="Calibri"/>
+                <w:sz w:val="26"/>
+                <w:szCs w:val="26"/>
+                <w:lang w:eastAsia="en-US"/>
+              </w:rPr>
+            </w:pPr>
+            <w:r>
+              <w:rPr>
+                <w:rFonts w:eastAsia="Calibri"/>
+                <w:sz w:val="26"/>
+                <w:szCs w:val="26"/>
+                <w:lang w:eastAsia="en-US"/>
+              </w:rPr>
+              <w:t>Дата рождения клиента</w:t>
+            </w:r>
+          </w:p>
+        </w:tc>
+      </w:tr>
+      <w:tr>
+        <w:tc>
+          <w:tcPr>
+            <w:tcW w:w="1555" w:type="dxa"/>
+          </w:tcPr>
+          <w:p>
+            <w:pPr>
+              <w:jc w:val="both"/>
+              <w:rPr>
+                <w:rFonts w:eastAsia="Calibri"/>
+                <w:sz w:val="26"/>
+                <w:szCs w:val="26"/>
+                <w:lang w:eastAsia="en-US"/>
+              </w:rPr>
+            </w:pPr>
+          </w:p>
+        </w:tc>
+        <w:tc>
+          <w:tcPr>
+            <w:tcW w:w="1984" w:type="dxa"/>
+          </w:tcPr>
+          <w:p>
+            <w:pPr>
+              <w:jc w:val="both"/>
+              <w:rPr>
+                <w:rFonts w:eastAsia="Calibri"/>
+                <w:sz w:val="26"/>
+                <w:szCs w:val="26"/>
+                <w:lang w:eastAsia="en-US"/>
+              </w:rPr>
+            </w:pPr>
+            <w:r>
+              <w:rPr>
+                <w:rFonts w:eastAsia="Calibri"/>
+                <w:sz w:val="26"/>
+                <w:szCs w:val="26"/>
+                <w:lang w:eastAsia="en-US"/>
+              </w:rPr>
+              <w:t>Phone</w:t>
+            </w:r>
+          </w:p>
+        </w:tc>
+        <w:tc>
+          <w:tcPr>
+            <w:tcW w:w="2126" w:type="dxa"/>
+          </w:tcPr>
+          <w:p>
+            <w:pPr>
+              <w:jc w:val="both"/>
+              <w:rPr>
+                <w:rFonts w:eastAsia="Calibri"/>
+                <w:sz w:val="26"/>
+                <w:szCs w:val="26"/>
+                <w:lang w:eastAsia="en-US"/>
+              </w:rPr>
+            </w:pPr>
+            <w:r>
+              <w:rPr>
+                <w:rFonts w:eastAsia="Calibri"/>
+                <w:sz w:val="26"/>
+                <w:szCs w:val="26"/>
+                <w:lang w:eastAsia="en-US"/>
+              </w:rPr>
+              <w:t>Текстовый, VARCHAR(15)</w:t>
+            </w:r>
+          </w:p>
+        </w:tc>
+        <w:tc>
+          <w:tcPr>
+            <w:tcW w:w="1843" w:type="dxa"/>
+          </w:tcPr>
+          <w:p>
+            <w:pPr>
+              <w:jc w:val="both"/>
+              <w:rPr>
+                <w:rFonts w:eastAsia="Calibri"/>
+                <w:sz w:val="26"/>
+                <w:szCs w:val="26"/>
+                <w:lang w:eastAsia="en-US"/>
+              </w:rPr>
+            </w:pPr>
+            <w:r>
+              <w:rPr>
+                <w:rFonts w:eastAsia="Calibri"/>
+                <w:sz w:val="26"/>
+                <w:szCs w:val="26"/>
+                <w:lang w:eastAsia="en-US"/>
+              </w:rPr>
+              <w:t>Да</w:t>
+            </w:r>
+          </w:p>
+        </w:tc>
+        <w:tc>
+          <w:tcPr>
+            <w:tcW w:w="1836" w:type="dxa"/>
+          </w:tcPr>
+          <w:p>
+            <w:pPr>
+              <w:jc w:val="both"/>
+              <w:rPr>
+                <w:rFonts w:eastAsia="Calibri"/>
+                <w:sz w:val="26"/>
+                <w:szCs w:val="26"/>
+                <w:lang w:eastAsia="en-US"/>
+              </w:rPr>
+            </w:pPr>
+            <w:r>
+              <w:rPr>
+                <w:rFonts w:eastAsia="Calibri"/>
+                <w:sz w:val="26"/>
+                <w:szCs w:val="26"/>
+                <w:lang w:eastAsia="en-US"/>
+              </w:rPr>
+              <w:t>Номер телефона клиента</w:t>
+            </w:r>
+          </w:p>
+        </w:tc>
+      </w:tr>
+    </w:tbl>
+    <w:p>
+      <w:pPr>
+        <w:spacing w:line="360" w:lineRule="auto"/>
+        <w:ind w:firstLine="709"/>
+        <w:jc w:val="both"/>
+        <w:rPr>
+          <w:sz w:val="28"/>
+          <w:szCs w:val="28"/>
+        </w:rPr>
+      </w:pPr>
+    </w:p>
+    <w:p>
+      <w:pPr>
+        <w:spacing w:line="360" w:lineRule="auto"/>
+        <w:ind w:firstLine="709"/>
+        <w:jc w:val="both"/>
+        <w:rPr>
+          <w:sz w:val="28"/>
+          <w:szCs w:val="28"/>
+        </w:rPr>
+      </w:pPr>
+      <w:r>
+        <w:rPr>
+          <w:sz w:val="28"/>
+          <w:szCs w:val="28"/>
+        </w:rPr>
+        <w:t>Продолжение таблицы 2.1</w:t>
+      </w:r>
+    </w:p>
+    <w:p>
+      <w:pPr>
+        <w:spacing w:line="360" w:lineRule="auto"/>
+        <w:ind w:firstLine="709"/>
+        <w:jc w:val="both"/>
+        <w:rPr>
+          <w:sz w:val="28"/>
+          <w:szCs w:val="28"/>
+        </w:rPr>
+      </w:pPr>
+    </w:p>
+    <w:tbl>
+      <w:tblPr>
+        <w:tblStyle w:val="15"/>
+        <w:tblW w:w="0" w:type="auto"/>
+        <w:tblLayout w:type="fixed"/>
+        <w:tblLook w:val="04A0" w:firstRow="1" w:lastRow="0" w:firstColumn="1" w:lastColumn="0" w:noHBand="0" w:noVBand="1"/>
+      </w:tblPr>
+      <w:tblGrid>
+        <w:gridCol w:w="1555"/>
+        <w:gridCol w:w="1984"/>
+        <w:gridCol w:w="2126"/>
+        <w:gridCol w:w="1843"/>
+        <w:gridCol w:w="1836"/>
+      </w:tblGrid>
+      <w:tr>
+        <w:tc>
+          <w:tcPr>
+            <w:tcW w:w="1555" w:type="dxa"/>
+          </w:tcPr>
+          <w:p>
+            <w:pPr>
+              <w:jc w:val="both"/>
+              <w:rPr>
+                <w:rFonts w:eastAsia="Calibri"/>
+                <w:sz w:val="26"/>
+                <w:szCs w:val="26"/>
+                <w:lang w:eastAsia="en-US"/>
+              </w:rPr>
+            </w:pPr>
+          </w:p>
+        </w:tc>
+        <w:tc>
+          <w:tcPr>
+            <w:tcW w:w="1984" w:type="dxa"/>
+          </w:tcPr>
+          <w:p>
+            <w:pPr>
+              <w:jc w:val="both"/>
+              <w:rPr>
+                <w:rFonts w:eastAsia="Calibri"/>
+                <w:sz w:val="26"/>
+                <w:szCs w:val="26"/>
+                <w:lang w:eastAsia="en-US"/>
+              </w:rPr>
+            </w:pPr>
+            <w:r>
+              <w:rPr>
+                <w:rFonts w:eastAsia="Calibri"/>
+                <w:sz w:val="26"/>
+                <w:szCs w:val="26"/>
+                <w:lang w:eastAsia="en-US"/>
+              </w:rPr>
+              <w:t>City</w:t>
+            </w:r>
+          </w:p>
+        </w:tc>
+        <w:tc>
+          <w:tcPr>
+            <w:tcW w:w="2126" w:type="dxa"/>
+          </w:tcPr>
+          <w:p>
+            <w:pPr>
+              <w:jc w:val="both"/>
+              <w:rPr>
+                <w:rFonts w:eastAsia="Calibri"/>
+                <w:sz w:val="26"/>
+                <w:szCs w:val="26"/>
+                <w:lang w:eastAsia="en-US"/>
+              </w:rPr>
+            </w:pPr>
+            <w:r>
+              <w:rPr>
+                <w:rFonts w:eastAsia="Calibri"/>
+                <w:sz w:val="26"/>
+                <w:szCs w:val="26"/>
+                <w:lang w:eastAsia="en-US"/>
+              </w:rPr>
+              <w:t>Текстовый, VARCHAR(50)</w:t>
+            </w:r>
+          </w:p>
+        </w:tc>
+        <w:tc>
+          <w:tcPr>
+            <w:tcW w:w="1843" w:type="dxa"/>
+          </w:tcPr>
+          <w:p>
+            <w:pPr>
+              <w:jc w:val="both"/>
+              <w:rPr>
+                <w:rFonts w:eastAsia="Calibri"/>
+                <w:sz w:val="26"/>
+                <w:szCs w:val="26"/>
+                <w:lang w:eastAsia="en-US"/>
+              </w:rPr>
+            </w:pPr>
+            <w:r>
+              <w:rPr>
+                <w:rFonts w:eastAsia="Calibri"/>
+                <w:sz w:val="26"/>
+                <w:szCs w:val="26"/>
+                <w:lang w:eastAsia="en-US"/>
+              </w:rPr>
+              <w:t>Да</w:t>
+            </w:r>
+          </w:p>
+        </w:tc>
+        <w:tc>
+          <w:tcPr>
+            <w:tcW w:w="1836" w:type="dxa"/>
+          </w:tcPr>
+          <w:p>
+            <w:pPr>
+              <w:jc w:val="both"/>
+              <w:rPr>
+                <w:rFonts w:eastAsia="Calibri"/>
+                <w:sz w:val="26"/>
+                <w:szCs w:val="26"/>
+                <w:lang w:eastAsia="en-US"/>
+              </w:rPr>
+            </w:pPr>
+            <w:r>
+              <w:rPr>
+                <w:rFonts w:eastAsia="Calibri"/>
+                <w:sz w:val="26"/>
+                <w:szCs w:val="26"/>
+                <w:lang w:eastAsia="en-US"/>
+              </w:rPr>
+              <w:t>Город проживания</w:t>
+            </w:r>
+          </w:p>
+        </w:tc>
+      </w:tr>
+      <w:tr>
+        <w:tc>
+          <w:tcPr>
+            <w:tcW w:w="1555" w:type="dxa"/>
+          </w:tcPr>
+          <w:p>
+            <w:pPr>
+              <w:jc w:val="both"/>
+              <w:rPr>
+                <w:rFonts w:eastAsia="Calibri"/>
+                <w:sz w:val="26"/>
+                <w:szCs w:val="26"/>
+                <w:lang w:eastAsia="en-US"/>
+              </w:rPr>
+            </w:pPr>
+          </w:p>
+        </w:tc>
+        <w:tc>
+          <w:tcPr>
+            <w:tcW w:w="1984" w:type="dxa"/>
+          </w:tcPr>
+          <w:p>
+            <w:pPr>
+              <w:jc w:val="both"/>
+              <w:rPr>
+                <w:rFonts w:eastAsia="Calibri"/>
+                <w:sz w:val="26"/>
+                <w:szCs w:val="26"/>
+                <w:lang w:eastAsia="en-US"/>
+              </w:rPr>
+            </w:pPr>
+            <w:r>
+              <w:rPr>
+                <w:rFonts w:eastAsia="Calibri"/>
+                <w:sz w:val="26"/>
+                <w:szCs w:val="26"/>
+                <w:lang w:eastAsia="en-US"/>
+              </w:rPr>
+              <w:t>Street</w:t>
+            </w:r>
+          </w:p>
+        </w:tc>
+        <w:tc>
+          <w:tcPr>
+            <w:tcW w:w="2126" w:type="dxa"/>
+          </w:tcPr>
+          <w:p>
+            <w:pPr>
+              <w:jc w:val="both"/>
+              <w:rPr>
+                <w:rFonts w:eastAsia="Calibri"/>
+                <w:sz w:val="26"/>
+                <w:szCs w:val="26"/>
+                <w:lang w:eastAsia="en-US"/>
+              </w:rPr>
+            </w:pPr>
+            <w:r>
+              <w:rPr>
+                <w:rFonts w:eastAsia="Calibri"/>
+                <w:sz w:val="26"/>
+                <w:szCs w:val="26"/>
+                <w:lang w:eastAsia="en-US"/>
+              </w:rPr>
+              <w:t>Текстовый, VARCHAR(100)</w:t>
+            </w:r>
+          </w:p>
+        </w:tc>
+        <w:tc>
+          <w:tcPr>
+            <w:tcW w:w="1843" w:type="dxa"/>
+          </w:tcPr>
+          <w:p>
+            <w:pPr>
+              <w:jc w:val="both"/>
+              <w:rPr>
+                <w:rFonts w:eastAsia="Calibri"/>
+                <w:sz w:val="26"/>
+                <w:szCs w:val="26"/>
+                <w:lang w:eastAsia="en-US"/>
+              </w:rPr>
+            </w:pPr>
+            <w:r>
+              <w:rPr>
+                <w:rFonts w:eastAsia="Calibri"/>
+                <w:sz w:val="26"/>
+                <w:szCs w:val="26"/>
+                <w:lang w:eastAsia="en-US"/>
+              </w:rPr>
+              <w:t>Да</w:t>
+            </w:r>
+          </w:p>
+        </w:tc>
+        <w:tc>
+          <w:tcPr>
+            <w:tcW w:w="1836" w:type="dxa"/>
+          </w:tcPr>
+          <w:p>
+            <w:pPr>
+              <w:jc w:val="both"/>
+              <w:rPr>
+                <w:rFonts w:eastAsia="Calibri"/>
+                <w:sz w:val="26"/>
+                <w:szCs w:val="26"/>
+                <w:lang w:eastAsia="en-US"/>
+              </w:rPr>
+            </w:pPr>
+            <w:r>
+              <w:rPr>
+                <w:rFonts w:eastAsia="Calibri"/>
+                <w:sz w:val="26"/>
+                <w:szCs w:val="26"/>
+                <w:lang w:eastAsia="en-US"/>
+              </w:rPr>
+              <w:t>Улица проживания</w:t>
+            </w:r>
+          </w:p>
+        </w:tc>
+      </w:tr>
+      <w:tr>
+        <w:tc>
+          <w:tcPr>
+            <w:tcW w:w="1555" w:type="dxa"/>
+          </w:tcPr>
+          <w:p>
+            <w:pPr>
+              <w:jc w:val="both"/>
+              <w:rPr>
+                <w:rFonts w:eastAsia="Calibri"/>
+                <w:sz w:val="26"/>
+                <w:szCs w:val="26"/>
+                <w:lang w:eastAsia="en-US"/>
+              </w:rPr>
+            </w:pPr>
+          </w:p>
+        </w:tc>
+        <w:tc>
+          <w:tcPr>
+            <w:tcW w:w="1984" w:type="dxa"/>
+          </w:tcPr>
+          <w:p>
+            <w:pPr>
+              <w:jc w:val="both"/>
+              <w:rPr>
+                <w:rFonts w:eastAsia="Calibri"/>
+                <w:sz w:val="26"/>
+                <w:szCs w:val="26"/>
+                <w:lang w:eastAsia="en-US"/>
+              </w:rPr>
+            </w:pPr>
+            <w:r>
+              <w:rPr>
+                <w:rFonts w:eastAsia="Calibri"/>
+                <w:sz w:val="26"/>
+                <w:szCs w:val="26"/>
+                <w:lang w:eastAsia="en-US"/>
+              </w:rPr>
+              <w:t>House</w:t>
+            </w:r>
+          </w:p>
+        </w:tc>
+        <w:tc>
+          <w:tcPr>
+            <w:tcW w:w="2126" w:type="dxa"/>
+          </w:tcPr>
+          <w:p>
+            <w:pPr>
+              <w:jc w:val="both"/>
+              <w:rPr>
+                <w:rFonts w:eastAsia="Calibri"/>
+                <w:sz w:val="26"/>
+                <w:szCs w:val="26"/>
+                <w:lang w:eastAsia="en-US"/>
+              </w:rPr>
+            </w:pPr>
+            <w:r>
+              <w:rPr>
+                <w:rFonts w:eastAsia="Calibri"/>
+                <w:sz w:val="26"/>
+                <w:szCs w:val="26"/>
+                <w:lang w:eastAsia="en-US"/>
+              </w:rPr>
+              <w:t>Текстовый, VARCHAR(10)</w:t>
+            </w:r>
+          </w:p>
+        </w:tc>
+        <w:tc>
+          <w:tcPr>
+            <w:tcW w:w="1843" w:type="dxa"/>
+          </w:tcPr>
+          <w:p>
+            <w:pPr>
+              <w:jc w:val="both"/>
+              <w:rPr>
+                <w:rFonts w:eastAsia="Calibri"/>
+                <w:sz w:val="26"/>
+                <w:szCs w:val="26"/>
+                <w:lang w:eastAsia="en-US"/>
+              </w:rPr>
+            </w:pPr>
+            <w:r>
+              <w:rPr>
+                <w:rFonts w:eastAsia="Calibri"/>
+                <w:sz w:val="26"/>
+                <w:szCs w:val="26"/>
+                <w:lang w:eastAsia="en-US"/>
+              </w:rPr>
+              <w:t>Да</w:t>
+            </w:r>
+          </w:p>
+        </w:tc>
+        <w:tc>
+          <w:tcPr>
+            <w:tcW w:w="1836" w:type="dxa"/>
+          </w:tcPr>
+          <w:p>
+            <w:pPr>
+              <w:jc w:val="both"/>
+              <w:rPr>
+                <w:rFonts w:eastAsia="Calibri"/>
+                <w:sz w:val="26"/>
+                <w:szCs w:val="26"/>
+                <w:lang w:eastAsia="en-US"/>
+              </w:rPr>
+            </w:pPr>
+            <w:r>
+              <w:rPr>
+                <w:rFonts w:eastAsia="Calibri"/>
+                <w:sz w:val="26"/>
+                <w:szCs w:val="26"/>
+                <w:lang w:eastAsia="en-US"/>
+              </w:rPr>
+              <w:t>Номер дома</w:t>
             </w:r>
           </w:p>
         </w:tc>
@@ -5522,21 +6403,1189 @@
         <w:tc>
           <w:tcPr>
             <w:tcW w:w="9344" w:type="dxa"/>
-            <w:gridSpan w:val="9"/>
+            <w:gridSpan w:val="5"/>
           </w:tcPr>
           <w:p>
             <w:pPr>
               <w:jc w:val="center"/>
               <w:rPr>
-                <w:lang w:val="en-US"/>
+                <w:rFonts w:eastAsia="Calibri"/>
+                <w:sz w:val="26"/>
+                <w:szCs w:val="26"/>
+                <w:lang w:eastAsia="en-US"/>
               </w:rPr>
             </w:pPr>
             <w:proofErr w:type="spellStart"/>
             <w:r>
               <w:rPr>
-                <w:lang w:val="en-US"/>
-              </w:rPr>
-              <w:t>TypeProd</w:t>
+                <w:rFonts w:eastAsia="Calibri"/>
+                <w:sz w:val="26"/>
+                <w:szCs w:val="26"/>
+                <w:lang w:eastAsia="en-US"/>
+              </w:rPr>
+              <w:t>Account</w:t>
+            </w:r>
+            <w:proofErr w:type="spellEnd"/>
+            <w:r>
+              <w:rPr>
+                <w:rFonts w:eastAsia="Calibri"/>
+                <w:sz w:val="26"/>
+                <w:szCs w:val="26"/>
+                <w:lang w:eastAsia="en-US"/>
+              </w:rPr>
+              <w:t xml:space="preserve"> (Счёт)</w:t>
+            </w:r>
+          </w:p>
+        </w:tc>
+      </w:tr>
+      <w:tr>
+        <w:tc>
+          <w:tcPr>
+            <w:tcW w:w="1555" w:type="dxa"/>
+          </w:tcPr>
+          <w:p>
+            <w:pPr>
+              <w:jc w:val="both"/>
+              <w:rPr>
+                <w:rFonts w:eastAsia="Calibri"/>
+                <w:sz w:val="26"/>
+                <w:szCs w:val="26"/>
+                <w:lang w:eastAsia="en-US"/>
+              </w:rPr>
+            </w:pPr>
+            <w:r>
+              <w:rPr>
+                <w:rFonts w:eastAsia="Calibri"/>
+                <w:sz w:val="26"/>
+                <w:szCs w:val="26"/>
+                <w:lang w:eastAsia="en-US"/>
+              </w:rPr>
+              <w:t>Первичный ключ</w:t>
+            </w:r>
+          </w:p>
+        </w:tc>
+        <w:tc>
+          <w:tcPr>
+            <w:tcW w:w="1984" w:type="dxa"/>
+          </w:tcPr>
+          <w:p>
+            <w:pPr>
+              <w:jc w:val="both"/>
+              <w:rPr>
+                <w:rFonts w:eastAsia="Calibri"/>
+                <w:sz w:val="26"/>
+                <w:szCs w:val="26"/>
+                <w:lang w:eastAsia="en-US"/>
+              </w:rPr>
+            </w:pPr>
+            <w:proofErr w:type="spellStart"/>
+            <w:r>
+              <w:rPr>
+                <w:rFonts w:eastAsia="Calibri"/>
+                <w:sz w:val="26"/>
+                <w:szCs w:val="26"/>
+                <w:lang w:eastAsia="en-US"/>
+              </w:rPr>
+              <w:t>AccountID</w:t>
+            </w:r>
+            <w:proofErr w:type="spellEnd"/>
+          </w:p>
+        </w:tc>
+        <w:tc>
+          <w:tcPr>
+            <w:tcW w:w="2126" w:type="dxa"/>
+          </w:tcPr>
+          <w:p>
+            <w:pPr>
+              <w:jc w:val="both"/>
+              <w:rPr>
+                <w:rFonts w:eastAsia="Calibri"/>
+                <w:sz w:val="26"/>
+                <w:szCs w:val="26"/>
+                <w:lang w:eastAsia="en-US"/>
+              </w:rPr>
+            </w:pPr>
+            <w:r>
+              <w:rPr>
+                <w:rFonts w:eastAsia="Calibri"/>
+                <w:sz w:val="26"/>
+                <w:szCs w:val="26"/>
+                <w:lang w:eastAsia="en-US"/>
+              </w:rPr>
+              <w:t>Числовой, INT</w:t>
+            </w:r>
+          </w:p>
+        </w:tc>
+        <w:tc>
+          <w:tcPr>
+            <w:tcW w:w="1843" w:type="dxa"/>
+          </w:tcPr>
+          <w:p>
+            <w:pPr>
+              <w:jc w:val="both"/>
+              <w:rPr>
+                <w:rFonts w:eastAsia="Calibri"/>
+                <w:sz w:val="26"/>
+                <w:szCs w:val="26"/>
+                <w:lang w:eastAsia="en-US"/>
+              </w:rPr>
+            </w:pPr>
+            <w:r>
+              <w:rPr>
+                <w:rFonts w:eastAsia="Calibri"/>
+                <w:sz w:val="26"/>
+                <w:szCs w:val="26"/>
+                <w:lang w:eastAsia="en-US"/>
+              </w:rPr>
+              <w:t>Да</w:t>
+            </w:r>
+          </w:p>
+        </w:tc>
+        <w:tc>
+          <w:tcPr>
+            <w:tcW w:w="1836" w:type="dxa"/>
+          </w:tcPr>
+          <w:p>
+            <w:pPr>
+              <w:jc w:val="both"/>
+              <w:rPr>
+                <w:rFonts w:eastAsia="Calibri"/>
+                <w:sz w:val="26"/>
+                <w:szCs w:val="26"/>
+                <w:lang w:eastAsia="en-US"/>
+              </w:rPr>
+            </w:pPr>
+            <w:r>
+              <w:rPr>
+                <w:rFonts w:eastAsia="Calibri"/>
+                <w:sz w:val="26"/>
+                <w:szCs w:val="26"/>
+                <w:lang w:eastAsia="en-US"/>
+              </w:rPr>
+              <w:t>ID счёта</w:t>
+            </w:r>
+          </w:p>
+        </w:tc>
+      </w:tr>
+      <w:tr>
+        <w:tc>
+          <w:tcPr>
+            <w:tcW w:w="1555" w:type="dxa"/>
+          </w:tcPr>
+          <w:p>
+            <w:pPr>
+              <w:jc w:val="both"/>
+              <w:rPr>
+                <w:rFonts w:eastAsia="Calibri"/>
+                <w:sz w:val="26"/>
+                <w:szCs w:val="26"/>
+                <w:lang w:eastAsia="en-US"/>
+              </w:rPr>
+            </w:pPr>
+            <w:r>
+              <w:rPr>
+                <w:rFonts w:eastAsia="Calibri"/>
+                <w:sz w:val="26"/>
+                <w:szCs w:val="26"/>
+                <w:lang w:eastAsia="en-US"/>
+              </w:rPr>
+              <w:t>Внешний ключ</w:t>
+            </w:r>
+          </w:p>
+        </w:tc>
+        <w:tc>
+          <w:tcPr>
+            <w:tcW w:w="1984" w:type="dxa"/>
+          </w:tcPr>
+          <w:p>
+            <w:pPr>
+              <w:jc w:val="both"/>
+              <w:rPr>
+                <w:rFonts w:eastAsia="Calibri"/>
+                <w:sz w:val="26"/>
+                <w:szCs w:val="26"/>
+                <w:lang w:eastAsia="en-US"/>
+              </w:rPr>
+            </w:pPr>
+            <w:proofErr w:type="spellStart"/>
+            <w:r>
+              <w:rPr>
+                <w:rFonts w:eastAsia="Calibri"/>
+                <w:sz w:val="26"/>
+                <w:szCs w:val="26"/>
+                <w:lang w:eastAsia="en-US"/>
+              </w:rPr>
+              <w:t>PassportNumber</w:t>
+            </w:r>
+            <w:proofErr w:type="spellEnd"/>
+          </w:p>
+        </w:tc>
+        <w:tc>
+          <w:tcPr>
+            <w:tcW w:w="2126" w:type="dxa"/>
+          </w:tcPr>
+          <w:p>
+            <w:pPr>
+              <w:jc w:val="both"/>
+              <w:rPr>
+                <w:rFonts w:eastAsia="Calibri"/>
+                <w:sz w:val="26"/>
+                <w:szCs w:val="26"/>
+                <w:lang w:eastAsia="en-US"/>
+              </w:rPr>
+            </w:pPr>
+            <w:r>
+              <w:rPr>
+                <w:rFonts w:eastAsia="Calibri"/>
+                <w:sz w:val="26"/>
+                <w:szCs w:val="26"/>
+                <w:lang w:eastAsia="en-US"/>
+              </w:rPr>
+              <w:t>Текстовый, CHAR(10)</w:t>
+            </w:r>
+          </w:p>
+        </w:tc>
+        <w:tc>
+          <w:tcPr>
+            <w:tcW w:w="1843" w:type="dxa"/>
+          </w:tcPr>
+          <w:p>
+            <w:pPr>
+              <w:jc w:val="both"/>
+              <w:rPr>
+                <w:rFonts w:eastAsia="Calibri"/>
+                <w:sz w:val="26"/>
+                <w:szCs w:val="26"/>
+                <w:lang w:eastAsia="en-US"/>
+              </w:rPr>
+            </w:pPr>
+            <w:r>
+              <w:rPr>
+                <w:rFonts w:eastAsia="Calibri"/>
+                <w:sz w:val="26"/>
+                <w:szCs w:val="26"/>
+                <w:lang w:eastAsia="en-US"/>
+              </w:rPr>
+              <w:t>Да</w:t>
+            </w:r>
+          </w:p>
+        </w:tc>
+        <w:tc>
+          <w:tcPr>
+            <w:tcW w:w="1836" w:type="dxa"/>
+          </w:tcPr>
+          <w:p>
+            <w:pPr>
+              <w:jc w:val="both"/>
+              <w:rPr>
+                <w:rFonts w:eastAsia="Calibri"/>
+                <w:sz w:val="26"/>
+                <w:szCs w:val="26"/>
+                <w:lang w:eastAsia="en-US"/>
+              </w:rPr>
+            </w:pPr>
+            <w:r>
+              <w:rPr>
+                <w:rFonts w:eastAsia="Calibri"/>
+                <w:sz w:val="26"/>
+                <w:szCs w:val="26"/>
+                <w:lang w:eastAsia="en-US"/>
+              </w:rPr>
+              <w:t>Внешний ключ на таблицу Client</w:t>
+            </w:r>
+          </w:p>
+        </w:tc>
+      </w:tr>
+      <w:tr>
+        <w:tc>
+          <w:tcPr>
+            <w:tcW w:w="1555" w:type="dxa"/>
+          </w:tcPr>
+          <w:p>
+            <w:pPr>
+              <w:jc w:val="both"/>
+              <w:rPr>
+                <w:rFonts w:eastAsia="Calibri"/>
+                <w:sz w:val="26"/>
+                <w:szCs w:val="26"/>
+                <w:lang w:eastAsia="en-US"/>
+              </w:rPr>
+            </w:pPr>
+          </w:p>
+        </w:tc>
+        <w:tc>
+          <w:tcPr>
+            <w:tcW w:w="1984" w:type="dxa"/>
+          </w:tcPr>
+          <w:p>
+            <w:pPr>
+              <w:jc w:val="both"/>
+              <w:rPr>
+                <w:rFonts w:eastAsia="Calibri"/>
+                <w:sz w:val="26"/>
+                <w:szCs w:val="26"/>
+                <w:lang w:eastAsia="en-US"/>
+              </w:rPr>
+            </w:pPr>
+            <w:proofErr w:type="spellStart"/>
+            <w:r>
+              <w:rPr>
+                <w:rFonts w:eastAsia="Calibri"/>
+                <w:sz w:val="26"/>
+                <w:szCs w:val="26"/>
+                <w:lang w:eastAsia="en-US"/>
+              </w:rPr>
+              <w:t>AccountType</w:t>
+            </w:r>
+            <w:proofErr w:type="spellEnd"/>
+          </w:p>
+        </w:tc>
+        <w:tc>
+          <w:tcPr>
+            <w:tcW w:w="2126" w:type="dxa"/>
+          </w:tcPr>
+          <w:p>
+            <w:pPr>
+              <w:jc w:val="both"/>
+              <w:rPr>
+                <w:rFonts w:eastAsia="Calibri"/>
+                <w:sz w:val="26"/>
+                <w:szCs w:val="26"/>
+                <w:lang w:eastAsia="en-US"/>
+              </w:rPr>
+            </w:pPr>
+            <w:r>
+              <w:rPr>
+                <w:rFonts w:eastAsia="Calibri"/>
+                <w:sz w:val="26"/>
+                <w:szCs w:val="26"/>
+                <w:lang w:eastAsia="en-US"/>
+              </w:rPr>
+              <w:t>Текстовый, VARCHAR(30)</w:t>
+            </w:r>
+          </w:p>
+        </w:tc>
+        <w:tc>
+          <w:tcPr>
+            <w:tcW w:w="1843" w:type="dxa"/>
+          </w:tcPr>
+          <w:p>
+            <w:pPr>
+              <w:jc w:val="both"/>
+              <w:rPr>
+                <w:rFonts w:eastAsia="Calibri"/>
+                <w:sz w:val="26"/>
+                <w:szCs w:val="26"/>
+                <w:lang w:eastAsia="en-US"/>
+              </w:rPr>
+            </w:pPr>
+            <w:r>
+              <w:rPr>
+                <w:rFonts w:eastAsia="Calibri"/>
+                <w:sz w:val="26"/>
+                <w:szCs w:val="26"/>
+                <w:lang w:eastAsia="en-US"/>
+              </w:rPr>
+              <w:t>Да</w:t>
+            </w:r>
+          </w:p>
+        </w:tc>
+        <w:tc>
+          <w:tcPr>
+            <w:tcW w:w="1836" w:type="dxa"/>
+          </w:tcPr>
+          <w:p>
+            <w:pPr>
+              <w:jc w:val="both"/>
+              <w:rPr>
+                <w:rFonts w:eastAsia="Calibri"/>
+                <w:sz w:val="26"/>
+                <w:szCs w:val="26"/>
+                <w:lang w:eastAsia="en-US"/>
+              </w:rPr>
+            </w:pPr>
+            <w:r>
+              <w:rPr>
+                <w:rFonts w:eastAsia="Calibri"/>
+                <w:sz w:val="26"/>
+                <w:szCs w:val="26"/>
+                <w:lang w:eastAsia="en-US"/>
+              </w:rPr>
+              <w:t>Тип счёта (Текущий/Сберегательный)</w:t>
+            </w:r>
+          </w:p>
+        </w:tc>
+      </w:tr>
+      <w:tr>
+        <w:tc>
+          <w:tcPr>
+            <w:tcW w:w="1555" w:type="dxa"/>
+          </w:tcPr>
+          <w:p>
+            <w:pPr>
+              <w:jc w:val="both"/>
+              <w:rPr>
+                <w:rFonts w:eastAsia="Calibri"/>
+                <w:sz w:val="26"/>
+                <w:szCs w:val="26"/>
+                <w:lang w:eastAsia="en-US"/>
+              </w:rPr>
+            </w:pPr>
+          </w:p>
+        </w:tc>
+        <w:tc>
+          <w:tcPr>
+            <w:tcW w:w="1984" w:type="dxa"/>
+          </w:tcPr>
+          <w:p>
+            <w:pPr>
+              <w:jc w:val="both"/>
+              <w:rPr>
+                <w:rFonts w:eastAsia="Calibri"/>
+                <w:sz w:val="26"/>
+                <w:szCs w:val="26"/>
+                <w:lang w:eastAsia="en-US"/>
+              </w:rPr>
+            </w:pPr>
+            <w:r>
+              <w:rPr>
+                <w:rFonts w:eastAsia="Calibri"/>
+                <w:sz w:val="26"/>
+                <w:szCs w:val="26"/>
+                <w:lang w:eastAsia="en-US"/>
+              </w:rPr>
+              <w:t>Balance</w:t>
+            </w:r>
+          </w:p>
+        </w:tc>
+        <w:tc>
+          <w:tcPr>
+            <w:tcW w:w="2126" w:type="dxa"/>
+          </w:tcPr>
+          <w:p>
+            <w:pPr>
+              <w:jc w:val="both"/>
+              <w:rPr>
+                <w:rFonts w:eastAsia="Calibri"/>
+                <w:sz w:val="26"/>
+                <w:szCs w:val="26"/>
+                <w:lang w:eastAsia="en-US"/>
+              </w:rPr>
+            </w:pPr>
+            <w:r>
+              <w:rPr>
+                <w:rFonts w:eastAsia="Calibri"/>
+                <w:sz w:val="26"/>
+                <w:szCs w:val="26"/>
+                <w:lang w:eastAsia="en-US"/>
+              </w:rPr>
+              <w:t>Денежный, DECIMAL(15,2)</w:t>
+            </w:r>
+          </w:p>
+        </w:tc>
+        <w:tc>
+          <w:tcPr>
+            <w:tcW w:w="1843" w:type="dxa"/>
+          </w:tcPr>
+          <w:p>
+            <w:pPr>
+              <w:jc w:val="both"/>
+              <w:rPr>
+                <w:rFonts w:eastAsia="Calibri"/>
+                <w:sz w:val="26"/>
+                <w:szCs w:val="26"/>
+                <w:lang w:eastAsia="en-US"/>
+              </w:rPr>
+            </w:pPr>
+            <w:r>
+              <w:rPr>
+                <w:rFonts w:eastAsia="Calibri"/>
+                <w:sz w:val="26"/>
+                <w:szCs w:val="26"/>
+                <w:lang w:eastAsia="en-US"/>
+              </w:rPr>
+              <w:t>Да</w:t>
+            </w:r>
+          </w:p>
+        </w:tc>
+        <w:tc>
+          <w:tcPr>
+            <w:tcW w:w="1836" w:type="dxa"/>
+          </w:tcPr>
+          <w:p>
+            <w:pPr>
+              <w:jc w:val="both"/>
+              <w:rPr>
+                <w:rFonts w:eastAsia="Calibri"/>
+                <w:sz w:val="26"/>
+                <w:szCs w:val="26"/>
+                <w:lang w:eastAsia="en-US"/>
+              </w:rPr>
+            </w:pPr>
+            <w:r>
+              <w:rPr>
+                <w:rFonts w:eastAsia="Calibri"/>
+                <w:sz w:val="26"/>
+                <w:szCs w:val="26"/>
+                <w:lang w:eastAsia="en-US"/>
+              </w:rPr>
+              <w:t>Баланс счёта</w:t>
+            </w:r>
+          </w:p>
+        </w:tc>
+      </w:tr>
+      <w:tr>
+        <w:tc>
+          <w:tcPr>
+            <w:tcW w:w="1555" w:type="dxa"/>
+          </w:tcPr>
+          <w:p>
+            <w:pPr>
+              <w:jc w:val="both"/>
+              <w:rPr>
+                <w:rFonts w:eastAsia="Calibri"/>
+                <w:sz w:val="26"/>
+                <w:szCs w:val="26"/>
+                <w:lang w:eastAsia="en-US"/>
+              </w:rPr>
+            </w:pPr>
+          </w:p>
+        </w:tc>
+        <w:tc>
+          <w:tcPr>
+            <w:tcW w:w="1984" w:type="dxa"/>
+          </w:tcPr>
+          <w:p>
+            <w:pPr>
+              <w:jc w:val="both"/>
+              <w:rPr>
+                <w:rFonts w:eastAsia="Calibri"/>
+                <w:sz w:val="26"/>
+                <w:szCs w:val="26"/>
+                <w:lang w:eastAsia="en-US"/>
+              </w:rPr>
+            </w:pPr>
+            <w:proofErr w:type="spellStart"/>
+            <w:r>
+              <w:rPr>
+                <w:rFonts w:eastAsia="Calibri"/>
+                <w:sz w:val="26"/>
+                <w:szCs w:val="26"/>
+                <w:lang w:eastAsia="en-US"/>
+              </w:rPr>
+              <w:t>OpenDate</w:t>
+            </w:r>
+            <w:proofErr w:type="spellEnd"/>
+          </w:p>
+        </w:tc>
+        <w:tc>
+          <w:tcPr>
+            <w:tcW w:w="2126" w:type="dxa"/>
+          </w:tcPr>
+          <w:p>
+            <w:pPr>
+              <w:jc w:val="both"/>
+              <w:rPr>
+                <w:rFonts w:eastAsia="Calibri"/>
+                <w:sz w:val="26"/>
+                <w:szCs w:val="26"/>
+                <w:lang w:eastAsia="en-US"/>
+              </w:rPr>
+            </w:pPr>
+            <w:r>
+              <w:rPr>
+                <w:rFonts w:eastAsia="Calibri"/>
+                <w:sz w:val="26"/>
+                <w:szCs w:val="26"/>
+                <w:lang w:eastAsia="en-US"/>
+              </w:rPr>
+              <w:t>Дата, DATE</w:t>
+            </w:r>
+          </w:p>
+        </w:tc>
+        <w:tc>
+          <w:tcPr>
+            <w:tcW w:w="1843" w:type="dxa"/>
+          </w:tcPr>
+          <w:p>
+            <w:pPr>
+              <w:jc w:val="both"/>
+              <w:rPr>
+                <w:rFonts w:eastAsia="Calibri"/>
+                <w:sz w:val="26"/>
+                <w:szCs w:val="26"/>
+                <w:lang w:eastAsia="en-US"/>
+              </w:rPr>
+            </w:pPr>
+            <w:r>
+              <w:rPr>
+                <w:rFonts w:eastAsia="Calibri"/>
+                <w:sz w:val="26"/>
+                <w:szCs w:val="26"/>
+                <w:lang w:eastAsia="en-US"/>
+              </w:rPr>
+              <w:t>Да</w:t>
+            </w:r>
+          </w:p>
+        </w:tc>
+        <w:tc>
+          <w:tcPr>
+            <w:tcW w:w="1836" w:type="dxa"/>
+          </w:tcPr>
+          <w:p>
+            <w:pPr>
+              <w:jc w:val="both"/>
+              <w:rPr>
+                <w:rFonts w:eastAsia="Calibri"/>
+                <w:sz w:val="26"/>
+                <w:szCs w:val="26"/>
+                <w:lang w:eastAsia="en-US"/>
+              </w:rPr>
+            </w:pPr>
+            <w:r>
+              <w:rPr>
+                <w:rFonts w:eastAsia="Calibri"/>
+                <w:sz w:val="26"/>
+                <w:szCs w:val="26"/>
+                <w:lang w:eastAsia="en-US"/>
+              </w:rPr>
+              <w:t>Дата открытия счёта</w:t>
+            </w:r>
+          </w:p>
+        </w:tc>
+      </w:tr>
+      <w:tr>
+        <w:tc>
+          <w:tcPr>
+            <w:tcW w:w="1555" w:type="dxa"/>
+          </w:tcPr>
+          <w:p>
+            <w:pPr>
+              <w:jc w:val="both"/>
+              <w:rPr>
+                <w:rFonts w:eastAsia="Calibri"/>
+                <w:sz w:val="26"/>
+                <w:szCs w:val="26"/>
+                <w:lang w:eastAsia="en-US"/>
+              </w:rPr>
+            </w:pPr>
+          </w:p>
+        </w:tc>
+        <w:tc>
+          <w:tcPr>
+            <w:tcW w:w="1984" w:type="dxa"/>
+          </w:tcPr>
+          <w:p>
+            <w:pPr>
+              <w:jc w:val="both"/>
+              <w:rPr>
+                <w:rFonts w:eastAsia="Calibri"/>
+                <w:sz w:val="26"/>
+                <w:szCs w:val="26"/>
+                <w:lang w:eastAsia="en-US"/>
+              </w:rPr>
+            </w:pPr>
+            <w:proofErr w:type="spellStart"/>
+            <w:r>
+              <w:rPr>
+                <w:rFonts w:eastAsia="Calibri"/>
+                <w:sz w:val="26"/>
+                <w:szCs w:val="26"/>
+                <w:lang w:eastAsia="en-US"/>
+              </w:rPr>
+              <w:t>CloseDate</w:t>
+            </w:r>
+            <w:proofErr w:type="spellEnd"/>
+          </w:p>
+        </w:tc>
+        <w:tc>
+          <w:tcPr>
+            <w:tcW w:w="2126" w:type="dxa"/>
+          </w:tcPr>
+          <w:p>
+            <w:pPr>
+              <w:jc w:val="both"/>
+              <w:rPr>
+                <w:rFonts w:eastAsia="Calibri"/>
+                <w:sz w:val="26"/>
+                <w:szCs w:val="26"/>
+                <w:lang w:eastAsia="en-US"/>
+              </w:rPr>
+            </w:pPr>
+            <w:r>
+              <w:rPr>
+                <w:rFonts w:eastAsia="Calibri"/>
+                <w:sz w:val="26"/>
+                <w:szCs w:val="26"/>
+                <w:lang w:eastAsia="en-US"/>
+              </w:rPr>
+              <w:t>Дата, DATE</w:t>
+            </w:r>
+          </w:p>
+        </w:tc>
+        <w:tc>
+          <w:tcPr>
+            <w:tcW w:w="1843" w:type="dxa"/>
+          </w:tcPr>
+          <w:p>
+            <w:pPr>
+              <w:jc w:val="both"/>
+              <w:rPr>
+                <w:rFonts w:eastAsia="Calibri"/>
+                <w:sz w:val="26"/>
+                <w:szCs w:val="26"/>
+                <w:lang w:eastAsia="en-US"/>
+              </w:rPr>
+            </w:pPr>
+            <w:r>
+              <w:rPr>
+                <w:rFonts w:eastAsia="Calibri"/>
+                <w:sz w:val="26"/>
+                <w:szCs w:val="26"/>
+                <w:lang w:eastAsia="en-US"/>
+              </w:rPr>
+              <w:t>Нет</w:t>
+            </w:r>
+          </w:p>
+        </w:tc>
+        <w:tc>
+          <w:tcPr>
+            <w:tcW w:w="1836" w:type="dxa"/>
+          </w:tcPr>
+          <w:p>
+            <w:pPr>
+              <w:jc w:val="both"/>
+              <w:rPr>
+                <w:rFonts w:eastAsia="Calibri"/>
+                <w:sz w:val="26"/>
+                <w:szCs w:val="26"/>
+                <w:lang w:eastAsia="en-US"/>
+              </w:rPr>
+            </w:pPr>
+            <w:r>
+              <w:rPr>
+                <w:rFonts w:eastAsia="Calibri"/>
+                <w:sz w:val="26"/>
+                <w:szCs w:val="26"/>
+                <w:lang w:eastAsia="en-US"/>
+              </w:rPr>
+              <w:t>Дата закрытия счёта</w:t>
+            </w:r>
+          </w:p>
+        </w:tc>
+      </w:tr>
+      <w:tr>
+        <w:tc>
+          <w:tcPr>
+            <w:tcW w:w="1555" w:type="dxa"/>
+          </w:tcPr>
+          <w:p>
+            <w:pPr>
+              <w:jc w:val="both"/>
+              <w:rPr>
+                <w:rFonts w:eastAsia="Calibri"/>
+                <w:sz w:val="26"/>
+                <w:szCs w:val="26"/>
+                <w:lang w:eastAsia="en-US"/>
+              </w:rPr>
+            </w:pPr>
+          </w:p>
+        </w:tc>
+        <w:tc>
+          <w:tcPr>
+            <w:tcW w:w="1984" w:type="dxa"/>
+          </w:tcPr>
+          <w:p>
+            <w:pPr>
+              <w:jc w:val="both"/>
+              <w:rPr>
+                <w:rFonts w:eastAsia="Calibri"/>
+                <w:sz w:val="26"/>
+                <w:szCs w:val="26"/>
+                <w:lang w:eastAsia="en-US"/>
+              </w:rPr>
+            </w:pPr>
+            <w:proofErr w:type="spellStart"/>
+            <w:r>
+              <w:rPr>
+                <w:rFonts w:eastAsia="Calibri"/>
+                <w:sz w:val="26"/>
+                <w:szCs w:val="26"/>
+                <w:lang w:eastAsia="en-US"/>
+              </w:rPr>
+              <w:t>Status</w:t>
+            </w:r>
+            <w:proofErr w:type="spellEnd"/>
+          </w:p>
+        </w:tc>
+        <w:tc>
+          <w:tcPr>
+            <w:tcW w:w="2126" w:type="dxa"/>
+          </w:tcPr>
+          <w:p>
+            <w:pPr>
+              <w:jc w:val="both"/>
+              <w:rPr>
+                <w:rFonts w:eastAsia="Calibri"/>
+                <w:sz w:val="26"/>
+                <w:szCs w:val="26"/>
+                <w:lang w:eastAsia="en-US"/>
+              </w:rPr>
+            </w:pPr>
+            <w:r>
+              <w:rPr>
+                <w:rFonts w:eastAsia="Calibri"/>
+                <w:sz w:val="26"/>
+                <w:szCs w:val="26"/>
+                <w:lang w:eastAsia="en-US"/>
+              </w:rPr>
+              <w:t>Текстовый, VARCHAR(20)</w:t>
+            </w:r>
+          </w:p>
+        </w:tc>
+        <w:tc>
+          <w:tcPr>
+            <w:tcW w:w="1843" w:type="dxa"/>
+          </w:tcPr>
+          <w:p>
+            <w:pPr>
+              <w:jc w:val="both"/>
+              <w:rPr>
+                <w:rFonts w:eastAsia="Calibri"/>
+                <w:sz w:val="26"/>
+                <w:szCs w:val="26"/>
+                <w:lang w:eastAsia="en-US"/>
+              </w:rPr>
+            </w:pPr>
+            <w:r>
+              <w:rPr>
+                <w:rFonts w:eastAsia="Calibri"/>
+                <w:sz w:val="26"/>
+                <w:szCs w:val="26"/>
+                <w:lang w:eastAsia="en-US"/>
+              </w:rPr>
+              <w:t>Да</w:t>
+            </w:r>
+          </w:p>
+        </w:tc>
+        <w:tc>
+          <w:tcPr>
+            <w:tcW w:w="1836" w:type="dxa"/>
+          </w:tcPr>
+          <w:p>
+            <w:pPr>
+              <w:jc w:val="both"/>
+              <w:rPr>
+                <w:rFonts w:eastAsia="Calibri"/>
+                <w:sz w:val="26"/>
+                <w:szCs w:val="26"/>
+                <w:lang w:eastAsia="en-US"/>
+              </w:rPr>
+            </w:pPr>
+            <w:r>
+              <w:rPr>
+                <w:rFonts w:eastAsia="Calibri"/>
+                <w:sz w:val="26"/>
+                <w:szCs w:val="26"/>
+                <w:lang w:eastAsia="en-US"/>
+              </w:rPr>
+              <w:t>Статус счёта</w:t>
+            </w:r>
+          </w:p>
+        </w:tc>
+      </w:tr>
+      <w:tr>
+        <w:tc>
+          <w:tcPr>
+            <w:tcW w:w="9344" w:type="dxa"/>
+            <w:gridSpan w:val="5"/>
+          </w:tcPr>
+          <w:p>
+            <w:pPr>
+              <w:jc w:val="center"/>
+              <w:rPr>
+                <w:rFonts w:eastAsia="Calibri"/>
+                <w:sz w:val="26"/>
+                <w:szCs w:val="26"/>
+                <w:lang w:eastAsia="en-US"/>
+              </w:rPr>
+            </w:pPr>
+            <w:r>
+              <w:rPr>
+                <w:rFonts w:eastAsia="Calibri"/>
+                <w:sz w:val="26"/>
+                <w:szCs w:val="26"/>
+                <w:lang w:eastAsia="en-US"/>
+              </w:rPr>
+              <w:t>Card (Карта)</w:t>
+            </w:r>
+          </w:p>
+        </w:tc>
+      </w:tr>
+      <w:tr>
+        <w:tc>
+          <w:tcPr>
+            <w:tcW w:w="1555" w:type="dxa"/>
+          </w:tcPr>
+          <w:p>
+            <w:pPr>
+              <w:jc w:val="both"/>
+              <w:rPr>
+                <w:rFonts w:eastAsia="Calibri"/>
+                <w:sz w:val="26"/>
+                <w:szCs w:val="26"/>
+                <w:lang w:eastAsia="en-US"/>
+              </w:rPr>
+            </w:pPr>
+            <w:r>
+              <w:rPr>
+                <w:rFonts w:eastAsia="Calibri"/>
+                <w:sz w:val="26"/>
+                <w:szCs w:val="26"/>
+                <w:lang w:eastAsia="en-US"/>
+              </w:rPr>
+              <w:t>Первичный ключ</w:t>
+            </w:r>
+          </w:p>
+        </w:tc>
+        <w:tc>
+          <w:tcPr>
+            <w:tcW w:w="1984" w:type="dxa"/>
+          </w:tcPr>
+          <w:p>
+            <w:pPr>
+              <w:jc w:val="both"/>
+              <w:rPr>
+                <w:rFonts w:eastAsia="Calibri"/>
+                <w:sz w:val="26"/>
+                <w:szCs w:val="26"/>
+                <w:lang w:eastAsia="en-US"/>
+              </w:rPr>
+            </w:pPr>
+            <w:proofErr w:type="spellStart"/>
+            <w:r>
+              <w:rPr>
+                <w:rFonts w:eastAsia="Calibri"/>
+                <w:sz w:val="26"/>
+                <w:szCs w:val="26"/>
+                <w:lang w:eastAsia="en-US"/>
+              </w:rPr>
+              <w:t>CardNumber</w:t>
+            </w:r>
+            <w:proofErr w:type="spellEnd"/>
+          </w:p>
+        </w:tc>
+        <w:tc>
+          <w:tcPr>
+            <w:tcW w:w="2126" w:type="dxa"/>
+          </w:tcPr>
+          <w:p>
+            <w:pPr>
+              <w:jc w:val="both"/>
+              <w:rPr>
+                <w:rFonts w:eastAsia="Calibri"/>
+                <w:sz w:val="26"/>
+                <w:szCs w:val="26"/>
+                <w:lang w:eastAsia="en-US"/>
+              </w:rPr>
+            </w:pPr>
+            <w:r>
+              <w:rPr>
+                <w:rFonts w:eastAsia="Calibri"/>
+                <w:sz w:val="26"/>
+                <w:szCs w:val="26"/>
+                <w:lang w:eastAsia="en-US"/>
+              </w:rPr>
+              <w:t>Текстовый, CHAR(16)</w:t>
+            </w:r>
+          </w:p>
+        </w:tc>
+        <w:tc>
+          <w:tcPr>
+            <w:tcW w:w="1843" w:type="dxa"/>
+          </w:tcPr>
+          <w:p>
+            <w:pPr>
+              <w:jc w:val="both"/>
+              <w:rPr>
+                <w:rFonts w:eastAsia="Calibri"/>
+                <w:sz w:val="26"/>
+                <w:szCs w:val="26"/>
+                <w:lang w:eastAsia="en-US"/>
+              </w:rPr>
+            </w:pPr>
+            <w:r>
+              <w:rPr>
+                <w:rFonts w:eastAsia="Calibri"/>
+                <w:sz w:val="26"/>
+                <w:szCs w:val="26"/>
+                <w:lang w:eastAsia="en-US"/>
+              </w:rPr>
+              <w:t>Да</w:t>
+            </w:r>
+          </w:p>
+        </w:tc>
+        <w:tc>
+          <w:tcPr>
+            <w:tcW w:w="1836" w:type="dxa"/>
+          </w:tcPr>
+          <w:p>
+            <w:pPr>
+              <w:jc w:val="both"/>
+              <w:rPr>
+                <w:rFonts w:eastAsia="Calibri"/>
+                <w:sz w:val="26"/>
+                <w:szCs w:val="26"/>
+                <w:lang w:eastAsia="en-US"/>
+              </w:rPr>
+            </w:pPr>
+            <w:r>
+              <w:rPr>
+                <w:rFonts w:eastAsia="Calibri"/>
+                <w:sz w:val="26"/>
+                <w:szCs w:val="26"/>
+                <w:lang w:eastAsia="en-US"/>
+              </w:rPr>
+              <w:t>Номер карты</w:t>
+            </w:r>
+          </w:p>
+        </w:tc>
+      </w:tr>
+      <w:tr>
+        <w:tc>
+          <w:tcPr>
+            <w:tcW w:w="1555" w:type="dxa"/>
+          </w:tcPr>
+          <w:p>
+            <w:pPr>
+              <w:jc w:val="both"/>
+              <w:rPr>
+                <w:rFonts w:eastAsia="Calibri"/>
+                <w:sz w:val="26"/>
+                <w:szCs w:val="26"/>
+                <w:lang w:eastAsia="en-US"/>
+              </w:rPr>
+            </w:pPr>
+            <w:r>
+              <w:rPr>
+                <w:rFonts w:eastAsia="Calibri"/>
+                <w:sz w:val="26"/>
+                <w:szCs w:val="26"/>
+                <w:lang w:eastAsia="en-US"/>
+              </w:rPr>
+              <w:t>Внешний ключ</w:t>
+            </w:r>
+          </w:p>
+        </w:tc>
+        <w:tc>
+          <w:tcPr>
+            <w:tcW w:w="1984" w:type="dxa"/>
+          </w:tcPr>
+          <w:p>
+            <w:pPr>
+              <w:jc w:val="both"/>
+              <w:rPr>
+                <w:rFonts w:eastAsia="Calibri"/>
+                <w:sz w:val="26"/>
+                <w:szCs w:val="26"/>
+                <w:lang w:eastAsia="en-US"/>
+              </w:rPr>
+            </w:pPr>
+            <w:proofErr w:type="spellStart"/>
+            <w:r>
+              <w:rPr>
+                <w:rFonts w:eastAsia="Calibri"/>
+                <w:sz w:val="26"/>
+                <w:szCs w:val="26"/>
+                <w:lang w:eastAsia="en-US"/>
+              </w:rPr>
+              <w:t>AccountID</w:t>
+            </w:r>
+            <w:proofErr w:type="spellEnd"/>
+          </w:p>
+        </w:tc>
+        <w:tc>
+          <w:tcPr>
+            <w:tcW w:w="2126" w:type="dxa"/>
+          </w:tcPr>
+          <w:p>
+            <w:pPr>
+              <w:jc w:val="both"/>
+              <w:rPr>
+                <w:rFonts w:eastAsia="Calibri"/>
+                <w:sz w:val="26"/>
+                <w:szCs w:val="26"/>
+                <w:lang w:eastAsia="en-US"/>
+              </w:rPr>
+            </w:pPr>
+            <w:r>
+              <w:rPr>
+                <w:rFonts w:eastAsia="Calibri"/>
+                <w:sz w:val="26"/>
+                <w:szCs w:val="26"/>
+                <w:lang w:eastAsia="en-US"/>
+              </w:rPr>
+              <w:t>Числовой, INT</w:t>
+            </w:r>
+          </w:p>
+        </w:tc>
+        <w:tc>
+          <w:tcPr>
+            <w:tcW w:w="1843" w:type="dxa"/>
+          </w:tcPr>
+          <w:p>
+            <w:pPr>
+              <w:jc w:val="both"/>
+              <w:rPr>
+                <w:rFonts w:eastAsia="Calibri"/>
+                <w:sz w:val="26"/>
+                <w:szCs w:val="26"/>
+                <w:lang w:eastAsia="en-US"/>
+              </w:rPr>
+            </w:pPr>
+            <w:r>
+              <w:rPr>
+                <w:rFonts w:eastAsia="Calibri"/>
+                <w:sz w:val="26"/>
+                <w:szCs w:val="26"/>
+                <w:lang w:eastAsia="en-US"/>
+              </w:rPr>
+              <w:t>Да</w:t>
+            </w:r>
+          </w:p>
+        </w:tc>
+        <w:tc>
+          <w:tcPr>
+            <w:tcW w:w="1836" w:type="dxa"/>
+          </w:tcPr>
+          <w:p>
+            <w:pPr>
+              <w:jc w:val="both"/>
+              <w:rPr>
+                <w:rFonts w:eastAsia="Calibri"/>
+                <w:sz w:val="26"/>
+                <w:szCs w:val="26"/>
+                <w:lang w:eastAsia="en-US"/>
+              </w:rPr>
+            </w:pPr>
+            <w:r>
+              <w:rPr>
+                <w:rFonts w:eastAsia="Calibri"/>
+                <w:sz w:val="26"/>
+                <w:szCs w:val="26"/>
+                <w:lang w:eastAsia="en-US"/>
+              </w:rPr>
+              <w:t xml:space="preserve">Внешний ключ на таблицу </w:t>
+            </w:r>
+            <w:proofErr w:type="spellStart"/>
+            <w:r>
+              <w:rPr>
+                <w:rFonts w:eastAsia="Calibri"/>
+                <w:sz w:val="26"/>
+                <w:szCs w:val="26"/>
+                <w:lang w:eastAsia="en-US"/>
+              </w:rPr>
+              <w:t>Account</w:t>
             </w:r>
             <w:proofErr w:type="spellEnd"/>
           </w:p>
@@ -5545,60 +7594,119 @@
       <w:tr>
         <w:tc>
           <w:tcPr>
-            <w:tcW w:w="1441" w:type="dxa"/>
-            <w:gridSpan w:val="2"/>
+            <w:tcW w:w="1555" w:type="dxa"/>
           </w:tcPr>
           <w:p>
-            <w:r>
-              <w:t>первичный</w:t>
-            </w:r>
+            <w:pPr>
+              <w:jc w:val="both"/>
+              <w:rPr>
+                <w:rFonts w:eastAsia="Calibri"/>
+                <w:sz w:val="26"/>
+                <w:szCs w:val="26"/>
+                <w:lang w:eastAsia="en-US"/>
+              </w:rPr>
+            </w:pPr>
           </w:p>
         </w:tc>
         <w:tc>
           <w:tcPr>
-            <w:tcW w:w="2189" w:type="dxa"/>
+            <w:tcW w:w="1984" w:type="dxa"/>
           </w:tcPr>
           <w:p>
+            <w:pPr>
+              <w:jc w:val="both"/>
+              <w:rPr>
+                <w:rFonts w:eastAsia="Calibri"/>
+                <w:sz w:val="26"/>
+                <w:szCs w:val="26"/>
+                <w:lang w:eastAsia="en-US"/>
+              </w:rPr>
+            </w:pPr>
             <w:proofErr w:type="spellStart"/>
             <w:r>
-              <w:t>TypeID</w:t>
+              <w:rPr>
+                <w:rFonts w:eastAsia="Calibri"/>
+                <w:sz w:val="26"/>
+                <w:szCs w:val="26"/>
+                <w:lang w:eastAsia="en-US"/>
+              </w:rPr>
+              <w:t>CardType</w:t>
             </w:r>
             <w:proofErr w:type="spellEnd"/>
           </w:p>
         </w:tc>
         <w:tc>
           <w:tcPr>
-            <w:tcW w:w="1487" w:type="dxa"/>
-            <w:gridSpan w:val="2"/>
+            <w:tcW w:w="2126" w:type="dxa"/>
           </w:tcPr>
           <w:p>
+            <w:pPr>
+              <w:jc w:val="both"/>
+              <w:rPr>
+                <w:rFonts w:eastAsia="Calibri"/>
+                <w:sz w:val="26"/>
+                <w:szCs w:val="26"/>
+                <w:lang w:eastAsia="en-US"/>
+              </w:rPr>
+            </w:pPr>
             <w:r>
-              <w:t>числовой</w:t>
+              <w:rPr>
+                <w:rFonts w:eastAsia="Calibri"/>
+                <w:sz w:val="26"/>
+                <w:szCs w:val="26"/>
+                <w:lang w:eastAsia="en-US"/>
+              </w:rPr>
+              <w:t>Текстовый, VARCHAR(20)</w:t>
             </w:r>
           </w:p>
         </w:tc>
         <w:tc>
           <w:tcPr>
-            <w:tcW w:w="1619" w:type="dxa"/>
-            <w:gridSpan w:val="2"/>
+            <w:tcW w:w="1843" w:type="dxa"/>
           </w:tcPr>
           <w:p>
+            <w:pPr>
+              <w:jc w:val="both"/>
+              <w:rPr>
+                <w:rFonts w:eastAsia="Calibri"/>
+                <w:sz w:val="26"/>
+                <w:szCs w:val="26"/>
+                <w:lang w:eastAsia="en-US"/>
+              </w:rPr>
+            </w:pPr>
             <w:r>
+              <w:rPr>
+                <w:rFonts w:eastAsia="Calibri"/>
+                <w:sz w:val="26"/>
+                <w:szCs w:val="26"/>
+                <w:lang w:eastAsia="en-US"/>
+              </w:rPr>
               <w:t>Да</w:t>
             </w:r>
           </w:p>
         </w:tc>
         <w:tc>
           <w:tcPr>
-            <w:tcW w:w="2608" w:type="dxa"/>
-            <w:gridSpan w:val="2"/>
+            <w:tcW w:w="1836" w:type="dxa"/>
           </w:tcPr>
           <w:p>
+            <w:pPr>
+              <w:jc w:val="both"/>
+              <w:rPr>
+                <w:rFonts w:eastAsia="Calibri"/>
+                <w:sz w:val="26"/>
+                <w:szCs w:val="26"/>
+                <w:lang w:eastAsia="en-US"/>
+              </w:rPr>
+            </w:pPr>
             <w:r>
-              <w:t xml:space="preserve">Идентификационный номер </w:t>
-            </w:r>
-            <w:r>
-              <w:t>категории</w:t>
+              <w:rPr>
+                <w:rFonts w:eastAsia="Calibri"/>
+                <w:sz w:val="26"/>
+                <w:szCs w:val="26"/>
+                <w:lang w:eastAsia="en-US"/>
+              </w:rPr>
+              <w:t>Тип карты (Дебетовая/Кредитная)</w:t>
             </w:r>
           </w:p>
         </w:tc>
@@ -5606,56 +7714,359 @@
       <w:tr>
         <w:tc>
           <w:tcPr>
-            <w:tcW w:w="1441" w:type="dxa"/>
-            <w:gridSpan w:val="2"/>
+            <w:tcW w:w="1555" w:type="dxa"/>
           </w:tcPr>
-          <w:p/>
+          <w:p>
+            <w:pPr>
+              <w:jc w:val="both"/>
+              <w:rPr>
+                <w:rFonts w:eastAsia="Calibri"/>
+                <w:sz w:val="26"/>
+                <w:szCs w:val="26"/>
+                <w:lang w:eastAsia="en-US"/>
+              </w:rPr>
+            </w:pPr>
+          </w:p>
         </w:tc>
         <w:tc>
           <w:tcPr>
-            <w:tcW w:w="2189" w:type="dxa"/>
+            <w:tcW w:w="1984" w:type="dxa"/>
           </w:tcPr>
           <w:p>
+            <w:pPr>
+              <w:jc w:val="both"/>
+              <w:rPr>
+                <w:rFonts w:eastAsia="Calibri"/>
+                <w:sz w:val="26"/>
+                <w:szCs w:val="26"/>
+                <w:lang w:eastAsia="en-US"/>
+              </w:rPr>
+            </w:pPr>
             <w:proofErr w:type="spellStart"/>
             <w:r>
-              <w:t>TypeName</w:t>
+              <w:rPr>
+                <w:rFonts w:eastAsia="Calibri"/>
+                <w:sz w:val="26"/>
+                <w:szCs w:val="26"/>
+                <w:lang w:eastAsia="en-US"/>
+              </w:rPr>
+              <w:t>ExpiryDate</w:t>
             </w:r>
             <w:proofErr w:type="spellEnd"/>
           </w:p>
         </w:tc>
         <w:tc>
           <w:tcPr>
-            <w:tcW w:w="1487" w:type="dxa"/>
-            <w:gridSpan w:val="2"/>
+            <w:tcW w:w="2126" w:type="dxa"/>
           </w:tcPr>
           <w:p>
             <w:pPr>
-              <w:jc w:val="center"/>
+              <w:jc w:val="both"/>
+              <w:rPr>
+                <w:rFonts w:eastAsia="Calibri"/>
+                <w:sz w:val="26"/>
+                <w:szCs w:val="26"/>
+                <w:lang w:eastAsia="en-US"/>
+              </w:rPr>
             </w:pPr>
             <w:r>
-              <w:t>текстовый</w:t>
+              <w:rPr>
+                <w:rFonts w:eastAsia="Calibri"/>
+                <w:sz w:val="26"/>
+                <w:szCs w:val="26"/>
+                <w:lang w:eastAsia="en-US"/>
+              </w:rPr>
+              <w:t>Дата, DATE</w:t>
             </w:r>
           </w:p>
         </w:tc>
         <w:tc>
           <w:tcPr>
-            <w:tcW w:w="1619" w:type="dxa"/>
-            <w:gridSpan w:val="2"/>
+            <w:tcW w:w="1843" w:type="dxa"/>
           </w:tcPr>
           <w:p>
+            <w:pPr>
+              <w:jc w:val="both"/>
+              <w:rPr>
+                <w:rFonts w:eastAsia="Calibri"/>
+                <w:sz w:val="26"/>
+                <w:szCs w:val="26"/>
+                <w:lang w:eastAsia="en-US"/>
+              </w:rPr>
+            </w:pPr>
             <w:r>
+              <w:rPr>
+                <w:rFonts w:eastAsia="Calibri"/>
+                <w:sz w:val="26"/>
+                <w:szCs w:val="26"/>
+                <w:lang w:eastAsia="en-US"/>
+              </w:rPr>
               <w:t>Да</w:t>
             </w:r>
           </w:p>
         </w:tc>
         <w:tc>
           <w:tcPr>
-            <w:tcW w:w="2608" w:type="dxa"/>
-            <w:gridSpan w:val="2"/>
+            <w:tcW w:w="1836" w:type="dxa"/>
           </w:tcPr>
           <w:p>
+            <w:pPr>
+              <w:jc w:val="both"/>
+              <w:rPr>
+                <w:rFonts w:eastAsia="Calibri"/>
+                <w:sz w:val="26"/>
+                <w:szCs w:val="26"/>
+                <w:lang w:eastAsia="en-US"/>
+              </w:rPr>
+            </w:pPr>
             <w:r>
-              <w:t>Название категории</w:t>
+              <w:rPr>
+                <w:rFonts w:eastAsia="Calibri"/>
+                <w:sz w:val="26"/>
+                <w:szCs w:val="26"/>
+                <w:lang w:eastAsia="en-US"/>
+              </w:rPr>
+              <w:t>Срок действия карты</w:t>
+            </w:r>
+          </w:p>
+        </w:tc>
+      </w:tr>
+      <w:tr>
+        <w:tc>
+          <w:tcPr>
+            <w:tcW w:w="1555" w:type="dxa"/>
+          </w:tcPr>
+          <w:p>
+            <w:pPr>
+              <w:jc w:val="both"/>
+              <w:rPr>
+                <w:rFonts w:eastAsia="Calibri"/>
+                <w:sz w:val="26"/>
+                <w:szCs w:val="26"/>
+                <w:lang w:eastAsia="en-US"/>
+              </w:rPr>
+            </w:pPr>
+          </w:p>
+        </w:tc>
+        <w:tc>
+          <w:tcPr>
+            <w:tcW w:w="1984" w:type="dxa"/>
+          </w:tcPr>
+          <w:p>
+            <w:pPr>
+              <w:jc w:val="both"/>
+              <w:rPr>
+                <w:rFonts w:eastAsia="Calibri"/>
+                <w:sz w:val="26"/>
+                <w:szCs w:val="26"/>
+                <w:lang w:eastAsia="en-US"/>
+              </w:rPr>
+            </w:pPr>
+            <w:proofErr w:type="spellStart"/>
+            <w:r>
+              <w:rPr>
+                <w:rFonts w:eastAsia="Calibri"/>
+                <w:sz w:val="26"/>
+                <w:szCs w:val="26"/>
+                <w:lang w:eastAsia="en-US"/>
+              </w:rPr>
+              <w:t>IssueDate</w:t>
+            </w:r>
+            <w:proofErr w:type="spellEnd"/>
+          </w:p>
+        </w:tc>
+        <w:tc>
+          <w:tcPr>
+            <w:tcW w:w="2126" w:type="dxa"/>
+          </w:tcPr>
+          <w:p>
+            <w:pPr>
+              <w:jc w:val="both"/>
+              <w:rPr>
+                <w:rFonts w:eastAsia="Calibri"/>
+                <w:sz w:val="26"/>
+                <w:szCs w:val="26"/>
+                <w:lang w:eastAsia="en-US"/>
+              </w:rPr>
+            </w:pPr>
+            <w:r>
+              <w:rPr>
+                <w:rFonts w:eastAsia="Calibri"/>
+                <w:sz w:val="26"/>
+                <w:szCs w:val="26"/>
+                <w:lang w:eastAsia="en-US"/>
+              </w:rPr>
+              <w:t>Дата, DATE</w:t>
+            </w:r>
+          </w:p>
+        </w:tc>
+        <w:tc>
+          <w:tcPr>
+            <w:tcW w:w="1843" w:type="dxa"/>
+          </w:tcPr>
+          <w:p>
+            <w:pPr>
+              <w:jc w:val="both"/>
+              <w:rPr>
+                <w:rFonts w:eastAsia="Calibri"/>
+                <w:sz w:val="26"/>
+                <w:szCs w:val="26"/>
+                <w:lang w:eastAsia="en-US"/>
+              </w:rPr>
+            </w:pPr>
+            <w:r>
+              <w:rPr>
+                <w:rFonts w:eastAsia="Calibri"/>
+                <w:sz w:val="26"/>
+                <w:szCs w:val="26"/>
+                <w:lang w:eastAsia="en-US"/>
+              </w:rPr>
+              <w:t>Да</w:t>
+            </w:r>
+          </w:p>
+        </w:tc>
+        <w:tc>
+          <w:tcPr>
+            <w:tcW w:w="1836" w:type="dxa"/>
+          </w:tcPr>
+          <w:p>
+            <w:pPr>
+              <w:jc w:val="both"/>
+              <w:rPr>
+                <w:rFonts w:eastAsia="Calibri"/>
+                <w:sz w:val="26"/>
+                <w:szCs w:val="26"/>
+                <w:lang w:eastAsia="en-US"/>
+              </w:rPr>
+            </w:pPr>
+            <w:r>
+              <w:rPr>
+                <w:rFonts w:eastAsia="Calibri"/>
+                <w:sz w:val="26"/>
+                <w:szCs w:val="26"/>
+                <w:lang w:eastAsia="en-US"/>
+              </w:rPr>
+              <w:t>Дата выпуска карты</w:t>
+            </w:r>
+          </w:p>
+        </w:tc>
+      </w:tr>
+      <w:tr>
+        <w:tc>
+          <w:tcPr>
+            <w:tcW w:w="1555" w:type="dxa"/>
+          </w:tcPr>
+          <w:p>
+            <w:pPr>
+              <w:jc w:val="both"/>
+              <w:rPr>
+                <w:rFonts w:eastAsia="Calibri"/>
+                <w:sz w:val="26"/>
+                <w:szCs w:val="26"/>
+                <w:lang w:eastAsia="en-US"/>
+              </w:rPr>
+            </w:pPr>
+          </w:p>
+        </w:tc>
+        <w:tc>
+          <w:tcPr>
+            <w:tcW w:w="1984" w:type="dxa"/>
+          </w:tcPr>
+          <w:p>
+            <w:pPr>
+              <w:jc w:val="both"/>
+              <w:rPr>
+                <w:rFonts w:eastAsia="Calibri"/>
+                <w:sz w:val="26"/>
+                <w:szCs w:val="26"/>
+                <w:lang w:eastAsia="en-US"/>
+              </w:rPr>
+            </w:pPr>
+            <w:proofErr w:type="spellStart"/>
+            <w:r>
+              <w:rPr>
+                <w:rFonts w:eastAsia="Calibri"/>
+                <w:sz w:val="26"/>
+                <w:szCs w:val="26"/>
+                <w:lang w:eastAsia="en-US"/>
+              </w:rPr>
+              <w:t>Status</w:t>
+            </w:r>
+            <w:proofErr w:type="spellEnd"/>
+          </w:p>
+        </w:tc>
+        <w:tc>
+          <w:tcPr>
+            <w:tcW w:w="2126" w:type="dxa"/>
+          </w:tcPr>
+          <w:p>
+            <w:pPr>
+              <w:jc w:val="both"/>
+              <w:rPr>
+                <w:rFonts w:eastAsia="Calibri"/>
+                <w:sz w:val="26"/>
+                <w:szCs w:val="26"/>
+                <w:lang w:eastAsia="en-US"/>
+              </w:rPr>
+            </w:pPr>
+            <w:r>
+              <w:rPr>
+                <w:rFonts w:eastAsia="Calibri"/>
+                <w:sz w:val="26"/>
+                <w:szCs w:val="26"/>
+                <w:lang w:eastAsia="en-US"/>
+              </w:rPr>
+              <w:t>Текстовый, VARCHAR(20)</w:t>
+            </w:r>
+          </w:p>
+        </w:tc>
+        <w:tc>
+          <w:tcPr>
+            <w:tcW w:w="1843" w:type="dxa"/>
+          </w:tcPr>
+          <w:p>
+            <w:pPr>
+              <w:jc w:val="both"/>
+              <w:rPr>
+                <w:rFonts w:eastAsia="Calibri"/>
+                <w:sz w:val="26"/>
+                <w:szCs w:val="26"/>
+                <w:lang w:eastAsia="en-US"/>
+              </w:rPr>
+            </w:pPr>
+            <w:r>
+              <w:rPr>
+                <w:rFonts w:eastAsia="Calibri"/>
+                <w:sz w:val="26"/>
+                <w:szCs w:val="26"/>
+                <w:lang w:eastAsia="en-US"/>
+              </w:rPr>
+              <w:t>Да</w:t>
+            </w:r>
+          </w:p>
+        </w:tc>
+        <w:tc>
+          <w:tcPr>
+            <w:tcW w:w="1836" w:type="dxa"/>
+          </w:tcPr>
+          <w:p>
+            <w:pPr>
+              <w:jc w:val="both"/>
+              <w:rPr>
+                <w:rFonts w:eastAsia="Calibri"/>
+                <w:sz w:val="26"/>
+                <w:szCs w:val="26"/>
+                <w:lang w:eastAsia="en-US"/>
+              </w:rPr>
+            </w:pPr>
+            <w:r>
+              <w:rPr>
+                <w:rFonts w:eastAsia="Calibri"/>
+                <w:sz w:val="26"/>
+                <w:szCs w:val="26"/>
+                <w:lang w:eastAsia="en-US"/>
+              </w:rPr>
+              <w:t>Статус карты</w:t>
             </w:r>
           </w:p>
         </w:tc>
@@ -5664,25 +8075,26 @@
         <w:tc>
           <w:tcPr>
             <w:tcW w:w="9344" w:type="dxa"/>
-            <w:gridSpan w:val="9"/>
+            <w:gridSpan w:val="5"/>
           </w:tcPr>
           <w:p>
             <w:pPr>
               <w:jc w:val="center"/>
               <w:rPr>
-                <w:lang w:val="en-US"/>
+                <w:rFonts w:eastAsia="Calibri"/>
+                <w:sz w:val="26"/>
+                <w:szCs w:val="26"/>
+                <w:lang w:eastAsia="en-US"/>
               </w:rPr>
             </w:pPr>
-            <w:proofErr w:type="spellStart"/>
             <w:r>
-              <w:t>Attribute</w:t>
-            </w:r>
-            <w:proofErr w:type="spellEnd"/>
-            <w:r>
-              <w:rPr>
-                <w:lang w:val="en-US"/>
-              </w:rPr>
-              <w:t>Prod</w:t>
+              <w:rPr>
+                <w:rFonts w:eastAsia="Calibri"/>
+                <w:sz w:val="26"/>
+                <w:szCs w:val="26"/>
+                <w:lang w:eastAsia="en-US"/>
+              </w:rPr>
+              <w:t>Credit (Кредит)</w:t>
             </w:r>
           </w:p>
         </w:tc>
@@ -5690,56 +8102,320 @@
       <w:tr>
         <w:tc>
           <w:tcPr>
-            <w:tcW w:w="1441" w:type="dxa"/>
-            <w:gridSpan w:val="2"/>
+            <w:tcW w:w="1555" w:type="dxa"/>
           </w:tcPr>
-          <w:p/>
+          <w:p>
+            <w:pPr>
+              <w:jc w:val="both"/>
+              <w:rPr>
+                <w:rFonts w:eastAsia="Calibri"/>
+                <w:sz w:val="26"/>
+                <w:szCs w:val="26"/>
+                <w:lang w:eastAsia="en-US"/>
+              </w:rPr>
+            </w:pPr>
+            <w:r>
+              <w:rPr>
+                <w:rFonts w:eastAsia="Calibri"/>
+                <w:sz w:val="26"/>
+                <w:szCs w:val="26"/>
+                <w:lang w:eastAsia="en-US"/>
+              </w:rPr>
+              <w:t>Первичный ключ</w:t>
+            </w:r>
+          </w:p>
         </w:tc>
         <w:tc>
           <w:tcPr>
-            <w:tcW w:w="2189" w:type="dxa"/>
+            <w:tcW w:w="1984" w:type="dxa"/>
           </w:tcPr>
           <w:p>
+            <w:pPr>
+              <w:jc w:val="both"/>
+              <w:rPr>
+                <w:rFonts w:eastAsia="Calibri"/>
+                <w:sz w:val="26"/>
+                <w:szCs w:val="26"/>
+                <w:lang w:eastAsia="en-US"/>
+              </w:rPr>
+            </w:pPr>
             <w:proofErr w:type="spellStart"/>
             <w:r>
-              <w:t>AttributeID</w:t>
+              <w:rPr>
+                <w:rFonts w:eastAsia="Calibri"/>
+                <w:sz w:val="26"/>
+                <w:szCs w:val="26"/>
+                <w:lang w:eastAsia="en-US"/>
+              </w:rPr>
+              <w:t>CreditID</w:t>
             </w:r>
             <w:proofErr w:type="spellEnd"/>
           </w:p>
         </w:tc>
         <w:tc>
           <w:tcPr>
-            <w:tcW w:w="1487" w:type="dxa"/>
-            <w:gridSpan w:val="2"/>
+            <w:tcW w:w="2126" w:type="dxa"/>
           </w:tcPr>
           <w:p>
+            <w:pPr>
+              <w:jc w:val="both"/>
+              <w:rPr>
+                <w:rFonts w:eastAsia="Calibri"/>
+                <w:sz w:val="26"/>
+                <w:szCs w:val="26"/>
+                <w:lang w:eastAsia="en-US"/>
+              </w:rPr>
+            </w:pPr>
             <w:r>
-              <w:t>числовой</w:t>
+              <w:rPr>
+                <w:rFonts w:eastAsia="Calibri"/>
+                <w:sz w:val="26"/>
+                <w:szCs w:val="26"/>
+                <w:lang w:eastAsia="en-US"/>
+              </w:rPr>
+              <w:t>Числовой, INT</w:t>
             </w:r>
           </w:p>
         </w:tc>
         <w:tc>
           <w:tcPr>
-            <w:tcW w:w="1619" w:type="dxa"/>
-            <w:gridSpan w:val="2"/>
+            <w:tcW w:w="1843" w:type="dxa"/>
           </w:tcPr>
           <w:p>
+            <w:pPr>
+              <w:jc w:val="both"/>
+              <w:rPr>
+                <w:rFonts w:eastAsia="Calibri"/>
+                <w:sz w:val="26"/>
+                <w:szCs w:val="26"/>
+                <w:lang w:eastAsia="en-US"/>
+              </w:rPr>
+            </w:pPr>
             <w:r>
+              <w:rPr>
+                <w:rFonts w:eastAsia="Calibri"/>
+                <w:sz w:val="26"/>
+                <w:szCs w:val="26"/>
+                <w:lang w:eastAsia="en-US"/>
+              </w:rPr>
               <w:t>Да</w:t>
             </w:r>
           </w:p>
         </w:tc>
         <w:tc>
           <w:tcPr>
-            <w:tcW w:w="2608" w:type="dxa"/>
-            <w:gridSpan w:val="2"/>
+            <w:tcW w:w="1836" w:type="dxa"/>
           </w:tcPr>
           <w:p>
+            <w:pPr>
+              <w:jc w:val="both"/>
+              <w:rPr>
+                <w:rFonts w:eastAsia="Calibri"/>
+                <w:sz w:val="26"/>
+                <w:szCs w:val="26"/>
+                <w:lang w:eastAsia="en-US"/>
+              </w:rPr>
+            </w:pPr>
             <w:r>
-              <w:t xml:space="preserve">Идентификационный номер </w:t>
+              <w:rPr>
+                <w:rFonts w:eastAsia="Calibri"/>
+                <w:sz w:val="26"/>
+                <w:szCs w:val="26"/>
+                <w:lang w:eastAsia="en-US"/>
+              </w:rPr>
+              <w:t>ID кредита</w:t>
             </w:r>
+          </w:p>
+        </w:tc>
+      </w:tr>
+    </w:tbl>
+    <w:p>
+      <w:pPr>
+        <w:spacing w:after="160" w:line="259" w:lineRule="auto"/>
+      </w:pPr>
+      <w:r>
+        <w:br w:type="page"/>
+      </w:r>
+    </w:p>
+    <w:p>
+      <w:pPr>
+        <w:spacing w:line="360" w:lineRule="auto"/>
+        <w:ind w:firstLine="709"/>
+        <w:jc w:val="both"/>
+        <w:rPr>
+          <w:sz w:val="28"/>
+          <w:szCs w:val="28"/>
+        </w:rPr>
+      </w:pPr>
+    </w:p>
+    <w:p>
+      <w:pPr>
+        <w:spacing w:line="360" w:lineRule="auto"/>
+        <w:ind w:firstLine="709"/>
+        <w:jc w:val="both"/>
+        <w:rPr>
+          <w:sz w:val="28"/>
+          <w:szCs w:val="28"/>
+        </w:rPr>
+      </w:pPr>
+      <w:r>
+        <w:rPr>
+          <w:sz w:val="28"/>
+          <w:szCs w:val="28"/>
+        </w:rPr>
+        <w:t>Продолжение таблицы 2.1</w:t>
+      </w:r>
+    </w:p>
+    <w:p>
+      <w:pPr>
+        <w:spacing w:line="360" w:lineRule="auto"/>
+        <w:ind w:firstLine="709"/>
+        <w:jc w:val="both"/>
+        <w:rPr>
+          <w:sz w:val="28"/>
+          <w:szCs w:val="28"/>
+        </w:rPr>
+      </w:pPr>
+    </w:p>
+    <w:tbl>
+      <w:tblPr>
+        <w:tblStyle w:val="15"/>
+        <w:tblW w:w="0" w:type="auto"/>
+        <w:tblLayout w:type="fixed"/>
+        <w:tblLook w:val="04A0" w:firstRow="1" w:lastRow="0" w:firstColumn="1" w:lastColumn="0" w:noHBand="0" w:noVBand="1"/>
+      </w:tblPr>
+      <w:tblGrid>
+        <w:gridCol w:w="1555"/>
+        <w:gridCol w:w="1984"/>
+        <w:gridCol w:w="2126"/>
+        <w:gridCol w:w="1843"/>
+        <w:gridCol w:w="1836"/>
+      </w:tblGrid>
+      <w:tr>
+        <w:tc>
+          <w:tcPr>
+            <w:tcW w:w="1555" w:type="dxa"/>
+          </w:tcPr>
+          <w:p>
+            <w:pPr>
+              <w:jc w:val="both"/>
+              <w:rPr>
+                <w:rFonts w:eastAsia="Calibri"/>
+                <w:sz w:val="26"/>
+                <w:szCs w:val="26"/>
+                <w:lang w:eastAsia="en-US"/>
+              </w:rPr>
+            </w:pPr>
             <w:r>
-              <w:t>типа атрибута продукта</w:t>
+              <w:rPr>
+                <w:rFonts w:eastAsia="Calibri"/>
+                <w:sz w:val="26"/>
+                <w:szCs w:val="26"/>
+                <w:lang w:eastAsia="en-US"/>
+              </w:rPr>
+              <w:t>Внешний ключ</w:t>
+            </w:r>
+          </w:p>
+        </w:tc>
+        <w:tc>
+          <w:tcPr>
+            <w:tcW w:w="1984" w:type="dxa"/>
+          </w:tcPr>
+          <w:p>
+            <w:pPr>
+              <w:jc w:val="both"/>
+              <w:rPr>
+                <w:rFonts w:eastAsia="Calibri"/>
+                <w:sz w:val="26"/>
+                <w:szCs w:val="26"/>
+                <w:lang w:eastAsia="en-US"/>
+              </w:rPr>
+            </w:pPr>
+            <w:proofErr w:type="spellStart"/>
+            <w:r>
+              <w:rPr>
+                <w:rFonts w:eastAsia="Calibri"/>
+                <w:sz w:val="26"/>
+                <w:szCs w:val="26"/>
+                <w:lang w:eastAsia="en-US"/>
+              </w:rPr>
+              <w:t>PassportNumber</w:t>
+            </w:r>
+            <w:proofErr w:type="spellEnd"/>
+          </w:p>
+        </w:tc>
+        <w:tc>
+          <w:tcPr>
+            <w:tcW w:w="2126" w:type="dxa"/>
+          </w:tcPr>
+          <w:p>
+            <w:pPr>
+              <w:jc w:val="both"/>
+              <w:rPr>
+                <w:rFonts w:eastAsia="Calibri"/>
+                <w:sz w:val="26"/>
+                <w:szCs w:val="26"/>
+                <w:lang w:eastAsia="en-US"/>
+              </w:rPr>
+            </w:pPr>
+            <w:r>
+              <w:rPr>
+                <w:rFonts w:eastAsia="Calibri"/>
+                <w:sz w:val="26"/>
+                <w:szCs w:val="26"/>
+                <w:lang w:eastAsia="en-US"/>
+              </w:rPr>
+              <w:t>Текстовый, CHAR(10)</w:t>
+            </w:r>
+          </w:p>
+        </w:tc>
+        <w:tc>
+          <w:tcPr>
+            <w:tcW w:w="1843" w:type="dxa"/>
+          </w:tcPr>
+          <w:p>
+            <w:pPr>
+              <w:jc w:val="both"/>
+              <w:rPr>
+                <w:rFonts w:eastAsia="Calibri"/>
+                <w:sz w:val="26"/>
+                <w:szCs w:val="26"/>
+                <w:lang w:eastAsia="en-US"/>
+              </w:rPr>
+            </w:pPr>
+            <w:r>
+              <w:rPr>
+                <w:rFonts w:eastAsia="Calibri"/>
+                <w:sz w:val="26"/>
+                <w:szCs w:val="26"/>
+                <w:lang w:eastAsia="en-US"/>
+              </w:rPr>
+              <w:t>Да</w:t>
+            </w:r>
+          </w:p>
+        </w:tc>
+        <w:tc>
+          <w:tcPr>
+            <w:tcW w:w="1836" w:type="dxa"/>
+          </w:tcPr>
+          <w:p>
+            <w:pPr>
+              <w:jc w:val="both"/>
+              <w:rPr>
+                <w:rFonts w:eastAsia="Calibri"/>
+                <w:sz w:val="26"/>
+                <w:szCs w:val="26"/>
+                <w:lang w:eastAsia="en-US"/>
+              </w:rPr>
+            </w:pPr>
+            <w:r>
+              <w:rPr>
+                <w:rFonts w:eastAsia="Calibri"/>
+                <w:sz w:val="26"/>
+                <w:szCs w:val="26"/>
+                <w:lang w:eastAsia="en-US"/>
+              </w:rPr>
+              <w:t>Внешний ключ на таблицу Client</w:t>
             </w:r>
           </w:p>
         </w:tc>
@@ -5747,59 +8423,259 @@
       <w:tr>
         <w:tc>
           <w:tcPr>
-            <w:tcW w:w="1441" w:type="dxa"/>
-            <w:gridSpan w:val="2"/>
+            <w:tcW w:w="1555" w:type="dxa"/>
           </w:tcPr>
-          <w:p/>
+          <w:p>
+            <w:pPr>
+              <w:jc w:val="both"/>
+              <w:rPr>
+                <w:rFonts w:eastAsia="Calibri"/>
+                <w:sz w:val="26"/>
+                <w:szCs w:val="26"/>
+                <w:lang w:eastAsia="en-US"/>
+              </w:rPr>
+            </w:pPr>
+            <w:r>
+              <w:rPr>
+                <w:rFonts w:eastAsia="Calibri"/>
+                <w:sz w:val="26"/>
+                <w:szCs w:val="26"/>
+                <w:lang w:eastAsia="en-US"/>
+              </w:rPr>
+              <w:t>Внешний ключ</w:t>
+            </w:r>
+          </w:p>
         </w:tc>
         <w:tc>
           <w:tcPr>
-            <w:tcW w:w="2189" w:type="dxa"/>
+            <w:tcW w:w="1984" w:type="dxa"/>
           </w:tcPr>
           <w:p>
+            <w:pPr>
+              <w:jc w:val="both"/>
+              <w:rPr>
+                <w:rFonts w:eastAsia="Calibri"/>
+                <w:sz w:val="26"/>
+                <w:szCs w:val="26"/>
+                <w:lang w:eastAsia="en-US"/>
+              </w:rPr>
+            </w:pPr>
             <w:proofErr w:type="spellStart"/>
             <w:r>
-              <w:t>AttributeName</w:t>
+              <w:rPr>
+                <w:rFonts w:eastAsia="Calibri"/>
+                <w:sz w:val="26"/>
+                <w:szCs w:val="26"/>
+                <w:lang w:eastAsia="en-US"/>
+              </w:rPr>
+              <w:t>AccountID</w:t>
             </w:r>
             <w:proofErr w:type="spellEnd"/>
           </w:p>
         </w:tc>
         <w:tc>
           <w:tcPr>
-            <w:tcW w:w="1487" w:type="dxa"/>
-            <w:gridSpan w:val="2"/>
+            <w:tcW w:w="2126" w:type="dxa"/>
           </w:tcPr>
           <w:p>
+            <w:pPr>
+              <w:jc w:val="both"/>
+              <w:rPr>
+                <w:rFonts w:eastAsia="Calibri"/>
+                <w:sz w:val="26"/>
+                <w:szCs w:val="26"/>
+                <w:lang w:eastAsia="en-US"/>
+              </w:rPr>
+            </w:pPr>
             <w:r>
-              <w:t>текстовый</w:t>
+              <w:rPr>
+                <w:rFonts w:eastAsia="Calibri"/>
+                <w:sz w:val="26"/>
+                <w:szCs w:val="26"/>
+                <w:lang w:eastAsia="en-US"/>
+              </w:rPr>
+              <w:t>Числовой, INT</w:t>
             </w:r>
           </w:p>
         </w:tc>
         <w:tc>
           <w:tcPr>
-            <w:tcW w:w="1619" w:type="dxa"/>
-            <w:gridSpan w:val="2"/>
+            <w:tcW w:w="1843" w:type="dxa"/>
           </w:tcPr>
           <w:p>
+            <w:pPr>
+              <w:jc w:val="both"/>
+              <w:rPr>
+                <w:rFonts w:eastAsia="Calibri"/>
+                <w:sz w:val="26"/>
+                <w:szCs w:val="26"/>
+                <w:lang w:eastAsia="en-US"/>
+              </w:rPr>
+            </w:pPr>
             <w:r>
+              <w:rPr>
+                <w:rFonts w:eastAsia="Calibri"/>
+                <w:sz w:val="26"/>
+                <w:szCs w:val="26"/>
+                <w:lang w:eastAsia="en-US"/>
+              </w:rPr>
               <w:t>Да</w:t>
             </w:r>
           </w:p>
         </w:tc>
         <w:tc>
           <w:tcPr>
-            <w:tcW w:w="2608" w:type="dxa"/>
-            <w:gridSpan w:val="2"/>
+            <w:tcW w:w="1836" w:type="dxa"/>
           </w:tcPr>
           <w:p>
+            <w:pPr>
+              <w:jc w:val="both"/>
+              <w:rPr>
+                <w:rFonts w:eastAsia="Calibri"/>
+                <w:sz w:val="26"/>
+                <w:szCs w:val="26"/>
+                <w:lang w:eastAsia="en-US"/>
+              </w:rPr>
+            </w:pPr>
             <w:r>
-              <w:t>Название</w:t>
+              <w:rPr>
+                <w:rFonts w:eastAsia="Calibri"/>
+                <w:sz w:val="26"/>
+                <w:szCs w:val="26"/>
+                <w:lang w:eastAsia="en-US"/>
+              </w:rPr>
+              <w:t xml:space="preserve">Внешний ключ на таблицу </w:t>
             </w:r>
+            <w:proofErr w:type="spellStart"/>
             <w:r>
-              <w:t xml:space="preserve"> </w:t>
+              <w:rPr>
+                <w:rFonts w:eastAsia="Calibri"/>
+                <w:sz w:val="26"/>
+                <w:szCs w:val="26"/>
+                <w:lang w:eastAsia="en-US"/>
+              </w:rPr>
+              <w:t>Account</w:t>
             </w:r>
+            <w:proofErr w:type="spellEnd"/>
+          </w:p>
+        </w:tc>
+      </w:tr>
+      <w:tr>
+        <w:tc>
+          <w:tcPr>
+            <w:tcW w:w="1555" w:type="dxa"/>
+          </w:tcPr>
+          <w:p>
+            <w:pPr>
+              <w:jc w:val="both"/>
+              <w:rPr>
+                <w:rFonts w:eastAsia="Calibri"/>
+                <w:sz w:val="26"/>
+                <w:szCs w:val="26"/>
+                <w:lang w:eastAsia="en-US"/>
+              </w:rPr>
+            </w:pPr>
+          </w:p>
+        </w:tc>
+        <w:tc>
+          <w:tcPr>
+            <w:tcW w:w="1984" w:type="dxa"/>
+          </w:tcPr>
+          <w:p>
+            <w:pPr>
+              <w:jc w:val="both"/>
+              <w:rPr>
+                <w:rFonts w:eastAsia="Calibri"/>
+                <w:sz w:val="26"/>
+                <w:szCs w:val="26"/>
+                <w:lang w:eastAsia="en-US"/>
+              </w:rPr>
+            </w:pPr>
+            <w:proofErr w:type="spellStart"/>
             <w:r>
-              <w:t>типа атрибута продукта</w:t>
+              <w:rPr>
+                <w:rFonts w:eastAsia="Calibri"/>
+                <w:sz w:val="26"/>
+                <w:szCs w:val="26"/>
+                <w:lang w:eastAsia="en-US"/>
+              </w:rPr>
+              <w:t>Amount</w:t>
+            </w:r>
+            <w:proofErr w:type="spellEnd"/>
+          </w:p>
+        </w:tc>
+        <w:tc>
+          <w:tcPr>
+            <w:tcW w:w="2126" w:type="dxa"/>
+          </w:tcPr>
+          <w:p>
+            <w:pPr>
+              <w:jc w:val="both"/>
+              <w:rPr>
+                <w:rFonts w:eastAsia="Calibri"/>
+                <w:sz w:val="26"/>
+                <w:szCs w:val="26"/>
+                <w:lang w:eastAsia="en-US"/>
+              </w:rPr>
+            </w:pPr>
+            <w:r>
+              <w:rPr>
+                <w:rFonts w:eastAsia="Calibri"/>
+                <w:sz w:val="26"/>
+                <w:szCs w:val="26"/>
+                <w:lang w:eastAsia="en-US"/>
+              </w:rPr>
+              <w:t>Денежный, DECIMAL(15,2)</w:t>
+            </w:r>
+          </w:p>
+        </w:tc>
+        <w:tc>
+          <w:tcPr>
+            <w:tcW w:w="1843" w:type="dxa"/>
+          </w:tcPr>
+          <w:p>
+            <w:pPr>
+              <w:jc w:val="both"/>
+              <w:rPr>
+                <w:rFonts w:eastAsia="Calibri"/>
+                <w:sz w:val="26"/>
+                <w:szCs w:val="26"/>
+                <w:lang w:eastAsia="en-US"/>
+              </w:rPr>
+            </w:pPr>
+            <w:r>
+              <w:rPr>
+                <w:rFonts w:eastAsia="Calibri"/>
+                <w:sz w:val="26"/>
+                <w:szCs w:val="26"/>
+                <w:lang w:eastAsia="en-US"/>
+              </w:rPr>
+              <w:t>Да</w:t>
+            </w:r>
+          </w:p>
+        </w:tc>
+        <w:tc>
+          <w:tcPr>
+            <w:tcW w:w="1836" w:type="dxa"/>
+          </w:tcPr>
+          <w:p>
+            <w:pPr>
+              <w:jc w:val="both"/>
+              <w:rPr>
+                <w:rFonts w:eastAsia="Calibri"/>
+                <w:sz w:val="26"/>
+                <w:szCs w:val="26"/>
+                <w:lang w:eastAsia="en-US"/>
+              </w:rPr>
+            </w:pPr>
+            <w:r>
+              <w:rPr>
+                <w:rFonts w:eastAsia="Calibri"/>
+                <w:sz w:val="26"/>
+                <w:szCs w:val="26"/>
+                <w:lang w:eastAsia="en-US"/>
+              </w:rPr>
+              <w:t>Сумма кредита</w:t>
             </w:r>
           </w:p>
         </w:tc>
@@ -5807,85 +8683,119 @@
       <w:tr>
         <w:tc>
           <w:tcPr>
-            <w:tcW w:w="1441" w:type="dxa"/>
-            <w:gridSpan w:val="2"/>
+            <w:tcW w:w="1555" w:type="dxa"/>
           </w:tcPr>
-          <w:p/>
+          <w:p>
+            <w:pPr>
+              <w:jc w:val="both"/>
+              <w:rPr>
+                <w:rFonts w:eastAsia="Calibri"/>
+                <w:sz w:val="26"/>
+                <w:szCs w:val="26"/>
+                <w:lang w:eastAsia="en-US"/>
+              </w:rPr>
+            </w:pPr>
+          </w:p>
         </w:tc>
         <w:tc>
           <w:tcPr>
-            <w:tcW w:w="2189" w:type="dxa"/>
+            <w:tcW w:w="1984" w:type="dxa"/>
           </w:tcPr>
           <w:p>
+            <w:pPr>
+              <w:jc w:val="both"/>
+              <w:rPr>
+                <w:rFonts w:eastAsia="Calibri"/>
+                <w:sz w:val="26"/>
+                <w:szCs w:val="26"/>
+                <w:lang w:eastAsia="en-US"/>
+              </w:rPr>
+            </w:pPr>
             <w:proofErr w:type="spellStart"/>
             <w:r>
-              <w:t>AttributeValueType</w:t>
+              <w:rPr>
+                <w:rFonts w:eastAsia="Calibri"/>
+                <w:sz w:val="26"/>
+                <w:szCs w:val="26"/>
+                <w:lang w:eastAsia="en-US"/>
+              </w:rPr>
+              <w:t>Status</w:t>
             </w:r>
             <w:proofErr w:type="spellEnd"/>
           </w:p>
         </w:tc>
         <w:tc>
           <w:tcPr>
-            <w:tcW w:w="1487" w:type="dxa"/>
-            <w:gridSpan w:val="2"/>
+            <w:tcW w:w="2126" w:type="dxa"/>
           </w:tcPr>
           <w:p>
+            <w:pPr>
+              <w:jc w:val="both"/>
+              <w:rPr>
+                <w:rFonts w:eastAsia="Calibri"/>
+                <w:sz w:val="26"/>
+                <w:szCs w:val="26"/>
+                <w:lang w:eastAsia="en-US"/>
+              </w:rPr>
+            </w:pPr>
             <w:r>
-              <w:t>текстовый</w:t>
+              <w:rPr>
+                <w:rFonts w:eastAsia="Calibri"/>
+                <w:sz w:val="26"/>
+                <w:szCs w:val="26"/>
+                <w:lang w:eastAsia="en-US"/>
+              </w:rPr>
+              <w:t>Текстовый, VARCHAR(20)</w:t>
             </w:r>
           </w:p>
         </w:tc>
         <w:tc>
           <w:tcPr>
-            <w:tcW w:w="1619" w:type="dxa"/>
-            <w:gridSpan w:val="2"/>
+            <w:tcW w:w="1843" w:type="dxa"/>
           </w:tcPr>
           <w:p>
+            <w:pPr>
+              <w:jc w:val="both"/>
+              <w:rPr>
+                <w:rFonts w:eastAsia="Calibri"/>
+                <w:sz w:val="26"/>
+                <w:szCs w:val="26"/>
+                <w:lang w:eastAsia="en-US"/>
+              </w:rPr>
+            </w:pPr>
             <w:r>
+              <w:rPr>
+                <w:rFonts w:eastAsia="Calibri"/>
+                <w:sz w:val="26"/>
+                <w:szCs w:val="26"/>
+                <w:lang w:eastAsia="en-US"/>
+              </w:rPr>
               <w:t>Да</w:t>
             </w:r>
           </w:p>
         </w:tc>
         <w:tc>
           <w:tcPr>
-            <w:tcW w:w="2608" w:type="dxa"/>
-            <w:gridSpan w:val="2"/>
-          </w:tcPr>
-          <w:p>
-            <w:r>
-              <w:t>Тип значения</w:t>
-            </w:r>
-            <w:r>
-              <w:t xml:space="preserve"> </w:t>
-            </w:r>
-            <w:r>
-              <w:t>типа атрибута продукта</w:t>
-            </w:r>
-          </w:p>
-        </w:tc>
-      </w:tr>
-      <w:tr>
-        <w:trPr>
-          <w:trHeight w:val="209"/>
-        </w:trPr>
-        <w:tc>
-          <w:tcPr>
-            <w:tcW w:w="9344" w:type="dxa"/>
-            <w:gridSpan w:val="9"/>
+            <w:tcW w:w="1836" w:type="dxa"/>
           </w:tcPr>
           <w:p>
             <w:pPr>
-              <w:jc w:val="center"/>
-              <w:rPr>
-                <w:lang w:val="en-US"/>
+              <w:jc w:val="both"/>
+              <w:rPr>
+                <w:rFonts w:eastAsia="Calibri"/>
+                <w:sz w:val="26"/>
+                <w:szCs w:val="26"/>
+                <w:lang w:eastAsia="en-US"/>
               </w:rPr>
             </w:pPr>
             <w:r>
               <w:rPr>
-                <w:lang w:val="en-US"/>
-              </w:rPr>
-              <w:lastRenderedPageBreak/>
-              <w:t>Stock</w:t>
+                <w:rFonts w:eastAsia="Calibri"/>
+                <w:sz w:val="26"/>
+                <w:szCs w:val="26"/>
+                <w:lang w:eastAsia="en-US"/>
+              </w:rPr>
+              <w:t>Статус кредита</w:t>
             </w:r>
           </w:p>
         </w:tc>
@@ -5893,65 +8803,119 @@
       <w:tr>
         <w:tc>
           <w:tcPr>
-            <w:tcW w:w="1441" w:type="dxa"/>
-            <w:gridSpan w:val="2"/>
+            <w:tcW w:w="1555" w:type="dxa"/>
           </w:tcPr>
           <w:p>
-            <w:r>
-              <w:t>первичный</w:t>
-            </w:r>
+            <w:pPr>
+              <w:jc w:val="both"/>
+              <w:rPr>
+                <w:rFonts w:eastAsia="Calibri"/>
+                <w:sz w:val="26"/>
+                <w:szCs w:val="26"/>
+                <w:lang w:eastAsia="en-US"/>
+              </w:rPr>
+            </w:pPr>
           </w:p>
         </w:tc>
         <w:tc>
           <w:tcPr>
-            <w:tcW w:w="2189" w:type="dxa"/>
+            <w:tcW w:w="1984" w:type="dxa"/>
           </w:tcPr>
           <w:p>
+            <w:pPr>
+              <w:jc w:val="both"/>
+              <w:rPr>
+                <w:rFonts w:eastAsia="Calibri"/>
+                <w:sz w:val="26"/>
+                <w:szCs w:val="26"/>
+                <w:lang w:eastAsia="en-US"/>
+              </w:rPr>
+            </w:pPr>
             <w:proofErr w:type="spellStart"/>
             <w:r>
-              <w:t>StockID</w:t>
+              <w:rPr>
+                <w:rFonts w:eastAsia="Calibri"/>
+                <w:sz w:val="26"/>
+                <w:szCs w:val="26"/>
+                <w:lang w:eastAsia="en-US"/>
+              </w:rPr>
+              <w:t>TermMonths</w:t>
             </w:r>
             <w:proofErr w:type="spellEnd"/>
           </w:p>
         </w:tc>
         <w:tc>
           <w:tcPr>
-            <w:tcW w:w="1487" w:type="dxa"/>
-            <w:gridSpan w:val="2"/>
+            <w:tcW w:w="2126" w:type="dxa"/>
           </w:tcPr>
           <w:p>
+            <w:pPr>
+              <w:jc w:val="both"/>
+              <w:rPr>
+                <w:rFonts w:eastAsia="Calibri"/>
+                <w:sz w:val="26"/>
+                <w:szCs w:val="26"/>
+                <w:lang w:eastAsia="en-US"/>
+              </w:rPr>
+            </w:pPr>
             <w:r>
-              <w:t>числовой</w:t>
+              <w:rPr>
+                <w:rFonts w:eastAsia="Calibri"/>
+                <w:sz w:val="26"/>
+                <w:szCs w:val="26"/>
+                <w:lang w:eastAsia="en-US"/>
+              </w:rPr>
+              <w:t>Числовой, INT</w:t>
             </w:r>
           </w:p>
         </w:tc>
         <w:tc>
           <w:tcPr>
-            <w:tcW w:w="1619" w:type="dxa"/>
-            <w:gridSpan w:val="2"/>
+            <w:tcW w:w="1843" w:type="dxa"/>
           </w:tcPr>
           <w:p>
+            <w:pPr>
+              <w:jc w:val="both"/>
+              <w:rPr>
+                <w:rFonts w:eastAsia="Calibri"/>
+                <w:sz w:val="26"/>
+                <w:szCs w:val="26"/>
+                <w:lang w:eastAsia="en-US"/>
+              </w:rPr>
+            </w:pPr>
             <w:r>
+              <w:rPr>
+                <w:rFonts w:eastAsia="Calibri"/>
+                <w:sz w:val="26"/>
+                <w:szCs w:val="26"/>
+                <w:lang w:eastAsia="en-US"/>
+              </w:rPr>
               <w:t>Да</w:t>
             </w:r>
           </w:p>
         </w:tc>
         <w:tc>
           <w:tcPr>
-            <w:tcW w:w="2608" w:type="dxa"/>
-            <w:gridSpan w:val="2"/>
+            <w:tcW w:w="1836" w:type="dxa"/>
           </w:tcPr>
           <w:p>
             <w:pPr>
-              <w:rPr>
-                <w:lang w:val="en-US"/>
+              <w:jc w:val="both"/>
+              <w:rPr>
+                <w:rFonts w:eastAsia="Calibri"/>
+                <w:sz w:val="26"/>
+                <w:szCs w:val="26"/>
+                <w:lang w:eastAsia="en-US"/>
               </w:rPr>
             </w:pPr>
             <w:r>
-              <w:t xml:space="preserve">Идентификационный номер </w:t>
-            </w:r>
-            <w:r>
-              <w:t>склада</w:t>
+              <w:rPr>
+                <w:rFonts w:eastAsia="Calibri"/>
+                <w:sz w:val="26"/>
+                <w:szCs w:val="26"/>
+                <w:lang w:eastAsia="en-US"/>
+              </w:rPr>
+              <w:t>Срок кредита в месяцах</w:t>
             </w:r>
           </w:p>
         </w:tc>
@@ -5959,51 +8923,119 @@
       <w:tr>
         <w:tc>
           <w:tcPr>
-            <w:tcW w:w="1441" w:type="dxa"/>
-            <w:gridSpan w:val="2"/>
+            <w:tcW w:w="1555" w:type="dxa"/>
           </w:tcPr>
-          <w:p/>
+          <w:p>
+            <w:pPr>
+              <w:jc w:val="both"/>
+              <w:rPr>
+                <w:rFonts w:eastAsia="Calibri"/>
+                <w:sz w:val="26"/>
+                <w:szCs w:val="26"/>
+                <w:lang w:eastAsia="en-US"/>
+              </w:rPr>
+            </w:pPr>
+          </w:p>
         </w:tc>
         <w:tc>
           <w:tcPr>
-            <w:tcW w:w="2189" w:type="dxa"/>
+            <w:tcW w:w="1984" w:type="dxa"/>
           </w:tcPr>
           <w:p>
+            <w:pPr>
+              <w:jc w:val="both"/>
+              <w:rPr>
+                <w:rFonts w:eastAsia="Calibri"/>
+                <w:sz w:val="26"/>
+                <w:szCs w:val="26"/>
+                <w:lang w:eastAsia="en-US"/>
+              </w:rPr>
+            </w:pPr>
+            <w:proofErr w:type="spellStart"/>
             <w:r>
-              <w:t>Place</w:t>
+              <w:rPr>
+                <w:rFonts w:eastAsia="Calibri"/>
+                <w:sz w:val="26"/>
+                <w:szCs w:val="26"/>
+                <w:lang w:eastAsia="en-US"/>
+              </w:rPr>
+              <w:t>InterestRate</w:t>
+            </w:r>
+            <w:proofErr w:type="spellEnd"/>
+          </w:p>
+        </w:tc>
+        <w:tc>
+          <w:tcPr>
+            <w:tcW w:w="2126" w:type="dxa"/>
+          </w:tcPr>
+          <w:p>
+            <w:pPr>
+              <w:jc w:val="both"/>
+              <w:rPr>
+                <w:rFonts w:eastAsia="Calibri"/>
+                <w:sz w:val="26"/>
+                <w:szCs w:val="26"/>
+                <w:lang w:eastAsia="en-US"/>
+              </w:rPr>
+            </w:pPr>
+            <w:r>
+              <w:rPr>
+                <w:rFonts w:eastAsia="Calibri"/>
+                <w:sz w:val="26"/>
+                <w:szCs w:val="26"/>
+                <w:lang w:eastAsia="en-US"/>
+              </w:rPr>
+              <w:t>Числовой, DECIMAL(5,2)</w:t>
             </w:r>
           </w:p>
         </w:tc>
         <w:tc>
           <w:tcPr>
-            <w:tcW w:w="1487" w:type="dxa"/>
-            <w:gridSpan w:val="2"/>
+            <w:tcW w:w="1843" w:type="dxa"/>
           </w:tcPr>
           <w:p>
+            <w:pPr>
+              <w:jc w:val="both"/>
+              <w:rPr>
+                <w:rFonts w:eastAsia="Calibri"/>
+                <w:sz w:val="26"/>
+                <w:szCs w:val="26"/>
+                <w:lang w:eastAsia="en-US"/>
+              </w:rPr>
+            </w:pPr>
             <w:r>
-              <w:t>текстовый</w:t>
-            </w:r>
-          </w:p>
-        </w:tc>
-        <w:tc>
-          <w:tcPr>
-            <w:tcW w:w="1619" w:type="dxa"/>
-            <w:gridSpan w:val="2"/>
-          </w:tcPr>
-          <w:p>
-            <w:r>
+              <w:rPr>
+                <w:rFonts w:eastAsia="Calibri"/>
+                <w:sz w:val="26"/>
+                <w:szCs w:val="26"/>
+                <w:lang w:eastAsia="en-US"/>
+              </w:rPr>
               <w:t>Да</w:t>
             </w:r>
           </w:p>
         </w:tc>
         <w:tc>
           <w:tcPr>
-            <w:tcW w:w="2608" w:type="dxa"/>
-            <w:gridSpan w:val="2"/>
+            <w:tcW w:w="1836" w:type="dxa"/>
           </w:tcPr>
           <w:p>
+            <w:pPr>
+              <w:jc w:val="both"/>
+              <w:rPr>
+                <w:rFonts w:eastAsia="Calibri"/>
+                <w:sz w:val="26"/>
+                <w:szCs w:val="26"/>
+                <w:lang w:eastAsia="en-US"/>
+              </w:rPr>
+            </w:pPr>
             <w:r>
-              <w:t>Место на складе</w:t>
+              <w:rPr>
+                <w:rFonts w:eastAsia="Calibri"/>
+                <w:sz w:val="26"/>
+                <w:szCs w:val="26"/>
+                <w:lang w:eastAsia="en-US"/>
+              </w:rPr>
+              <w:t>Процентная ставка</w:t>
             </w:r>
           </w:p>
         </w:tc>
@@ -6011,53 +9043,239 @@
       <w:tr>
         <w:tc>
           <w:tcPr>
-            <w:tcW w:w="1441" w:type="dxa"/>
-            <w:gridSpan w:val="2"/>
+            <w:tcW w:w="1555" w:type="dxa"/>
           </w:tcPr>
-          <w:p/>
+          <w:p>
+            <w:pPr>
+              <w:jc w:val="both"/>
+              <w:rPr>
+                <w:rFonts w:eastAsia="Calibri"/>
+                <w:sz w:val="26"/>
+                <w:szCs w:val="26"/>
+                <w:lang w:eastAsia="en-US"/>
+              </w:rPr>
+            </w:pPr>
+          </w:p>
         </w:tc>
         <w:tc>
           <w:tcPr>
-            <w:tcW w:w="2189" w:type="dxa"/>
+            <w:tcW w:w="1984" w:type="dxa"/>
           </w:tcPr>
           <w:p>
+            <w:pPr>
+              <w:jc w:val="both"/>
+              <w:rPr>
+                <w:rFonts w:eastAsia="Calibri"/>
+                <w:sz w:val="26"/>
+                <w:szCs w:val="26"/>
+                <w:lang w:eastAsia="en-US"/>
+              </w:rPr>
+            </w:pPr>
             <w:proofErr w:type="spellStart"/>
             <w:r>
-              <w:t>Count</w:t>
+              <w:rPr>
+                <w:rFonts w:eastAsia="Calibri"/>
+                <w:sz w:val="26"/>
+                <w:szCs w:val="26"/>
+                <w:lang w:eastAsia="en-US"/>
+              </w:rPr>
+              <w:t>StartDate</w:t>
             </w:r>
             <w:proofErr w:type="spellEnd"/>
           </w:p>
         </w:tc>
         <w:tc>
           <w:tcPr>
-            <w:tcW w:w="1487" w:type="dxa"/>
-            <w:gridSpan w:val="2"/>
+            <w:tcW w:w="2126" w:type="dxa"/>
           </w:tcPr>
           <w:p>
+            <w:pPr>
+              <w:jc w:val="both"/>
+              <w:rPr>
+                <w:rFonts w:eastAsia="Calibri"/>
+                <w:sz w:val="26"/>
+                <w:szCs w:val="26"/>
+                <w:lang w:eastAsia="en-US"/>
+              </w:rPr>
+            </w:pPr>
             <w:r>
-              <w:t>числовой</w:t>
+              <w:rPr>
+                <w:rFonts w:eastAsia="Calibri"/>
+                <w:sz w:val="26"/>
+                <w:szCs w:val="26"/>
+                <w:lang w:eastAsia="en-US"/>
+              </w:rPr>
+              <w:t>Дата, DATE</w:t>
             </w:r>
           </w:p>
         </w:tc>
         <w:tc>
           <w:tcPr>
-            <w:tcW w:w="1619" w:type="dxa"/>
-            <w:gridSpan w:val="2"/>
+            <w:tcW w:w="1843" w:type="dxa"/>
           </w:tcPr>
           <w:p>
+            <w:pPr>
+              <w:jc w:val="both"/>
+              <w:rPr>
+                <w:rFonts w:eastAsia="Calibri"/>
+                <w:sz w:val="26"/>
+                <w:szCs w:val="26"/>
+                <w:lang w:eastAsia="en-US"/>
+              </w:rPr>
+            </w:pPr>
             <w:r>
+              <w:rPr>
+                <w:rFonts w:eastAsia="Calibri"/>
+                <w:sz w:val="26"/>
+                <w:szCs w:val="26"/>
+                <w:lang w:eastAsia="en-US"/>
+              </w:rPr>
               <w:t>Да</w:t>
             </w:r>
           </w:p>
         </w:tc>
         <w:tc>
           <w:tcPr>
-            <w:tcW w:w="2608" w:type="dxa"/>
-            <w:gridSpan w:val="2"/>
+            <w:tcW w:w="1836" w:type="dxa"/>
           </w:tcPr>
           <w:p>
+            <w:pPr>
+              <w:jc w:val="both"/>
+              <w:rPr>
+                <w:rFonts w:eastAsia="Calibri"/>
+                <w:sz w:val="26"/>
+                <w:szCs w:val="26"/>
+                <w:lang w:eastAsia="en-US"/>
+              </w:rPr>
+            </w:pPr>
             <w:r>
-              <w:t>Количество единиц товара</w:t>
+              <w:rPr>
+                <w:rFonts w:eastAsia="Calibri"/>
+                <w:sz w:val="26"/>
+                <w:szCs w:val="26"/>
+                <w:lang w:eastAsia="en-US"/>
+              </w:rPr>
+              <w:t>Дата выдачи кредита</w:t>
+            </w:r>
+          </w:p>
+        </w:tc>
+      </w:tr>
+      <w:tr>
+        <w:tc>
+          <w:tcPr>
+            <w:tcW w:w="1555" w:type="dxa"/>
+          </w:tcPr>
+          <w:p>
+            <w:pPr>
+              <w:jc w:val="both"/>
+              <w:rPr>
+                <w:rFonts w:eastAsia="Calibri"/>
+                <w:sz w:val="26"/>
+                <w:szCs w:val="26"/>
+                <w:lang w:eastAsia="en-US"/>
+              </w:rPr>
+            </w:pPr>
+          </w:p>
+        </w:tc>
+        <w:tc>
+          <w:tcPr>
+            <w:tcW w:w="1984" w:type="dxa"/>
+          </w:tcPr>
+          <w:p>
+            <w:pPr>
+              <w:jc w:val="both"/>
+              <w:rPr>
+                <w:rFonts w:eastAsia="Calibri"/>
+                <w:sz w:val="26"/>
+                <w:szCs w:val="26"/>
+                <w:lang w:eastAsia="en-US"/>
+              </w:rPr>
+            </w:pPr>
+            <w:proofErr w:type="spellStart"/>
+            <w:r>
+              <w:rPr>
+                <w:rFonts w:eastAsia="Calibri"/>
+                <w:sz w:val="26"/>
+                <w:szCs w:val="26"/>
+                <w:lang w:eastAsia="en-US"/>
+              </w:rPr>
+              <w:t>EndDate</w:t>
+            </w:r>
+            <w:proofErr w:type="spellEnd"/>
+          </w:p>
+        </w:tc>
+        <w:tc>
+          <w:tcPr>
+            <w:tcW w:w="2126" w:type="dxa"/>
+          </w:tcPr>
+          <w:p>
+            <w:pPr>
+              <w:jc w:val="both"/>
+              <w:rPr>
+                <w:rFonts w:eastAsia="Calibri"/>
+                <w:sz w:val="26"/>
+                <w:szCs w:val="26"/>
+                <w:lang w:eastAsia="en-US"/>
+              </w:rPr>
+            </w:pPr>
+            <w:r>
+              <w:rPr>
+                <w:rFonts w:eastAsia="Calibri"/>
+                <w:sz w:val="26"/>
+                <w:szCs w:val="26"/>
+                <w:lang w:eastAsia="en-US"/>
+              </w:rPr>
+              <w:t>Дата, DATE</w:t>
+            </w:r>
+          </w:p>
+        </w:tc>
+        <w:tc>
+          <w:tcPr>
+            <w:tcW w:w="1843" w:type="dxa"/>
+          </w:tcPr>
+          <w:p>
+            <w:pPr>
+              <w:jc w:val="both"/>
+              <w:rPr>
+                <w:rFonts w:eastAsia="Calibri"/>
+                <w:sz w:val="26"/>
+                <w:szCs w:val="26"/>
+                <w:lang w:eastAsia="en-US"/>
+              </w:rPr>
+            </w:pPr>
+            <w:r>
+              <w:rPr>
+                <w:rFonts w:eastAsia="Calibri"/>
+                <w:sz w:val="26"/>
+                <w:szCs w:val="26"/>
+                <w:lang w:eastAsia="en-US"/>
+              </w:rPr>
+              <w:t>Да</w:t>
+            </w:r>
+          </w:p>
+        </w:tc>
+        <w:tc>
+          <w:tcPr>
+            <w:tcW w:w="1836" w:type="dxa"/>
+          </w:tcPr>
+          <w:p>
+            <w:pPr>
+              <w:jc w:val="both"/>
+              <w:rPr>
+                <w:rFonts w:eastAsia="Calibri"/>
+                <w:sz w:val="26"/>
+                <w:szCs w:val="26"/>
+                <w:lang w:eastAsia="en-US"/>
+              </w:rPr>
+            </w:pPr>
+            <w:r>
+              <w:rPr>
+                <w:rFonts w:eastAsia="Calibri"/>
+                <w:sz w:val="26"/>
+                <w:szCs w:val="26"/>
+                <w:lang w:eastAsia="en-US"/>
+              </w:rPr>
+              <w:t>Дата окончания кредита</w:t>
             </w:r>
           </w:p>
         </w:tc>
@@ -6066,15 +9284,1950 @@
         <w:tc>
           <w:tcPr>
             <w:tcW w:w="9344" w:type="dxa"/>
-            <w:gridSpan w:val="9"/>
+            <w:gridSpan w:val="5"/>
           </w:tcPr>
           <w:p>
             <w:pPr>
               <w:jc w:val="center"/>
+              <w:rPr>
+                <w:rFonts w:eastAsia="Calibri"/>
+                <w:sz w:val="26"/>
+                <w:szCs w:val="26"/>
+                <w:lang w:eastAsia="en-US"/>
+              </w:rPr>
             </w:pPr>
             <w:proofErr w:type="spellStart"/>
             <w:r>
-              <w:t>Order</w:t>
+              <w:rPr>
+                <w:rFonts w:eastAsia="Calibri"/>
+                <w:sz w:val="26"/>
+                <w:szCs w:val="26"/>
+                <w:lang w:eastAsia="en-US"/>
+              </w:rPr>
+              <w:t>CreditPayment</w:t>
+            </w:r>
+            <w:proofErr w:type="spellEnd"/>
+            <w:r>
+              <w:rPr>
+                <w:rFonts w:eastAsia="Calibri"/>
+                <w:sz w:val="26"/>
+                <w:szCs w:val="26"/>
+                <w:lang w:eastAsia="en-US"/>
+              </w:rPr>
+              <w:t xml:space="preserve"> (Платёж по кредиту)</w:t>
+            </w:r>
+          </w:p>
+        </w:tc>
+      </w:tr>
+      <w:tr>
+        <w:tc>
+          <w:tcPr>
+            <w:tcW w:w="1555" w:type="dxa"/>
+          </w:tcPr>
+          <w:p>
+            <w:pPr>
+              <w:jc w:val="both"/>
+              <w:rPr>
+                <w:rFonts w:eastAsia="Calibri"/>
+                <w:sz w:val="26"/>
+                <w:szCs w:val="26"/>
+                <w:lang w:eastAsia="en-US"/>
+              </w:rPr>
+            </w:pPr>
+            <w:r>
+              <w:rPr>
+                <w:rFonts w:eastAsia="Calibri"/>
+                <w:sz w:val="26"/>
+                <w:szCs w:val="26"/>
+                <w:lang w:eastAsia="en-US"/>
+              </w:rPr>
+              <w:t>Первичный ключ</w:t>
+            </w:r>
+          </w:p>
+        </w:tc>
+        <w:tc>
+          <w:tcPr>
+            <w:tcW w:w="1984" w:type="dxa"/>
+          </w:tcPr>
+          <w:p>
+            <w:pPr>
+              <w:jc w:val="both"/>
+              <w:rPr>
+                <w:rFonts w:eastAsia="Calibri"/>
+                <w:sz w:val="26"/>
+                <w:szCs w:val="26"/>
+                <w:lang w:eastAsia="en-US"/>
+              </w:rPr>
+            </w:pPr>
+            <w:proofErr w:type="spellStart"/>
+            <w:r>
+              <w:rPr>
+                <w:rFonts w:eastAsia="Calibri"/>
+                <w:sz w:val="26"/>
+                <w:szCs w:val="26"/>
+                <w:lang w:eastAsia="en-US"/>
+              </w:rPr>
+              <w:t>PaymentID</w:t>
+            </w:r>
+            <w:proofErr w:type="spellEnd"/>
+          </w:p>
+        </w:tc>
+        <w:tc>
+          <w:tcPr>
+            <w:tcW w:w="2126" w:type="dxa"/>
+          </w:tcPr>
+          <w:p>
+            <w:pPr>
+              <w:jc w:val="both"/>
+              <w:rPr>
+                <w:rFonts w:eastAsia="Calibri"/>
+                <w:sz w:val="26"/>
+                <w:szCs w:val="26"/>
+                <w:lang w:eastAsia="en-US"/>
+              </w:rPr>
+            </w:pPr>
+            <w:r>
+              <w:rPr>
+                <w:rFonts w:eastAsia="Calibri"/>
+                <w:sz w:val="26"/>
+                <w:szCs w:val="26"/>
+                <w:lang w:eastAsia="en-US"/>
+              </w:rPr>
+              <w:t>Числовой, INT</w:t>
+            </w:r>
+          </w:p>
+        </w:tc>
+        <w:tc>
+          <w:tcPr>
+            <w:tcW w:w="1843" w:type="dxa"/>
+          </w:tcPr>
+          <w:p>
+            <w:pPr>
+              <w:jc w:val="both"/>
+              <w:rPr>
+                <w:rFonts w:eastAsia="Calibri"/>
+                <w:sz w:val="26"/>
+                <w:szCs w:val="26"/>
+                <w:lang w:eastAsia="en-US"/>
+              </w:rPr>
+            </w:pPr>
+            <w:r>
+              <w:rPr>
+                <w:rFonts w:eastAsia="Calibri"/>
+                <w:sz w:val="26"/>
+                <w:szCs w:val="26"/>
+                <w:lang w:eastAsia="en-US"/>
+              </w:rPr>
+              <w:t>Да</w:t>
+            </w:r>
+          </w:p>
+        </w:tc>
+        <w:tc>
+          <w:tcPr>
+            <w:tcW w:w="1836" w:type="dxa"/>
+          </w:tcPr>
+          <w:p>
+            <w:pPr>
+              <w:jc w:val="both"/>
+              <w:rPr>
+                <w:rFonts w:eastAsia="Calibri"/>
+                <w:sz w:val="26"/>
+                <w:szCs w:val="26"/>
+                <w:lang w:eastAsia="en-US"/>
+              </w:rPr>
+            </w:pPr>
+            <w:r>
+              <w:rPr>
+                <w:rFonts w:eastAsia="Calibri"/>
+                <w:sz w:val="26"/>
+                <w:szCs w:val="26"/>
+                <w:lang w:eastAsia="en-US"/>
+              </w:rPr>
+              <w:t>ID платежа</w:t>
+            </w:r>
+          </w:p>
+        </w:tc>
+      </w:tr>
+      <w:tr>
+        <w:tc>
+          <w:tcPr>
+            <w:tcW w:w="1555" w:type="dxa"/>
+          </w:tcPr>
+          <w:p>
+            <w:pPr>
+              <w:jc w:val="both"/>
+              <w:rPr>
+                <w:rFonts w:eastAsia="Calibri"/>
+                <w:sz w:val="26"/>
+                <w:szCs w:val="26"/>
+                <w:lang w:eastAsia="en-US"/>
+              </w:rPr>
+            </w:pPr>
+            <w:r>
+              <w:rPr>
+                <w:rFonts w:eastAsia="Calibri"/>
+                <w:sz w:val="26"/>
+                <w:szCs w:val="26"/>
+                <w:lang w:eastAsia="en-US"/>
+              </w:rPr>
+              <w:t>Внешний ключ</w:t>
+            </w:r>
+          </w:p>
+        </w:tc>
+        <w:tc>
+          <w:tcPr>
+            <w:tcW w:w="1984" w:type="dxa"/>
+          </w:tcPr>
+          <w:p>
+            <w:pPr>
+              <w:jc w:val="both"/>
+              <w:rPr>
+                <w:rFonts w:eastAsia="Calibri"/>
+                <w:sz w:val="26"/>
+                <w:szCs w:val="26"/>
+                <w:lang w:eastAsia="en-US"/>
+              </w:rPr>
+            </w:pPr>
+            <w:proofErr w:type="spellStart"/>
+            <w:r>
+              <w:rPr>
+                <w:rFonts w:eastAsia="Calibri"/>
+                <w:sz w:val="26"/>
+                <w:szCs w:val="26"/>
+                <w:lang w:eastAsia="en-US"/>
+              </w:rPr>
+              <w:t>CreditID</w:t>
+            </w:r>
+            <w:proofErr w:type="spellEnd"/>
+          </w:p>
+        </w:tc>
+        <w:tc>
+          <w:tcPr>
+            <w:tcW w:w="2126" w:type="dxa"/>
+          </w:tcPr>
+          <w:p>
+            <w:pPr>
+              <w:jc w:val="both"/>
+              <w:rPr>
+                <w:rFonts w:eastAsia="Calibri"/>
+                <w:sz w:val="26"/>
+                <w:szCs w:val="26"/>
+                <w:lang w:eastAsia="en-US"/>
+              </w:rPr>
+            </w:pPr>
+            <w:r>
+              <w:rPr>
+                <w:rFonts w:eastAsia="Calibri"/>
+                <w:sz w:val="26"/>
+                <w:szCs w:val="26"/>
+                <w:lang w:eastAsia="en-US"/>
+              </w:rPr>
+              <w:t>Числовой, INT</w:t>
+            </w:r>
+          </w:p>
+        </w:tc>
+        <w:tc>
+          <w:tcPr>
+            <w:tcW w:w="1843" w:type="dxa"/>
+          </w:tcPr>
+          <w:p>
+            <w:pPr>
+              <w:jc w:val="both"/>
+              <w:rPr>
+                <w:rFonts w:eastAsia="Calibri"/>
+                <w:sz w:val="26"/>
+                <w:szCs w:val="26"/>
+                <w:lang w:eastAsia="en-US"/>
+              </w:rPr>
+            </w:pPr>
+            <w:r>
+              <w:rPr>
+                <w:rFonts w:eastAsia="Calibri"/>
+                <w:sz w:val="26"/>
+                <w:szCs w:val="26"/>
+                <w:lang w:eastAsia="en-US"/>
+              </w:rPr>
+              <w:t>Да</w:t>
+            </w:r>
+          </w:p>
+        </w:tc>
+        <w:tc>
+          <w:tcPr>
+            <w:tcW w:w="1836" w:type="dxa"/>
+          </w:tcPr>
+          <w:p>
+            <w:pPr>
+              <w:jc w:val="both"/>
+              <w:rPr>
+                <w:rFonts w:eastAsia="Calibri"/>
+                <w:sz w:val="26"/>
+                <w:szCs w:val="26"/>
+                <w:lang w:eastAsia="en-US"/>
+              </w:rPr>
+            </w:pPr>
+            <w:r>
+              <w:rPr>
+                <w:rFonts w:eastAsia="Calibri"/>
+                <w:sz w:val="26"/>
+                <w:szCs w:val="26"/>
+                <w:lang w:eastAsia="en-US"/>
+              </w:rPr>
+              <w:t>Внешний ключ на таблицу Credit</w:t>
+            </w:r>
+          </w:p>
+        </w:tc>
+      </w:tr>
+      <w:tr>
+        <w:tc>
+          <w:tcPr>
+            <w:tcW w:w="1555" w:type="dxa"/>
+          </w:tcPr>
+          <w:p>
+            <w:pPr>
+              <w:jc w:val="both"/>
+              <w:rPr>
+                <w:rFonts w:eastAsia="Calibri"/>
+                <w:sz w:val="26"/>
+                <w:szCs w:val="26"/>
+                <w:lang w:eastAsia="en-US"/>
+              </w:rPr>
+            </w:pPr>
+          </w:p>
+        </w:tc>
+        <w:tc>
+          <w:tcPr>
+            <w:tcW w:w="1984" w:type="dxa"/>
+          </w:tcPr>
+          <w:p>
+            <w:pPr>
+              <w:jc w:val="both"/>
+              <w:rPr>
+                <w:rFonts w:eastAsia="Calibri"/>
+                <w:sz w:val="26"/>
+                <w:szCs w:val="26"/>
+                <w:lang w:eastAsia="en-US"/>
+              </w:rPr>
+            </w:pPr>
+            <w:proofErr w:type="spellStart"/>
+            <w:r>
+              <w:rPr>
+                <w:rFonts w:eastAsia="Calibri"/>
+                <w:sz w:val="26"/>
+                <w:szCs w:val="26"/>
+                <w:lang w:eastAsia="en-US"/>
+              </w:rPr>
+              <w:t>Amount</w:t>
+            </w:r>
+            <w:proofErr w:type="spellEnd"/>
+          </w:p>
+        </w:tc>
+        <w:tc>
+          <w:tcPr>
+            <w:tcW w:w="2126" w:type="dxa"/>
+          </w:tcPr>
+          <w:p>
+            <w:pPr>
+              <w:jc w:val="both"/>
+              <w:rPr>
+                <w:rFonts w:eastAsia="Calibri"/>
+                <w:sz w:val="26"/>
+                <w:szCs w:val="26"/>
+                <w:lang w:eastAsia="en-US"/>
+              </w:rPr>
+            </w:pPr>
+            <w:r>
+              <w:rPr>
+                <w:rFonts w:eastAsia="Calibri"/>
+                <w:sz w:val="26"/>
+                <w:szCs w:val="26"/>
+                <w:lang w:eastAsia="en-US"/>
+              </w:rPr>
+              <w:t>Денежный, DECIMAL(15,2)</w:t>
+            </w:r>
+          </w:p>
+        </w:tc>
+        <w:tc>
+          <w:tcPr>
+            <w:tcW w:w="1843" w:type="dxa"/>
+          </w:tcPr>
+          <w:p>
+            <w:pPr>
+              <w:jc w:val="both"/>
+              <w:rPr>
+                <w:rFonts w:eastAsia="Calibri"/>
+                <w:sz w:val="26"/>
+                <w:szCs w:val="26"/>
+                <w:lang w:eastAsia="en-US"/>
+              </w:rPr>
+            </w:pPr>
+            <w:r>
+              <w:rPr>
+                <w:rFonts w:eastAsia="Calibri"/>
+                <w:sz w:val="26"/>
+                <w:szCs w:val="26"/>
+                <w:lang w:eastAsia="en-US"/>
+              </w:rPr>
+              <w:t>Да</w:t>
+            </w:r>
+          </w:p>
+        </w:tc>
+        <w:tc>
+          <w:tcPr>
+            <w:tcW w:w="1836" w:type="dxa"/>
+          </w:tcPr>
+          <w:p>
+            <w:pPr>
+              <w:jc w:val="both"/>
+              <w:rPr>
+                <w:rFonts w:eastAsia="Calibri"/>
+                <w:sz w:val="26"/>
+                <w:szCs w:val="26"/>
+                <w:lang w:eastAsia="en-US"/>
+              </w:rPr>
+            </w:pPr>
+            <w:r>
+              <w:rPr>
+                <w:rFonts w:eastAsia="Calibri"/>
+                <w:sz w:val="26"/>
+                <w:szCs w:val="26"/>
+                <w:lang w:eastAsia="en-US"/>
+              </w:rPr>
+              <w:t>Сумма платежа</w:t>
+            </w:r>
+          </w:p>
+        </w:tc>
+      </w:tr>
+      <w:tr>
+        <w:tc>
+          <w:tcPr>
+            <w:tcW w:w="1555" w:type="dxa"/>
+          </w:tcPr>
+          <w:p>
+            <w:pPr>
+              <w:jc w:val="both"/>
+              <w:rPr>
+                <w:rFonts w:eastAsia="Calibri"/>
+                <w:sz w:val="26"/>
+                <w:szCs w:val="26"/>
+                <w:lang w:eastAsia="en-US"/>
+              </w:rPr>
+            </w:pPr>
+          </w:p>
+        </w:tc>
+        <w:tc>
+          <w:tcPr>
+            <w:tcW w:w="1984" w:type="dxa"/>
+          </w:tcPr>
+          <w:p>
+            <w:pPr>
+              <w:jc w:val="both"/>
+              <w:rPr>
+                <w:rFonts w:eastAsia="Calibri"/>
+                <w:sz w:val="26"/>
+                <w:szCs w:val="26"/>
+                <w:lang w:eastAsia="en-US"/>
+              </w:rPr>
+            </w:pPr>
+            <w:proofErr w:type="spellStart"/>
+            <w:r>
+              <w:rPr>
+                <w:rFonts w:eastAsia="Calibri"/>
+                <w:sz w:val="26"/>
+                <w:szCs w:val="26"/>
+                <w:lang w:eastAsia="en-US"/>
+              </w:rPr>
+              <w:t>PlannedDate</w:t>
+            </w:r>
+            <w:proofErr w:type="spellEnd"/>
+          </w:p>
+        </w:tc>
+        <w:tc>
+          <w:tcPr>
+            <w:tcW w:w="2126" w:type="dxa"/>
+          </w:tcPr>
+          <w:p>
+            <w:pPr>
+              <w:jc w:val="both"/>
+              <w:rPr>
+                <w:rFonts w:eastAsia="Calibri"/>
+                <w:sz w:val="26"/>
+                <w:szCs w:val="26"/>
+                <w:lang w:eastAsia="en-US"/>
+              </w:rPr>
+            </w:pPr>
+            <w:r>
+              <w:rPr>
+                <w:rFonts w:eastAsia="Calibri"/>
+                <w:sz w:val="26"/>
+                <w:szCs w:val="26"/>
+                <w:lang w:eastAsia="en-US"/>
+              </w:rPr>
+              <w:t>Дата, DATE</w:t>
+            </w:r>
+          </w:p>
+        </w:tc>
+        <w:tc>
+          <w:tcPr>
+            <w:tcW w:w="1843" w:type="dxa"/>
+          </w:tcPr>
+          <w:p>
+            <w:pPr>
+              <w:jc w:val="both"/>
+              <w:rPr>
+                <w:rFonts w:eastAsia="Calibri"/>
+                <w:sz w:val="26"/>
+                <w:szCs w:val="26"/>
+                <w:lang w:eastAsia="en-US"/>
+              </w:rPr>
+            </w:pPr>
+            <w:r>
+              <w:rPr>
+                <w:rFonts w:eastAsia="Calibri"/>
+                <w:sz w:val="26"/>
+                <w:szCs w:val="26"/>
+                <w:lang w:eastAsia="en-US"/>
+              </w:rPr>
+              <w:t>Да</w:t>
+            </w:r>
+          </w:p>
+        </w:tc>
+        <w:tc>
+          <w:tcPr>
+            <w:tcW w:w="1836" w:type="dxa"/>
+          </w:tcPr>
+          <w:p>
+            <w:pPr>
+              <w:jc w:val="both"/>
+              <w:rPr>
+                <w:rFonts w:eastAsia="Calibri"/>
+                <w:sz w:val="26"/>
+                <w:szCs w:val="26"/>
+                <w:lang w:eastAsia="en-US"/>
+              </w:rPr>
+            </w:pPr>
+            <w:r>
+              <w:rPr>
+                <w:rFonts w:eastAsia="Calibri"/>
+                <w:sz w:val="26"/>
+                <w:szCs w:val="26"/>
+                <w:lang w:eastAsia="en-US"/>
+              </w:rPr>
+              <w:t>Плановая дата оплаты</w:t>
+            </w:r>
+          </w:p>
+        </w:tc>
+      </w:tr>
+      <w:tr>
+        <w:tc>
+          <w:tcPr>
+            <w:tcW w:w="1555" w:type="dxa"/>
+          </w:tcPr>
+          <w:p>
+            <w:pPr>
+              <w:jc w:val="both"/>
+              <w:rPr>
+                <w:rFonts w:eastAsia="Calibri"/>
+                <w:sz w:val="26"/>
+                <w:szCs w:val="26"/>
+                <w:lang w:eastAsia="en-US"/>
+              </w:rPr>
+            </w:pPr>
+          </w:p>
+        </w:tc>
+        <w:tc>
+          <w:tcPr>
+            <w:tcW w:w="1984" w:type="dxa"/>
+          </w:tcPr>
+          <w:p>
+            <w:pPr>
+              <w:jc w:val="both"/>
+              <w:rPr>
+                <w:rFonts w:eastAsia="Calibri"/>
+                <w:sz w:val="26"/>
+                <w:szCs w:val="26"/>
+                <w:lang w:eastAsia="en-US"/>
+              </w:rPr>
+            </w:pPr>
+            <w:proofErr w:type="spellStart"/>
+            <w:r>
+              <w:rPr>
+                <w:rFonts w:eastAsia="Calibri"/>
+                <w:sz w:val="26"/>
+                <w:szCs w:val="26"/>
+                <w:lang w:eastAsia="en-US"/>
+              </w:rPr>
+              <w:t>ActualDate</w:t>
+            </w:r>
+            <w:proofErr w:type="spellEnd"/>
+          </w:p>
+        </w:tc>
+        <w:tc>
+          <w:tcPr>
+            <w:tcW w:w="2126" w:type="dxa"/>
+          </w:tcPr>
+          <w:p>
+            <w:pPr>
+              <w:jc w:val="both"/>
+              <w:rPr>
+                <w:rFonts w:eastAsia="Calibri"/>
+                <w:sz w:val="26"/>
+                <w:szCs w:val="26"/>
+                <w:lang w:eastAsia="en-US"/>
+              </w:rPr>
+            </w:pPr>
+            <w:r>
+              <w:rPr>
+                <w:rFonts w:eastAsia="Calibri"/>
+                <w:sz w:val="26"/>
+                <w:szCs w:val="26"/>
+                <w:lang w:eastAsia="en-US"/>
+              </w:rPr>
+              <w:t>Дата, DATE</w:t>
+            </w:r>
+          </w:p>
+        </w:tc>
+        <w:tc>
+          <w:tcPr>
+            <w:tcW w:w="1843" w:type="dxa"/>
+          </w:tcPr>
+          <w:p>
+            <w:pPr>
+              <w:jc w:val="both"/>
+              <w:rPr>
+                <w:rFonts w:eastAsia="Calibri"/>
+                <w:sz w:val="26"/>
+                <w:szCs w:val="26"/>
+                <w:lang w:eastAsia="en-US"/>
+              </w:rPr>
+            </w:pPr>
+            <w:r>
+              <w:rPr>
+                <w:rFonts w:eastAsia="Calibri"/>
+                <w:sz w:val="26"/>
+                <w:szCs w:val="26"/>
+                <w:lang w:eastAsia="en-US"/>
+              </w:rPr>
+              <w:t>Нет</w:t>
+            </w:r>
+          </w:p>
+        </w:tc>
+        <w:tc>
+          <w:tcPr>
+            <w:tcW w:w="1836" w:type="dxa"/>
+          </w:tcPr>
+          <w:p>
+            <w:pPr>
+              <w:jc w:val="both"/>
+              <w:rPr>
+                <w:rFonts w:eastAsia="Calibri"/>
+                <w:sz w:val="26"/>
+                <w:szCs w:val="26"/>
+                <w:lang w:eastAsia="en-US"/>
+              </w:rPr>
+            </w:pPr>
+            <w:r>
+              <w:rPr>
+                <w:rFonts w:eastAsia="Calibri"/>
+                <w:sz w:val="26"/>
+                <w:szCs w:val="26"/>
+                <w:lang w:eastAsia="en-US"/>
+              </w:rPr>
+              <w:t>Фактическая дата оплаты</w:t>
+            </w:r>
+          </w:p>
+        </w:tc>
+      </w:tr>
+      <w:tr>
+        <w:tc>
+          <w:tcPr>
+            <w:tcW w:w="1555" w:type="dxa"/>
+          </w:tcPr>
+          <w:p>
+            <w:pPr>
+              <w:jc w:val="both"/>
+              <w:rPr>
+                <w:rFonts w:eastAsia="Calibri"/>
+                <w:sz w:val="26"/>
+                <w:szCs w:val="26"/>
+                <w:lang w:eastAsia="en-US"/>
+              </w:rPr>
+            </w:pPr>
+          </w:p>
+        </w:tc>
+        <w:tc>
+          <w:tcPr>
+            <w:tcW w:w="1984" w:type="dxa"/>
+          </w:tcPr>
+          <w:p>
+            <w:pPr>
+              <w:jc w:val="both"/>
+              <w:rPr>
+                <w:rFonts w:eastAsia="Calibri"/>
+                <w:sz w:val="26"/>
+                <w:szCs w:val="26"/>
+                <w:lang w:eastAsia="en-US"/>
+              </w:rPr>
+            </w:pPr>
+            <w:proofErr w:type="spellStart"/>
+            <w:r>
+              <w:rPr>
+                <w:rFonts w:eastAsia="Calibri"/>
+                <w:sz w:val="26"/>
+                <w:szCs w:val="26"/>
+                <w:lang w:eastAsia="en-US"/>
+              </w:rPr>
+              <w:t>Status</w:t>
+            </w:r>
+            <w:proofErr w:type="spellEnd"/>
+          </w:p>
+        </w:tc>
+        <w:tc>
+          <w:tcPr>
+            <w:tcW w:w="2126" w:type="dxa"/>
+          </w:tcPr>
+          <w:p>
+            <w:pPr>
+              <w:jc w:val="both"/>
+              <w:rPr>
+                <w:rFonts w:eastAsia="Calibri"/>
+                <w:sz w:val="26"/>
+                <w:szCs w:val="26"/>
+                <w:lang w:eastAsia="en-US"/>
+              </w:rPr>
+            </w:pPr>
+            <w:r>
+              <w:rPr>
+                <w:rFonts w:eastAsia="Calibri"/>
+                <w:sz w:val="26"/>
+                <w:szCs w:val="26"/>
+                <w:lang w:eastAsia="en-US"/>
+              </w:rPr>
+              <w:t>Текстовый, VARCHAR(20)</w:t>
+            </w:r>
+          </w:p>
+        </w:tc>
+        <w:tc>
+          <w:tcPr>
+            <w:tcW w:w="1843" w:type="dxa"/>
+          </w:tcPr>
+          <w:p>
+            <w:pPr>
+              <w:jc w:val="both"/>
+              <w:rPr>
+                <w:rFonts w:eastAsia="Calibri"/>
+                <w:sz w:val="26"/>
+                <w:szCs w:val="26"/>
+                <w:lang w:eastAsia="en-US"/>
+              </w:rPr>
+            </w:pPr>
+            <w:r>
+              <w:rPr>
+                <w:rFonts w:eastAsia="Calibri"/>
+                <w:sz w:val="26"/>
+                <w:szCs w:val="26"/>
+                <w:lang w:eastAsia="en-US"/>
+              </w:rPr>
+              <w:t>Да</w:t>
+            </w:r>
+          </w:p>
+        </w:tc>
+        <w:tc>
+          <w:tcPr>
+            <w:tcW w:w="1836" w:type="dxa"/>
+          </w:tcPr>
+          <w:p>
+            <w:pPr>
+              <w:jc w:val="both"/>
+              <w:rPr>
+                <w:rFonts w:eastAsia="Calibri"/>
+                <w:sz w:val="26"/>
+                <w:szCs w:val="26"/>
+                <w:lang w:eastAsia="en-US"/>
+              </w:rPr>
+            </w:pPr>
+            <w:r>
+              <w:rPr>
+                <w:rFonts w:eastAsia="Calibri"/>
+                <w:sz w:val="26"/>
+                <w:szCs w:val="26"/>
+                <w:lang w:eastAsia="en-US"/>
+              </w:rPr>
+              <w:t>Статус платежа</w:t>
+            </w:r>
+          </w:p>
+        </w:tc>
+      </w:tr>
+      <w:tr>
+        <w:tc>
+          <w:tcPr>
+            <w:tcW w:w="9344" w:type="dxa"/>
+            <w:gridSpan w:val="5"/>
+          </w:tcPr>
+          <w:p>
+            <w:pPr>
+              <w:jc w:val="center"/>
+              <w:rPr>
+                <w:rFonts w:eastAsia="Calibri"/>
+                <w:sz w:val="26"/>
+                <w:szCs w:val="26"/>
+                <w:lang w:eastAsia="en-US"/>
+              </w:rPr>
+            </w:pPr>
+            <w:proofErr w:type="spellStart"/>
+            <w:r>
+              <w:rPr>
+                <w:rFonts w:eastAsia="Calibri"/>
+                <w:sz w:val="26"/>
+                <w:szCs w:val="26"/>
+                <w:lang w:eastAsia="en-US"/>
+              </w:rPr>
+              <w:t>Transaction</w:t>
+            </w:r>
+            <w:proofErr w:type="spellEnd"/>
+            <w:r>
+              <w:rPr>
+                <w:rFonts w:eastAsia="Calibri"/>
+                <w:sz w:val="26"/>
+                <w:szCs w:val="26"/>
+                <w:lang w:eastAsia="en-US"/>
+              </w:rPr>
+              <w:t xml:space="preserve"> (Транзакция)</w:t>
+            </w:r>
+          </w:p>
+        </w:tc>
+      </w:tr>
+      <w:tr>
+        <w:tc>
+          <w:tcPr>
+            <w:tcW w:w="1555" w:type="dxa"/>
+          </w:tcPr>
+          <w:p>
+            <w:pPr>
+              <w:jc w:val="both"/>
+              <w:rPr>
+                <w:rFonts w:eastAsia="Calibri"/>
+                <w:sz w:val="26"/>
+                <w:szCs w:val="26"/>
+                <w:lang w:eastAsia="en-US"/>
+              </w:rPr>
+            </w:pPr>
+            <w:r>
+              <w:rPr>
+                <w:rFonts w:eastAsia="Calibri"/>
+                <w:sz w:val="26"/>
+                <w:szCs w:val="26"/>
+                <w:lang w:eastAsia="en-US"/>
+              </w:rPr>
+              <w:t>Первичный ключ</w:t>
+            </w:r>
+          </w:p>
+        </w:tc>
+        <w:tc>
+          <w:tcPr>
+            <w:tcW w:w="1984" w:type="dxa"/>
+          </w:tcPr>
+          <w:p>
+            <w:pPr>
+              <w:jc w:val="both"/>
+              <w:rPr>
+                <w:rFonts w:eastAsia="Calibri"/>
+                <w:sz w:val="26"/>
+                <w:szCs w:val="26"/>
+                <w:lang w:eastAsia="en-US"/>
+              </w:rPr>
+            </w:pPr>
+            <w:proofErr w:type="spellStart"/>
+            <w:r>
+              <w:rPr>
+                <w:rFonts w:eastAsia="Calibri"/>
+                <w:sz w:val="26"/>
+                <w:szCs w:val="26"/>
+                <w:lang w:eastAsia="en-US"/>
+              </w:rPr>
+              <w:t>TransactionID</w:t>
+            </w:r>
+            <w:proofErr w:type="spellEnd"/>
+          </w:p>
+        </w:tc>
+        <w:tc>
+          <w:tcPr>
+            <w:tcW w:w="2126" w:type="dxa"/>
+          </w:tcPr>
+          <w:p>
+            <w:pPr>
+              <w:jc w:val="both"/>
+              <w:rPr>
+                <w:rFonts w:eastAsia="Calibri"/>
+                <w:sz w:val="26"/>
+                <w:szCs w:val="26"/>
+                <w:lang w:eastAsia="en-US"/>
+              </w:rPr>
+            </w:pPr>
+            <w:r>
+              <w:rPr>
+                <w:rFonts w:eastAsia="Calibri"/>
+                <w:sz w:val="26"/>
+                <w:szCs w:val="26"/>
+                <w:lang w:eastAsia="en-US"/>
+              </w:rPr>
+              <w:t>Числовой, INT</w:t>
+            </w:r>
+          </w:p>
+        </w:tc>
+        <w:tc>
+          <w:tcPr>
+            <w:tcW w:w="1843" w:type="dxa"/>
+          </w:tcPr>
+          <w:p>
+            <w:pPr>
+              <w:jc w:val="both"/>
+              <w:rPr>
+                <w:rFonts w:eastAsia="Calibri"/>
+                <w:sz w:val="26"/>
+                <w:szCs w:val="26"/>
+                <w:lang w:eastAsia="en-US"/>
+              </w:rPr>
+            </w:pPr>
+            <w:r>
+              <w:rPr>
+                <w:rFonts w:eastAsia="Calibri"/>
+                <w:sz w:val="26"/>
+                <w:szCs w:val="26"/>
+                <w:lang w:eastAsia="en-US"/>
+              </w:rPr>
+              <w:t>Да</w:t>
+            </w:r>
+          </w:p>
+        </w:tc>
+        <w:tc>
+          <w:tcPr>
+            <w:tcW w:w="1836" w:type="dxa"/>
+          </w:tcPr>
+          <w:p>
+            <w:pPr>
+              <w:jc w:val="both"/>
+              <w:rPr>
+                <w:rFonts w:eastAsia="Calibri"/>
+                <w:sz w:val="26"/>
+                <w:szCs w:val="26"/>
+                <w:lang w:eastAsia="en-US"/>
+              </w:rPr>
+            </w:pPr>
+            <w:r>
+              <w:rPr>
+                <w:rFonts w:eastAsia="Calibri"/>
+                <w:sz w:val="26"/>
+                <w:szCs w:val="26"/>
+                <w:lang w:eastAsia="en-US"/>
+              </w:rPr>
+              <w:t>ID транзакции</w:t>
+            </w:r>
+          </w:p>
+        </w:tc>
+      </w:tr>
+      <w:tr>
+        <w:tc>
+          <w:tcPr>
+            <w:tcW w:w="1555" w:type="dxa"/>
+          </w:tcPr>
+          <w:p>
+            <w:pPr>
+              <w:jc w:val="both"/>
+              <w:rPr>
+                <w:rFonts w:eastAsia="Calibri"/>
+                <w:sz w:val="26"/>
+                <w:szCs w:val="26"/>
+                <w:lang w:eastAsia="en-US"/>
+              </w:rPr>
+            </w:pPr>
+          </w:p>
+        </w:tc>
+        <w:tc>
+          <w:tcPr>
+            <w:tcW w:w="1984" w:type="dxa"/>
+          </w:tcPr>
+          <w:p>
+            <w:pPr>
+              <w:jc w:val="both"/>
+              <w:rPr>
+                <w:rFonts w:eastAsia="Calibri"/>
+                <w:sz w:val="26"/>
+                <w:szCs w:val="26"/>
+                <w:lang w:eastAsia="en-US"/>
+              </w:rPr>
+            </w:pPr>
+            <w:proofErr w:type="spellStart"/>
+            <w:r>
+              <w:rPr>
+                <w:rFonts w:eastAsia="Calibri"/>
+                <w:sz w:val="26"/>
+                <w:szCs w:val="26"/>
+                <w:lang w:eastAsia="en-US"/>
+              </w:rPr>
+              <w:t>Amount</w:t>
+            </w:r>
+            <w:proofErr w:type="spellEnd"/>
+          </w:p>
+        </w:tc>
+        <w:tc>
+          <w:tcPr>
+            <w:tcW w:w="2126" w:type="dxa"/>
+          </w:tcPr>
+          <w:p>
+            <w:pPr>
+              <w:jc w:val="both"/>
+              <w:rPr>
+                <w:rFonts w:eastAsia="Calibri"/>
+                <w:sz w:val="26"/>
+                <w:szCs w:val="26"/>
+                <w:lang w:eastAsia="en-US"/>
+              </w:rPr>
+            </w:pPr>
+            <w:r>
+              <w:rPr>
+                <w:rFonts w:eastAsia="Calibri"/>
+                <w:sz w:val="26"/>
+                <w:szCs w:val="26"/>
+                <w:lang w:eastAsia="en-US"/>
+              </w:rPr>
+              <w:t>Денежный, DECIMAL(15,2)</w:t>
+            </w:r>
+          </w:p>
+        </w:tc>
+        <w:tc>
+          <w:tcPr>
+            <w:tcW w:w="1843" w:type="dxa"/>
+          </w:tcPr>
+          <w:p>
+            <w:pPr>
+              <w:jc w:val="both"/>
+              <w:rPr>
+                <w:rFonts w:eastAsia="Calibri"/>
+                <w:sz w:val="26"/>
+                <w:szCs w:val="26"/>
+                <w:lang w:eastAsia="en-US"/>
+              </w:rPr>
+            </w:pPr>
+            <w:r>
+              <w:rPr>
+                <w:rFonts w:eastAsia="Calibri"/>
+                <w:sz w:val="26"/>
+                <w:szCs w:val="26"/>
+                <w:lang w:eastAsia="en-US"/>
+              </w:rPr>
+              <w:t>Да</w:t>
+            </w:r>
+          </w:p>
+        </w:tc>
+        <w:tc>
+          <w:tcPr>
+            <w:tcW w:w="1836" w:type="dxa"/>
+          </w:tcPr>
+          <w:p>
+            <w:pPr>
+              <w:jc w:val="both"/>
+              <w:rPr>
+                <w:rFonts w:eastAsia="Calibri"/>
+                <w:sz w:val="26"/>
+                <w:szCs w:val="26"/>
+                <w:lang w:eastAsia="en-US"/>
+              </w:rPr>
+            </w:pPr>
+            <w:r>
+              <w:rPr>
+                <w:rFonts w:eastAsia="Calibri"/>
+                <w:sz w:val="26"/>
+                <w:szCs w:val="26"/>
+                <w:lang w:eastAsia="en-US"/>
+              </w:rPr>
+              <w:t>Сумма операции</w:t>
+            </w:r>
+          </w:p>
+        </w:tc>
+      </w:tr>
+      <w:tr>
+        <w:tc>
+          <w:tcPr>
+            <w:tcW w:w="1555" w:type="dxa"/>
+          </w:tcPr>
+          <w:p>
+            <w:pPr>
+              <w:jc w:val="both"/>
+              <w:rPr>
+                <w:rFonts w:eastAsia="Calibri"/>
+                <w:sz w:val="26"/>
+                <w:szCs w:val="26"/>
+                <w:lang w:eastAsia="en-US"/>
+              </w:rPr>
+            </w:pPr>
+          </w:p>
+        </w:tc>
+        <w:tc>
+          <w:tcPr>
+            <w:tcW w:w="1984" w:type="dxa"/>
+          </w:tcPr>
+          <w:p>
+            <w:pPr>
+              <w:jc w:val="both"/>
+              <w:rPr>
+                <w:rFonts w:eastAsia="Calibri"/>
+                <w:sz w:val="26"/>
+                <w:szCs w:val="26"/>
+                <w:lang w:eastAsia="en-US"/>
+              </w:rPr>
+            </w:pPr>
+            <w:proofErr w:type="spellStart"/>
+            <w:r>
+              <w:rPr>
+                <w:rFonts w:eastAsia="Calibri"/>
+                <w:sz w:val="26"/>
+                <w:szCs w:val="26"/>
+                <w:lang w:eastAsia="en-US"/>
+              </w:rPr>
+              <w:t>Status</w:t>
+            </w:r>
+            <w:proofErr w:type="spellEnd"/>
+          </w:p>
+        </w:tc>
+        <w:tc>
+          <w:tcPr>
+            <w:tcW w:w="2126" w:type="dxa"/>
+          </w:tcPr>
+          <w:p>
+            <w:pPr>
+              <w:jc w:val="both"/>
+              <w:rPr>
+                <w:rFonts w:eastAsia="Calibri"/>
+                <w:sz w:val="26"/>
+                <w:szCs w:val="26"/>
+                <w:lang w:eastAsia="en-US"/>
+              </w:rPr>
+            </w:pPr>
+            <w:r>
+              <w:rPr>
+                <w:rFonts w:eastAsia="Calibri"/>
+                <w:sz w:val="26"/>
+                <w:szCs w:val="26"/>
+                <w:lang w:eastAsia="en-US"/>
+              </w:rPr>
+              <w:t>Текстовый, VARCHAR(20)</w:t>
+            </w:r>
+          </w:p>
+        </w:tc>
+        <w:tc>
+          <w:tcPr>
+            <w:tcW w:w="1843" w:type="dxa"/>
+          </w:tcPr>
+          <w:p>
+            <w:pPr>
+              <w:jc w:val="both"/>
+              <w:rPr>
+                <w:rFonts w:eastAsia="Calibri"/>
+                <w:sz w:val="26"/>
+                <w:szCs w:val="26"/>
+                <w:lang w:eastAsia="en-US"/>
+              </w:rPr>
+            </w:pPr>
+            <w:r>
+              <w:rPr>
+                <w:rFonts w:eastAsia="Calibri"/>
+                <w:sz w:val="26"/>
+                <w:szCs w:val="26"/>
+                <w:lang w:eastAsia="en-US"/>
+              </w:rPr>
+              <w:t>Да</w:t>
+            </w:r>
+          </w:p>
+        </w:tc>
+        <w:tc>
+          <w:tcPr>
+            <w:tcW w:w="1836" w:type="dxa"/>
+          </w:tcPr>
+          <w:p>
+            <w:pPr>
+              <w:jc w:val="both"/>
+              <w:rPr>
+                <w:rFonts w:eastAsia="Calibri"/>
+                <w:sz w:val="26"/>
+                <w:szCs w:val="26"/>
+                <w:lang w:eastAsia="en-US"/>
+              </w:rPr>
+            </w:pPr>
+            <w:r>
+              <w:rPr>
+                <w:rFonts w:eastAsia="Calibri"/>
+                <w:sz w:val="26"/>
+                <w:szCs w:val="26"/>
+                <w:lang w:eastAsia="en-US"/>
+              </w:rPr>
+              <w:t>Статус транзакции</w:t>
+            </w:r>
+          </w:p>
+        </w:tc>
+      </w:tr>
+      <w:tr>
+        <w:tc>
+          <w:tcPr>
+            <w:tcW w:w="1555" w:type="dxa"/>
+          </w:tcPr>
+          <w:p>
+            <w:pPr>
+              <w:jc w:val="both"/>
+              <w:rPr>
+                <w:rFonts w:eastAsia="Calibri"/>
+                <w:sz w:val="26"/>
+                <w:szCs w:val="26"/>
+                <w:lang w:eastAsia="en-US"/>
+              </w:rPr>
+            </w:pPr>
+          </w:p>
+        </w:tc>
+        <w:tc>
+          <w:tcPr>
+            <w:tcW w:w="1984" w:type="dxa"/>
+          </w:tcPr>
+          <w:p>
+            <w:pPr>
+              <w:jc w:val="both"/>
+              <w:rPr>
+                <w:rFonts w:eastAsia="Calibri"/>
+                <w:sz w:val="26"/>
+                <w:szCs w:val="26"/>
+                <w:lang w:eastAsia="en-US"/>
+              </w:rPr>
+            </w:pPr>
+            <w:r>
+              <w:rPr>
+                <w:rFonts w:eastAsia="Calibri"/>
+                <w:sz w:val="26"/>
+                <w:szCs w:val="26"/>
+                <w:lang w:eastAsia="en-US"/>
+              </w:rPr>
+              <w:t>Type</w:t>
+            </w:r>
+          </w:p>
+        </w:tc>
+        <w:tc>
+          <w:tcPr>
+            <w:tcW w:w="2126" w:type="dxa"/>
+          </w:tcPr>
+          <w:p>
+            <w:pPr>
+              <w:jc w:val="both"/>
+              <w:rPr>
+                <w:rFonts w:eastAsia="Calibri"/>
+                <w:sz w:val="26"/>
+                <w:szCs w:val="26"/>
+                <w:lang w:eastAsia="en-US"/>
+              </w:rPr>
+            </w:pPr>
+            <w:r>
+              <w:rPr>
+                <w:rFonts w:eastAsia="Calibri"/>
+                <w:sz w:val="26"/>
+                <w:szCs w:val="26"/>
+                <w:lang w:eastAsia="en-US"/>
+              </w:rPr>
+              <w:t>Текстовый, VARCHAR(30)</w:t>
+            </w:r>
+          </w:p>
+        </w:tc>
+        <w:tc>
+          <w:tcPr>
+            <w:tcW w:w="1843" w:type="dxa"/>
+          </w:tcPr>
+          <w:p>
+            <w:pPr>
+              <w:jc w:val="both"/>
+              <w:rPr>
+                <w:rFonts w:eastAsia="Calibri"/>
+                <w:sz w:val="26"/>
+                <w:szCs w:val="26"/>
+                <w:lang w:eastAsia="en-US"/>
+              </w:rPr>
+            </w:pPr>
+            <w:r>
+              <w:rPr>
+                <w:rFonts w:eastAsia="Calibri"/>
+                <w:sz w:val="26"/>
+                <w:szCs w:val="26"/>
+                <w:lang w:eastAsia="en-US"/>
+              </w:rPr>
+              <w:t>Да</w:t>
+            </w:r>
+          </w:p>
+        </w:tc>
+        <w:tc>
+          <w:tcPr>
+            <w:tcW w:w="1836" w:type="dxa"/>
+          </w:tcPr>
+          <w:p>
+            <w:pPr>
+              <w:jc w:val="both"/>
+              <w:rPr>
+                <w:rFonts w:eastAsia="Calibri"/>
+                <w:sz w:val="26"/>
+                <w:szCs w:val="26"/>
+                <w:lang w:eastAsia="en-US"/>
+              </w:rPr>
+            </w:pPr>
+            <w:r>
+              <w:rPr>
+                <w:rFonts w:eastAsia="Calibri"/>
+                <w:sz w:val="26"/>
+                <w:szCs w:val="26"/>
+                <w:lang w:eastAsia="en-US"/>
+              </w:rPr>
+              <w:t>Тип транзакции</w:t>
+            </w:r>
+          </w:p>
+        </w:tc>
+      </w:tr>
+    </w:tbl>
+    <w:p>
+      <w:pPr>
+        <w:spacing w:after="160" w:line="259" w:lineRule="auto"/>
+      </w:pPr>
+      <w:r>
+        <w:br w:type="page"/>
+      </w:r>
+    </w:p>
+    <w:p>
+      <w:pPr>
+        <w:spacing w:line="360" w:lineRule="auto"/>
+        <w:ind w:firstLine="709"/>
+        <w:rPr>
+          <w:sz w:val="28"/>
+          <w:szCs w:val="28"/>
+        </w:rPr>
+      </w:pPr>
+    </w:p>
+    <w:p>
+      <w:pPr>
+        <w:spacing w:line="360" w:lineRule="auto"/>
+        <w:ind w:firstLine="709"/>
+        <w:rPr>
+          <w:sz w:val="28"/>
+          <w:szCs w:val="28"/>
+        </w:rPr>
+      </w:pPr>
+      <w:r>
+        <w:rPr>
+          <w:sz w:val="28"/>
+          <w:szCs w:val="28"/>
+        </w:rPr>
+        <w:t>Продолжение таблицы 2.1</w:t>
+      </w:r>
+    </w:p>
+    <w:p>
+      <w:pPr>
+        <w:spacing w:line="360" w:lineRule="auto"/>
+        <w:ind w:firstLine="709"/>
+        <w:rPr>
+          <w:sz w:val="28"/>
+          <w:szCs w:val="28"/>
+        </w:rPr>
+      </w:pPr>
+    </w:p>
+    <w:tbl>
+      <w:tblPr>
+        <w:tblStyle w:val="15"/>
+        <w:tblW w:w="0" w:type="auto"/>
+        <w:tblLayout w:type="fixed"/>
+        <w:tblLook w:val="04A0" w:firstRow="1" w:lastRow="0" w:firstColumn="1" w:lastColumn="0" w:noHBand="0" w:noVBand="1"/>
+      </w:tblPr>
+      <w:tblGrid>
+        <w:gridCol w:w="1555"/>
+        <w:gridCol w:w="1984"/>
+        <w:gridCol w:w="2126"/>
+        <w:gridCol w:w="1843"/>
+        <w:gridCol w:w="1836"/>
+      </w:tblGrid>
+      <w:tr>
+        <w:tc>
+          <w:tcPr>
+            <w:tcW w:w="1555" w:type="dxa"/>
+          </w:tcPr>
+          <w:p>
+            <w:pPr>
+              <w:jc w:val="both"/>
+              <w:rPr>
+                <w:rFonts w:eastAsia="Calibri"/>
+                <w:sz w:val="26"/>
+                <w:szCs w:val="26"/>
+                <w:lang w:eastAsia="en-US"/>
+              </w:rPr>
+            </w:pPr>
+          </w:p>
+        </w:tc>
+        <w:tc>
+          <w:tcPr>
+            <w:tcW w:w="1984" w:type="dxa"/>
+          </w:tcPr>
+          <w:p>
+            <w:pPr>
+              <w:jc w:val="both"/>
+              <w:rPr>
+                <w:rFonts w:eastAsia="Calibri"/>
+                <w:sz w:val="26"/>
+                <w:szCs w:val="26"/>
+                <w:lang w:eastAsia="en-US"/>
+              </w:rPr>
+            </w:pPr>
+            <w:proofErr w:type="spellStart"/>
+            <w:r>
+              <w:rPr>
+                <w:rFonts w:eastAsia="Calibri"/>
+                <w:sz w:val="26"/>
+                <w:szCs w:val="26"/>
+                <w:lang w:eastAsia="en-US"/>
+              </w:rPr>
+              <w:t>Comment</w:t>
+            </w:r>
+            <w:proofErr w:type="spellEnd"/>
+          </w:p>
+        </w:tc>
+        <w:tc>
+          <w:tcPr>
+            <w:tcW w:w="2126" w:type="dxa"/>
+          </w:tcPr>
+          <w:p>
+            <w:pPr>
+              <w:jc w:val="both"/>
+              <w:rPr>
+                <w:rFonts w:eastAsia="Calibri"/>
+                <w:sz w:val="26"/>
+                <w:szCs w:val="26"/>
+                <w:lang w:eastAsia="en-US"/>
+              </w:rPr>
+            </w:pPr>
+            <w:r>
+              <w:rPr>
+                <w:rFonts w:eastAsia="Calibri"/>
+                <w:sz w:val="26"/>
+                <w:szCs w:val="26"/>
+                <w:lang w:eastAsia="en-US"/>
+              </w:rPr>
+              <w:t>Текстовый, VARCHAR(255)</w:t>
+            </w:r>
+          </w:p>
+        </w:tc>
+        <w:tc>
+          <w:tcPr>
+            <w:tcW w:w="1843" w:type="dxa"/>
+          </w:tcPr>
+          <w:p>
+            <w:pPr>
+              <w:jc w:val="both"/>
+              <w:rPr>
+                <w:rFonts w:eastAsia="Calibri"/>
+                <w:sz w:val="26"/>
+                <w:szCs w:val="26"/>
+                <w:lang w:eastAsia="en-US"/>
+              </w:rPr>
+            </w:pPr>
+            <w:r>
+              <w:rPr>
+                <w:rFonts w:eastAsia="Calibri"/>
+                <w:sz w:val="26"/>
+                <w:szCs w:val="26"/>
+                <w:lang w:eastAsia="en-US"/>
+              </w:rPr>
+              <w:t>Нет</w:t>
+            </w:r>
+          </w:p>
+        </w:tc>
+        <w:tc>
+          <w:tcPr>
+            <w:tcW w:w="1836" w:type="dxa"/>
+          </w:tcPr>
+          <w:p>
+            <w:pPr>
+              <w:jc w:val="both"/>
+              <w:rPr>
+                <w:rFonts w:eastAsia="Calibri"/>
+                <w:sz w:val="26"/>
+                <w:szCs w:val="26"/>
+                <w:lang w:eastAsia="en-US"/>
+              </w:rPr>
+            </w:pPr>
+            <w:r>
+              <w:rPr>
+                <w:rFonts w:eastAsia="Calibri"/>
+                <w:sz w:val="26"/>
+                <w:szCs w:val="26"/>
+                <w:lang w:eastAsia="en-US"/>
+              </w:rPr>
+              <w:t>Комментарий к операции</w:t>
+            </w:r>
+          </w:p>
+        </w:tc>
+      </w:tr>
+      <w:tr>
+        <w:tc>
+          <w:tcPr>
+            <w:tcW w:w="1555" w:type="dxa"/>
+          </w:tcPr>
+          <w:p>
+            <w:pPr>
+              <w:jc w:val="both"/>
+              <w:rPr>
+                <w:rFonts w:eastAsia="Calibri"/>
+                <w:sz w:val="26"/>
+                <w:szCs w:val="26"/>
+                <w:lang w:eastAsia="en-US"/>
+              </w:rPr>
+            </w:pPr>
+          </w:p>
+        </w:tc>
+        <w:tc>
+          <w:tcPr>
+            <w:tcW w:w="1984" w:type="dxa"/>
+          </w:tcPr>
+          <w:p>
+            <w:pPr>
+              <w:jc w:val="both"/>
+              <w:rPr>
+                <w:rFonts w:eastAsia="Calibri"/>
+                <w:sz w:val="26"/>
+                <w:szCs w:val="26"/>
+                <w:lang w:eastAsia="en-US"/>
+              </w:rPr>
+            </w:pPr>
+            <w:proofErr w:type="spellStart"/>
+            <w:r>
+              <w:rPr>
+                <w:rFonts w:eastAsia="Calibri"/>
+                <w:sz w:val="26"/>
+                <w:szCs w:val="26"/>
+                <w:lang w:eastAsia="en-US"/>
+              </w:rPr>
+              <w:t>OperationDate</w:t>
+            </w:r>
+            <w:proofErr w:type="spellEnd"/>
+          </w:p>
+        </w:tc>
+        <w:tc>
+          <w:tcPr>
+            <w:tcW w:w="2126" w:type="dxa"/>
+          </w:tcPr>
+          <w:p>
+            <w:pPr>
+              <w:jc w:val="both"/>
+              <w:rPr>
+                <w:rFonts w:eastAsia="Calibri"/>
+                <w:sz w:val="26"/>
+                <w:szCs w:val="26"/>
+                <w:lang w:eastAsia="en-US"/>
+              </w:rPr>
+            </w:pPr>
+            <w:r>
+              <w:rPr>
+                <w:rFonts w:eastAsia="Calibri"/>
+                <w:sz w:val="26"/>
+                <w:szCs w:val="26"/>
+                <w:lang w:eastAsia="en-US"/>
+              </w:rPr>
+              <w:t>Дата/время, DATETIME</w:t>
+            </w:r>
+          </w:p>
+        </w:tc>
+        <w:tc>
+          <w:tcPr>
+            <w:tcW w:w="1843" w:type="dxa"/>
+          </w:tcPr>
+          <w:p>
+            <w:pPr>
+              <w:jc w:val="both"/>
+              <w:rPr>
+                <w:rFonts w:eastAsia="Calibri"/>
+                <w:sz w:val="26"/>
+                <w:szCs w:val="26"/>
+                <w:lang w:eastAsia="en-US"/>
+              </w:rPr>
+            </w:pPr>
+            <w:r>
+              <w:rPr>
+                <w:rFonts w:eastAsia="Calibri"/>
+                <w:sz w:val="26"/>
+                <w:szCs w:val="26"/>
+                <w:lang w:eastAsia="en-US"/>
+              </w:rPr>
+              <w:t>Да</w:t>
+            </w:r>
+          </w:p>
+        </w:tc>
+        <w:tc>
+          <w:tcPr>
+            <w:tcW w:w="1836" w:type="dxa"/>
+          </w:tcPr>
+          <w:p>
+            <w:pPr>
+              <w:jc w:val="both"/>
+              <w:rPr>
+                <w:rFonts w:eastAsia="Calibri"/>
+                <w:sz w:val="26"/>
+                <w:szCs w:val="26"/>
+                <w:lang w:eastAsia="en-US"/>
+              </w:rPr>
+            </w:pPr>
+            <w:r>
+              <w:rPr>
+                <w:rFonts w:eastAsia="Calibri"/>
+                <w:sz w:val="26"/>
+                <w:szCs w:val="26"/>
+                <w:lang w:eastAsia="en-US"/>
+              </w:rPr>
+              <w:t>Дата и время операции</w:t>
+            </w:r>
+          </w:p>
+        </w:tc>
+      </w:tr>
+      <w:tr>
+        <w:tc>
+          <w:tcPr>
+            <w:tcW w:w="9344" w:type="dxa"/>
+            <w:gridSpan w:val="5"/>
+          </w:tcPr>
+          <w:p>
+            <w:pPr>
+              <w:jc w:val="center"/>
+              <w:rPr>
+                <w:rFonts w:eastAsia="Calibri"/>
+                <w:sz w:val="26"/>
+                <w:szCs w:val="26"/>
+                <w:lang w:eastAsia="en-US"/>
+              </w:rPr>
+            </w:pPr>
+            <w:proofErr w:type="spellStart"/>
+            <w:r>
+              <w:rPr>
+                <w:rFonts w:eastAsia="Calibri"/>
+                <w:sz w:val="26"/>
+                <w:szCs w:val="26"/>
+                <w:lang w:eastAsia="en-US"/>
+              </w:rPr>
+              <w:t>Transaction_Account</w:t>
+            </w:r>
+            <w:proofErr w:type="spellEnd"/>
+            <w:r>
+              <w:rPr>
+                <w:rFonts w:eastAsia="Calibri"/>
+                <w:sz w:val="26"/>
+                <w:szCs w:val="26"/>
+                <w:lang w:eastAsia="en-US"/>
+              </w:rPr>
+              <w:t xml:space="preserve"> (</w:t>
+            </w:r>
+            <w:proofErr w:type="spellStart"/>
+            <w:r>
+              <w:rPr>
+                <w:rFonts w:eastAsia="Calibri"/>
+                <w:sz w:val="26"/>
+                <w:szCs w:val="26"/>
+                <w:lang w:eastAsia="en-US"/>
+              </w:rPr>
+              <w:t>Транзакция_Счёт</w:t>
+            </w:r>
+            <w:proofErr w:type="spellEnd"/>
+            <w:r>
+              <w:rPr>
+                <w:rFonts w:eastAsia="Calibri"/>
+                <w:sz w:val="26"/>
+                <w:szCs w:val="26"/>
+                <w:lang w:eastAsia="en-US"/>
+              </w:rPr>
+              <w:t>)</w:t>
+            </w:r>
+          </w:p>
+        </w:tc>
+      </w:tr>
+      <w:tr>
+        <w:tc>
+          <w:tcPr>
+            <w:tcW w:w="1555" w:type="dxa"/>
+          </w:tcPr>
+          <w:p>
+            <w:pPr>
+              <w:jc w:val="both"/>
+              <w:rPr>
+                <w:rFonts w:eastAsia="Calibri"/>
+                <w:sz w:val="26"/>
+                <w:szCs w:val="26"/>
+                <w:lang w:eastAsia="en-US"/>
+              </w:rPr>
+            </w:pPr>
+            <w:r>
+              <w:rPr>
+                <w:rFonts w:eastAsia="Calibri"/>
+                <w:sz w:val="26"/>
+                <w:szCs w:val="26"/>
+                <w:lang w:eastAsia="en-US"/>
+              </w:rPr>
+              <w:t>Первичный ключ</w:t>
+            </w:r>
+          </w:p>
+        </w:tc>
+        <w:tc>
+          <w:tcPr>
+            <w:tcW w:w="1984" w:type="dxa"/>
+          </w:tcPr>
+          <w:p>
+            <w:pPr>
+              <w:jc w:val="both"/>
+              <w:rPr>
+                <w:rFonts w:eastAsia="Calibri"/>
+                <w:sz w:val="26"/>
+                <w:szCs w:val="26"/>
+                <w:lang w:eastAsia="en-US"/>
+              </w:rPr>
+            </w:pPr>
+            <w:proofErr w:type="spellStart"/>
+            <w:r>
+              <w:rPr>
+                <w:rFonts w:eastAsia="Calibri"/>
+                <w:sz w:val="26"/>
+                <w:szCs w:val="26"/>
+                <w:lang w:eastAsia="en-US"/>
+              </w:rPr>
+              <w:t>Transaction</w:t>
+            </w:r>
+            <w:proofErr w:type="spellEnd"/>
+          </w:p>
+          <w:p>
+            <w:pPr>
+              <w:jc w:val="both"/>
+              <w:rPr>
+                <w:rFonts w:eastAsia="Calibri"/>
+                <w:sz w:val="26"/>
+                <w:szCs w:val="26"/>
+                <w:lang w:eastAsia="en-US"/>
+              </w:rPr>
+            </w:pPr>
+            <w:proofErr w:type="spellStart"/>
+            <w:r>
+              <w:rPr>
+                <w:rFonts w:eastAsia="Calibri"/>
+                <w:sz w:val="26"/>
+                <w:szCs w:val="26"/>
+                <w:lang w:eastAsia="en-US"/>
+              </w:rPr>
+              <w:t>AccountID</w:t>
+            </w:r>
+            <w:proofErr w:type="spellEnd"/>
+          </w:p>
+        </w:tc>
+        <w:tc>
+          <w:tcPr>
+            <w:tcW w:w="2126" w:type="dxa"/>
+          </w:tcPr>
+          <w:p>
+            <w:pPr>
+              <w:jc w:val="both"/>
+              <w:rPr>
+                <w:rFonts w:eastAsia="Calibri"/>
+                <w:sz w:val="26"/>
+                <w:szCs w:val="26"/>
+                <w:lang w:eastAsia="en-US"/>
+              </w:rPr>
+            </w:pPr>
+            <w:r>
+              <w:rPr>
+                <w:rFonts w:eastAsia="Calibri"/>
+                <w:sz w:val="26"/>
+                <w:szCs w:val="26"/>
+                <w:lang w:eastAsia="en-US"/>
+              </w:rPr>
+              <w:t>Числовой, INT</w:t>
+            </w:r>
+          </w:p>
+        </w:tc>
+        <w:tc>
+          <w:tcPr>
+            <w:tcW w:w="1843" w:type="dxa"/>
+          </w:tcPr>
+          <w:p>
+            <w:pPr>
+              <w:jc w:val="both"/>
+              <w:rPr>
+                <w:rFonts w:eastAsia="Calibri"/>
+                <w:sz w:val="26"/>
+                <w:szCs w:val="26"/>
+                <w:lang w:eastAsia="en-US"/>
+              </w:rPr>
+            </w:pPr>
+            <w:r>
+              <w:rPr>
+                <w:rFonts w:eastAsia="Calibri"/>
+                <w:sz w:val="26"/>
+                <w:szCs w:val="26"/>
+                <w:lang w:eastAsia="en-US"/>
+              </w:rPr>
+              <w:t>Да</w:t>
+            </w:r>
+          </w:p>
+        </w:tc>
+        <w:tc>
+          <w:tcPr>
+            <w:tcW w:w="1836" w:type="dxa"/>
+          </w:tcPr>
+          <w:p>
+            <w:pPr>
+              <w:jc w:val="both"/>
+              <w:rPr>
+                <w:rFonts w:eastAsia="Calibri"/>
+                <w:sz w:val="26"/>
+                <w:szCs w:val="26"/>
+                <w:lang w:eastAsia="en-US"/>
+              </w:rPr>
+            </w:pPr>
+            <w:r>
+              <w:rPr>
+                <w:rFonts w:eastAsia="Calibri"/>
+                <w:sz w:val="26"/>
+                <w:szCs w:val="26"/>
+                <w:lang w:eastAsia="en-US"/>
+              </w:rPr>
+              <w:t>ID записи</w:t>
+            </w:r>
+          </w:p>
+        </w:tc>
+      </w:tr>
+      <w:tr>
+        <w:tc>
+          <w:tcPr>
+            <w:tcW w:w="1555" w:type="dxa"/>
+          </w:tcPr>
+          <w:p>
+            <w:pPr>
+              <w:jc w:val="both"/>
+              <w:rPr>
+                <w:rFonts w:eastAsia="Calibri"/>
+                <w:sz w:val="26"/>
+                <w:szCs w:val="26"/>
+                <w:lang w:eastAsia="en-US"/>
+              </w:rPr>
+            </w:pPr>
+            <w:r>
+              <w:rPr>
+                <w:rFonts w:eastAsia="Calibri"/>
+                <w:sz w:val="26"/>
+                <w:szCs w:val="26"/>
+                <w:lang w:eastAsia="en-US"/>
+              </w:rPr>
+              <w:t>Внешний ключ</w:t>
+            </w:r>
+          </w:p>
+        </w:tc>
+        <w:tc>
+          <w:tcPr>
+            <w:tcW w:w="1984" w:type="dxa"/>
+          </w:tcPr>
+          <w:p>
+            <w:pPr>
+              <w:jc w:val="both"/>
+              <w:rPr>
+                <w:rFonts w:eastAsia="Calibri"/>
+                <w:sz w:val="26"/>
+                <w:szCs w:val="26"/>
+                <w:lang w:eastAsia="en-US"/>
+              </w:rPr>
+            </w:pPr>
+            <w:proofErr w:type="spellStart"/>
+            <w:r>
+              <w:rPr>
+                <w:rFonts w:eastAsia="Calibri"/>
+                <w:sz w:val="26"/>
+                <w:szCs w:val="26"/>
+                <w:lang w:eastAsia="en-US"/>
+              </w:rPr>
+              <w:t>TransactionID</w:t>
+            </w:r>
+            <w:proofErr w:type="spellEnd"/>
+          </w:p>
+        </w:tc>
+        <w:tc>
+          <w:tcPr>
+            <w:tcW w:w="2126" w:type="dxa"/>
+          </w:tcPr>
+          <w:p>
+            <w:pPr>
+              <w:jc w:val="both"/>
+              <w:rPr>
+                <w:rFonts w:eastAsia="Calibri"/>
+                <w:sz w:val="26"/>
+                <w:szCs w:val="26"/>
+                <w:lang w:eastAsia="en-US"/>
+              </w:rPr>
+            </w:pPr>
+            <w:r>
+              <w:rPr>
+                <w:rFonts w:eastAsia="Calibri"/>
+                <w:sz w:val="26"/>
+                <w:szCs w:val="26"/>
+                <w:lang w:eastAsia="en-US"/>
+              </w:rPr>
+              <w:t>Числовой, INT</w:t>
+            </w:r>
+          </w:p>
+        </w:tc>
+        <w:tc>
+          <w:tcPr>
+            <w:tcW w:w="1843" w:type="dxa"/>
+          </w:tcPr>
+          <w:p>
+            <w:pPr>
+              <w:jc w:val="both"/>
+              <w:rPr>
+                <w:rFonts w:eastAsia="Calibri"/>
+                <w:sz w:val="26"/>
+                <w:szCs w:val="26"/>
+                <w:lang w:eastAsia="en-US"/>
+              </w:rPr>
+            </w:pPr>
+            <w:r>
+              <w:rPr>
+                <w:rFonts w:eastAsia="Calibri"/>
+                <w:sz w:val="26"/>
+                <w:szCs w:val="26"/>
+                <w:lang w:eastAsia="en-US"/>
+              </w:rPr>
+              <w:t>Да</w:t>
+            </w:r>
+          </w:p>
+        </w:tc>
+        <w:tc>
+          <w:tcPr>
+            <w:tcW w:w="1836" w:type="dxa"/>
+          </w:tcPr>
+          <w:p>
+            <w:pPr>
+              <w:jc w:val="both"/>
+              <w:rPr>
+                <w:rFonts w:eastAsia="Calibri"/>
+                <w:sz w:val="26"/>
+                <w:szCs w:val="26"/>
+                <w:lang w:eastAsia="en-US"/>
+              </w:rPr>
+            </w:pPr>
+            <w:r>
+              <w:rPr>
+                <w:rFonts w:eastAsia="Calibri"/>
+                <w:sz w:val="26"/>
+                <w:szCs w:val="26"/>
+                <w:lang w:eastAsia="en-US"/>
+              </w:rPr>
+              <w:t xml:space="preserve">Внешний ключ на таблицу </w:t>
+            </w:r>
+            <w:proofErr w:type="spellStart"/>
+            <w:r>
+              <w:rPr>
+                <w:rFonts w:eastAsia="Calibri"/>
+                <w:sz w:val="26"/>
+                <w:szCs w:val="26"/>
+                <w:lang w:eastAsia="en-US"/>
+              </w:rPr>
+              <w:t>Transaction</w:t>
             </w:r>
             <w:proofErr w:type="spellEnd"/>
           </w:p>
@@ -6083,133 +11236,138 @@
       <w:tr>
         <w:tc>
           <w:tcPr>
-            <w:tcW w:w="1441" w:type="dxa"/>
-            <w:gridSpan w:val="2"/>
+            <w:tcW w:w="1555" w:type="dxa"/>
           </w:tcPr>
           <w:p>
+            <w:pPr>
+              <w:jc w:val="both"/>
+              <w:rPr>
+                <w:rFonts w:eastAsia="Calibri"/>
+                <w:sz w:val="26"/>
+                <w:szCs w:val="26"/>
+                <w:lang w:eastAsia="en-US"/>
+              </w:rPr>
+            </w:pPr>
             <w:r>
-              <w:t>первичный</w:t>
+              <w:rPr>
+                <w:rFonts w:eastAsia="Calibri"/>
+                <w:sz w:val="26"/>
+                <w:szCs w:val="26"/>
+                <w:lang w:eastAsia="en-US"/>
+              </w:rPr>
+              <w:t>Внешний ключ</w:t>
             </w:r>
           </w:p>
         </w:tc>
         <w:tc>
           <w:tcPr>
-            <w:tcW w:w="2189" w:type="dxa"/>
+            <w:tcW w:w="1984" w:type="dxa"/>
           </w:tcPr>
           <w:p>
+            <w:pPr>
+              <w:jc w:val="both"/>
+              <w:rPr>
+                <w:rFonts w:eastAsia="Calibri"/>
+                <w:sz w:val="26"/>
+                <w:szCs w:val="26"/>
+                <w:lang w:eastAsia="en-US"/>
+              </w:rPr>
+            </w:pPr>
             <w:proofErr w:type="spellStart"/>
             <w:r>
-              <w:t>OrderID</w:t>
+              <w:rPr>
+                <w:rFonts w:eastAsia="Calibri"/>
+                <w:sz w:val="26"/>
+                <w:szCs w:val="26"/>
+                <w:lang w:eastAsia="en-US"/>
+              </w:rPr>
+              <w:t>AccountID</w:t>
             </w:r>
             <w:proofErr w:type="spellEnd"/>
           </w:p>
         </w:tc>
         <w:tc>
           <w:tcPr>
-            <w:tcW w:w="1487" w:type="dxa"/>
-            <w:gridSpan w:val="2"/>
+            <w:tcW w:w="2126" w:type="dxa"/>
           </w:tcPr>
           <w:p>
             <w:pPr>
-              <w:jc w:val="center"/>
+              <w:jc w:val="both"/>
+              <w:rPr>
+                <w:rFonts w:eastAsia="Calibri"/>
+                <w:sz w:val="26"/>
+                <w:szCs w:val="26"/>
+                <w:lang w:eastAsia="en-US"/>
+              </w:rPr>
             </w:pPr>
             <w:r>
-              <w:t>числовой</w:t>
+              <w:rPr>
+                <w:rFonts w:eastAsia="Calibri"/>
+                <w:sz w:val="26"/>
+                <w:szCs w:val="26"/>
+                <w:lang w:eastAsia="en-US"/>
+              </w:rPr>
+              <w:t>Числовой, INT</w:t>
             </w:r>
           </w:p>
         </w:tc>
         <w:tc>
           <w:tcPr>
-            <w:tcW w:w="1619" w:type="dxa"/>
-            <w:gridSpan w:val="2"/>
+            <w:tcW w:w="1843" w:type="dxa"/>
           </w:tcPr>
           <w:p>
+            <w:pPr>
+              <w:jc w:val="both"/>
+              <w:rPr>
+                <w:rFonts w:eastAsia="Calibri"/>
+                <w:sz w:val="26"/>
+                <w:szCs w:val="26"/>
+                <w:lang w:eastAsia="en-US"/>
+              </w:rPr>
+            </w:pPr>
             <w:r>
+              <w:rPr>
+                <w:rFonts w:eastAsia="Calibri"/>
+                <w:sz w:val="26"/>
+                <w:szCs w:val="26"/>
+                <w:lang w:eastAsia="en-US"/>
+              </w:rPr>
               <w:t>Да</w:t>
             </w:r>
           </w:p>
         </w:tc>
         <w:tc>
           <w:tcPr>
-            <w:tcW w:w="2608" w:type="dxa"/>
-            <w:gridSpan w:val="2"/>
-          </w:tcPr>
-          <w:p>
-            <w:r>
-              <w:t>Идентификационный номер</w:t>
-            </w:r>
-            <w:r>
-              <w:t xml:space="preserve"> заказа</w:t>
-            </w:r>
-          </w:p>
-        </w:tc>
-      </w:tr>
-      <w:tr>
-        <w:tc>
-          <w:tcPr>
-            <w:tcW w:w="1427" w:type="dxa"/>
-          </w:tcPr>
-          <w:p/>
-        </w:tc>
-        <w:tc>
-          <w:tcPr>
-            <w:tcW w:w="2416" w:type="dxa"/>
-            <w:gridSpan w:val="3"/>
-          </w:tcPr>
-          <w:p>
-            <w:proofErr w:type="spellStart"/>
-            <w:r>
-              <w:t>OrderDate</w:t>
-            </w:r>
-            <w:proofErr w:type="spellEnd"/>
-          </w:p>
-        </w:tc>
-        <w:tc>
-          <w:tcPr>
-            <w:tcW w:w="1461" w:type="dxa"/>
-            <w:gridSpan w:val="2"/>
-          </w:tcPr>
-          <w:p>
-            <w:r>
-              <w:t>временной</w:t>
-            </w:r>
-          </w:p>
-        </w:tc>
-        <w:tc>
-          <w:tcPr>
-            <w:tcW w:w="1462" w:type="dxa"/>
-            <w:gridSpan w:val="2"/>
-          </w:tcPr>
-          <w:p>
-            <w:r>
-              <w:t>Да</w:t>
-            </w:r>
-          </w:p>
-        </w:tc>
-        <w:tc>
-          <w:tcPr>
-            <w:tcW w:w="2578" w:type="dxa"/>
-          </w:tcPr>
-          <w:p>
-            <w:r>
-              <w:t>Дата оформления заказа</w:t>
-            </w:r>
-          </w:p>
-        </w:tc>
-      </w:tr>
-      <w:tr>
-        <w:tc>
-          <w:tcPr>
-            <w:tcW w:w="9344" w:type="dxa"/>
-            <w:gridSpan w:val="9"/>
+            <w:tcW w:w="1836" w:type="dxa"/>
           </w:tcPr>
           <w:p>
             <w:pPr>
-              <w:jc w:val="center"/>
+              <w:jc w:val="both"/>
+              <w:rPr>
+                <w:rFonts w:eastAsia="Calibri"/>
+                <w:sz w:val="26"/>
+                <w:szCs w:val="26"/>
+                <w:lang w:eastAsia="en-US"/>
+              </w:rPr>
             </w:pPr>
+            <w:r>
+              <w:rPr>
+                <w:rFonts w:eastAsia="Calibri"/>
+                <w:sz w:val="26"/>
+                <w:szCs w:val="26"/>
+                <w:lang w:eastAsia="en-US"/>
+              </w:rPr>
+              <w:t xml:space="preserve">Внешний ключ на таблицу </w:t>
+            </w:r>
             <w:proofErr w:type="spellStart"/>
             <w:r>
-              <w:t>Sale</w:t>
+              <w:rPr>
+                <w:rFonts w:eastAsia="Calibri"/>
+                <w:sz w:val="26"/>
+                <w:szCs w:val="26"/>
+                <w:lang w:eastAsia="en-US"/>
+              </w:rPr>
+              <w:t>Account</w:t>
             </w:r>
             <w:proofErr w:type="spellEnd"/>
           </w:p>
@@ -6218,1485 +11376,135 @@
       <w:tr>
         <w:tc>
           <w:tcPr>
-            <w:tcW w:w="1427" w:type="dxa"/>
+            <w:tcW w:w="1555" w:type="dxa"/>
           </w:tcPr>
           <w:p>
-            <w:r>
-              <w:t>первичный</w:t>
-            </w:r>
+            <w:pPr>
+              <w:jc w:val="both"/>
+              <w:rPr>
+                <w:rFonts w:eastAsia="Calibri"/>
+                <w:sz w:val="26"/>
+                <w:szCs w:val="26"/>
+                <w:lang w:eastAsia="en-US"/>
+              </w:rPr>
+            </w:pPr>
           </w:p>
         </w:tc>
         <w:tc>
           <w:tcPr>
-            <w:tcW w:w="2416" w:type="dxa"/>
-            <w:gridSpan w:val="3"/>
+            <w:tcW w:w="1984" w:type="dxa"/>
           </w:tcPr>
           <w:p>
+            <w:pPr>
+              <w:jc w:val="both"/>
+              <w:rPr>
+                <w:rFonts w:eastAsia="Calibri"/>
+                <w:sz w:val="26"/>
+                <w:szCs w:val="26"/>
+                <w:lang w:eastAsia="en-US"/>
+              </w:rPr>
+            </w:pPr>
             <w:proofErr w:type="spellStart"/>
             <w:r>
-              <w:t>SaleID</w:t>
+              <w:rPr>
+                <w:rFonts w:eastAsia="Calibri"/>
+                <w:sz w:val="26"/>
+                <w:szCs w:val="26"/>
+                <w:lang w:eastAsia="en-US"/>
+              </w:rPr>
+              <w:t>Role</w:t>
             </w:r>
             <w:proofErr w:type="spellEnd"/>
           </w:p>
         </w:tc>
         <w:tc>
           <w:tcPr>
-            <w:tcW w:w="1461" w:type="dxa"/>
-            <w:gridSpan w:val="2"/>
+            <w:tcW w:w="2126" w:type="dxa"/>
           </w:tcPr>
           <w:p>
+            <w:pPr>
+              <w:jc w:val="both"/>
+              <w:rPr>
+                <w:rFonts w:eastAsia="Calibri"/>
+                <w:sz w:val="26"/>
+                <w:szCs w:val="26"/>
+                <w:lang w:eastAsia="en-US"/>
+              </w:rPr>
+            </w:pPr>
             <w:r>
-              <w:t>числовой</w:t>
+              <w:rPr>
+                <w:rFonts w:eastAsia="Calibri"/>
+                <w:sz w:val="26"/>
+                <w:szCs w:val="26"/>
+                <w:lang w:eastAsia="en-US"/>
+              </w:rPr>
+              <w:t>Текстовый, VARCHAR(20)</w:t>
             </w:r>
           </w:p>
         </w:tc>
         <w:tc>
           <w:tcPr>
-            <w:tcW w:w="1462" w:type="dxa"/>
-            <w:gridSpan w:val="2"/>
+            <w:tcW w:w="1843" w:type="dxa"/>
           </w:tcPr>
           <w:p>
+            <w:pPr>
+              <w:jc w:val="both"/>
+              <w:rPr>
+                <w:rFonts w:eastAsia="Calibri"/>
+                <w:sz w:val="26"/>
+                <w:szCs w:val="26"/>
+                <w:lang w:eastAsia="en-US"/>
+              </w:rPr>
+            </w:pPr>
             <w:r>
+              <w:rPr>
+                <w:rFonts w:eastAsia="Calibri"/>
+                <w:sz w:val="26"/>
+                <w:szCs w:val="26"/>
+                <w:lang w:eastAsia="en-US"/>
+              </w:rPr>
               <w:t>Да</w:t>
             </w:r>
           </w:p>
         </w:tc>
         <w:tc>
           <w:tcPr>
-            <w:tcW w:w="2578" w:type="dxa"/>
-          </w:tcPr>
-          <w:p>
-            <w:r>
-              <w:t>Идентификационный номер</w:t>
-            </w:r>
-            <w:r>
-              <w:t xml:space="preserve"> продажи</w:t>
-            </w:r>
-          </w:p>
-        </w:tc>
-      </w:tr>
-      <w:tr>
-        <w:tc>
-          <w:tcPr>
-            <w:tcW w:w="1427" w:type="dxa"/>
-          </w:tcPr>
-          <w:p/>
-        </w:tc>
-        <w:tc>
-          <w:tcPr>
-            <w:tcW w:w="2416" w:type="dxa"/>
-            <w:gridSpan w:val="3"/>
-          </w:tcPr>
-          <w:p>
-            <w:proofErr w:type="spellStart"/>
-            <w:r>
-              <w:t>SaleDate</w:t>
-            </w:r>
-            <w:proofErr w:type="spellEnd"/>
-          </w:p>
-        </w:tc>
-        <w:tc>
-          <w:tcPr>
-            <w:tcW w:w="1461" w:type="dxa"/>
-            <w:gridSpan w:val="2"/>
-          </w:tcPr>
-          <w:p>
-            <w:r>
-              <w:t>временной</w:t>
-            </w:r>
-          </w:p>
-        </w:tc>
-        <w:tc>
-          <w:tcPr>
-            <w:tcW w:w="1462" w:type="dxa"/>
-            <w:gridSpan w:val="2"/>
-          </w:tcPr>
-          <w:p>
-            <w:r>
-              <w:t>Да</w:t>
-            </w:r>
-          </w:p>
-        </w:tc>
-        <w:tc>
-          <w:tcPr>
-            <w:tcW w:w="2578" w:type="dxa"/>
-          </w:tcPr>
-          <w:p>
-            <w:r>
-              <w:t>Дата оформления продажи</w:t>
-            </w:r>
-          </w:p>
-        </w:tc>
-      </w:tr>
-      <w:tr>
-        <w:tc>
-          <w:tcPr>
-            <w:tcW w:w="9344" w:type="dxa"/>
-            <w:gridSpan w:val="9"/>
+            <w:tcW w:w="1836" w:type="dxa"/>
           </w:tcPr>
           <w:p>
             <w:pPr>
-              <w:jc w:val="center"/>
-              <w:rPr>
-                <w:lang w:val="en-US"/>
-              </w:rPr>
-            </w:pPr>
-            <w:proofErr w:type="spellStart"/>
-            <w:r>
-              <w:t>Order</w:t>
-            </w:r>
-            <w:proofErr w:type="spellEnd"/>
-            <w:r>
-              <w:rPr>
-                <w:lang w:val="en-US"/>
-              </w:rPr>
-              <w:t>Prod</w:t>
-            </w:r>
-          </w:p>
-        </w:tc>
-      </w:tr>
-      <w:tr>
-        <w:tc>
-          <w:tcPr>
-            <w:tcW w:w="1427" w:type="dxa"/>
-          </w:tcPr>
-          <w:p>
-            <w:r>
-              <w:t>первичный</w:t>
-            </w:r>
-          </w:p>
-        </w:tc>
-        <w:tc>
-          <w:tcPr>
-            <w:tcW w:w="2416" w:type="dxa"/>
-            <w:gridSpan w:val="3"/>
-          </w:tcPr>
-          <w:p>
-            <w:proofErr w:type="spellStart"/>
-            <w:r>
-              <w:t>OrderStockID</w:t>
-            </w:r>
-            <w:proofErr w:type="spellEnd"/>
-          </w:p>
-        </w:tc>
-        <w:tc>
-          <w:tcPr>
-            <w:tcW w:w="1461" w:type="dxa"/>
-            <w:gridSpan w:val="2"/>
-          </w:tcPr>
-          <w:p>
-            <w:r>
-              <w:t>числовой</w:t>
-            </w:r>
-          </w:p>
-        </w:tc>
-        <w:tc>
-          <w:tcPr>
-            <w:tcW w:w="1462" w:type="dxa"/>
-            <w:gridSpan w:val="2"/>
-          </w:tcPr>
-          <w:p>
-            <w:r>
-              <w:t>Да</w:t>
-            </w:r>
-          </w:p>
-        </w:tc>
-        <w:tc>
-          <w:tcPr>
-            <w:tcW w:w="2578" w:type="dxa"/>
-          </w:tcPr>
-          <w:p>
-            <w:r>
-              <w:t>Идентификационный номер</w:t>
-            </w:r>
-            <w:r>
-              <w:t xml:space="preserve"> </w:t>
-            </w:r>
-            <w:r>
-              <w:t>товара в заказе</w:t>
-            </w:r>
-          </w:p>
-        </w:tc>
-      </w:tr>
-      <w:tr>
-        <w:tc>
-          <w:tcPr>
-            <w:tcW w:w="1427" w:type="dxa"/>
-          </w:tcPr>
-          <w:p>
-            <w:r>
-              <w:t>внешний</w:t>
-            </w:r>
-          </w:p>
-        </w:tc>
-        <w:tc>
-          <w:tcPr>
-            <w:tcW w:w="2416" w:type="dxa"/>
-            <w:gridSpan w:val="3"/>
-          </w:tcPr>
-          <w:p>
-            <w:proofErr w:type="spellStart"/>
-            <w:r>
-              <w:t>OrderID</w:t>
-            </w:r>
-            <w:proofErr w:type="spellEnd"/>
-          </w:p>
-        </w:tc>
-        <w:tc>
-          <w:tcPr>
-            <w:tcW w:w="1461" w:type="dxa"/>
-            <w:gridSpan w:val="2"/>
-          </w:tcPr>
-          <w:p>
-            <w:r>
-              <w:t>числовой</w:t>
-            </w:r>
-          </w:p>
-        </w:tc>
-        <w:tc>
-          <w:tcPr>
-            <w:tcW w:w="1462" w:type="dxa"/>
-            <w:gridSpan w:val="2"/>
-          </w:tcPr>
-          <w:p>
-            <w:r>
-              <w:t>Да</w:t>
-            </w:r>
-          </w:p>
-        </w:tc>
-        <w:tc>
-          <w:tcPr>
-            <w:tcW w:w="2578" w:type="dxa"/>
-          </w:tcPr>
-          <w:p>
-            <w:r>
-              <w:t>Номер заказа</w:t>
-            </w:r>
-          </w:p>
-        </w:tc>
-      </w:tr>
-      <w:tr>
-        <w:tc>
-          <w:tcPr>
-            <w:tcW w:w="1427" w:type="dxa"/>
-          </w:tcPr>
-          <w:p>
-            <w:r>
-              <w:t>внешний</w:t>
-            </w:r>
-          </w:p>
-        </w:tc>
-        <w:tc>
-          <w:tcPr>
-            <w:tcW w:w="2416" w:type="dxa"/>
-            <w:gridSpan w:val="3"/>
-          </w:tcPr>
-          <w:p>
-            <w:r>
-              <w:rPr>
-                <w:lang w:val="en-US"/>
-              </w:rPr>
-              <w:t>Product</w:t>
-            </w:r>
-            <w:r>
-              <w:t>ID</w:t>
-            </w:r>
-          </w:p>
-        </w:tc>
-        <w:tc>
-          <w:tcPr>
-            <w:tcW w:w="1461" w:type="dxa"/>
-            <w:gridSpan w:val="2"/>
-          </w:tcPr>
-          <w:p>
-            <w:r>
-              <w:t>числовой</w:t>
-            </w:r>
-          </w:p>
-        </w:tc>
-        <w:tc>
-          <w:tcPr>
-            <w:tcW w:w="1462" w:type="dxa"/>
-            <w:gridSpan w:val="2"/>
-          </w:tcPr>
-          <w:p>
-            <w:r>
-              <w:t>Да</w:t>
-            </w:r>
-          </w:p>
-        </w:tc>
-        <w:tc>
-          <w:tcPr>
-            <w:tcW w:w="2578" w:type="dxa"/>
-          </w:tcPr>
-          <w:p>
-            <w:r>
-              <w:t>Номер товара</w:t>
-            </w:r>
-          </w:p>
-        </w:tc>
-      </w:tr>
-      <w:tr>
-        <w:tc>
-          <w:tcPr>
-            <w:tcW w:w="1427" w:type="dxa"/>
-          </w:tcPr>
-          <w:p/>
-        </w:tc>
-        <w:tc>
-          <w:tcPr>
-            <w:tcW w:w="2416" w:type="dxa"/>
-            <w:gridSpan w:val="3"/>
-          </w:tcPr>
-          <w:p>
-            <w:pPr>
-              <w:rPr>
-                <w:lang w:val="en-US"/>
+              <w:jc w:val="both"/>
+              <w:rPr>
+                <w:rFonts w:eastAsia="Calibri"/>
+                <w:sz w:val="26"/>
+                <w:szCs w:val="26"/>
+                <w:lang w:eastAsia="en-US"/>
               </w:rPr>
             </w:pPr>
             <w:r>
               <w:rPr>
-                <w:lang w:val="en-US"/>
-              </w:rPr>
-              <w:t>Count</w:t>
-            </w:r>
-          </w:p>
-        </w:tc>
-        <w:tc>
-          <w:tcPr>
-            <w:tcW w:w="1461" w:type="dxa"/>
-            <w:gridSpan w:val="2"/>
-          </w:tcPr>
-          <w:p>
-            <w:r>
-              <w:t>числовой</w:t>
-            </w:r>
-          </w:p>
-        </w:tc>
-        <w:tc>
-          <w:tcPr>
-            <w:tcW w:w="1462" w:type="dxa"/>
-            <w:gridSpan w:val="2"/>
-          </w:tcPr>
-          <w:p>
-            <w:r>
-              <w:t>Да</w:t>
-            </w:r>
-          </w:p>
-        </w:tc>
-        <w:tc>
-          <w:tcPr>
-            <w:tcW w:w="2578" w:type="dxa"/>
-          </w:tcPr>
-          <w:p>
-            <w:r>
-              <w:t>Количество единиц товара</w:t>
-            </w:r>
-          </w:p>
-        </w:tc>
-      </w:tr>
-      <w:tr>
-        <w:tc>
-          <w:tcPr>
-            <w:tcW w:w="9344" w:type="dxa"/>
-            <w:gridSpan w:val="9"/>
-          </w:tcPr>
-          <w:p>
-            <w:pPr>
-              <w:jc w:val="center"/>
-            </w:pPr>
-            <w:proofErr w:type="spellStart"/>
-            <w:r>
-              <w:t>Sale</w:t>
-            </w:r>
-            <w:proofErr w:type="spellEnd"/>
-            <w:r>
-              <w:rPr>
-                <w:lang w:val="en-US"/>
-              </w:rPr>
-              <w:t>Prod</w:t>
-            </w:r>
-          </w:p>
-        </w:tc>
-      </w:tr>
-      <w:tr>
-        <w:tc>
-          <w:tcPr>
-            <w:tcW w:w="1427" w:type="dxa"/>
-          </w:tcPr>
-          <w:p>
-            <w:r>
-              <w:t>первичный</w:t>
-            </w:r>
-          </w:p>
-        </w:tc>
-        <w:tc>
-          <w:tcPr>
-            <w:tcW w:w="2416" w:type="dxa"/>
-            <w:gridSpan w:val="3"/>
-          </w:tcPr>
-          <w:p>
-            <w:proofErr w:type="spellStart"/>
-            <w:r>
-              <w:t>Sale</w:t>
-            </w:r>
-            <w:r>
-              <w:t>StockID</w:t>
-            </w:r>
-            <w:proofErr w:type="spellEnd"/>
-          </w:p>
-        </w:tc>
-        <w:tc>
-          <w:tcPr>
-            <w:tcW w:w="1461" w:type="dxa"/>
-            <w:gridSpan w:val="2"/>
-          </w:tcPr>
-          <w:p>
-            <w:r>
-              <w:t>числовой</w:t>
-            </w:r>
-          </w:p>
-        </w:tc>
-        <w:tc>
-          <w:tcPr>
-            <w:tcW w:w="1462" w:type="dxa"/>
-            <w:gridSpan w:val="2"/>
-          </w:tcPr>
-          <w:p>
-            <w:r>
-              <w:t>Да</w:t>
-            </w:r>
-          </w:p>
-        </w:tc>
-        <w:tc>
-          <w:tcPr>
-            <w:tcW w:w="2578" w:type="dxa"/>
-          </w:tcPr>
-          <w:p>
-            <w:r>
-              <w:t>Идентификационный номер</w:t>
-            </w:r>
-            <w:r>
-              <w:t xml:space="preserve"> </w:t>
-            </w:r>
-            <w:r>
-              <w:t>товара в продаже</w:t>
-            </w:r>
-          </w:p>
-        </w:tc>
-      </w:tr>
-      <w:tr>
-        <w:tc>
-          <w:tcPr>
-            <w:tcW w:w="1427" w:type="dxa"/>
-          </w:tcPr>
-          <w:p>
-            <w:r>
-              <w:t>внешний</w:t>
-            </w:r>
-          </w:p>
-        </w:tc>
-        <w:tc>
-          <w:tcPr>
-            <w:tcW w:w="2416" w:type="dxa"/>
-            <w:gridSpan w:val="3"/>
-          </w:tcPr>
-          <w:p>
-            <w:proofErr w:type="spellStart"/>
-            <w:r>
-              <w:t>Sale</w:t>
-            </w:r>
-            <w:r>
-              <w:t>ID</w:t>
-            </w:r>
-            <w:proofErr w:type="spellEnd"/>
-          </w:p>
-        </w:tc>
-        <w:tc>
-          <w:tcPr>
-            <w:tcW w:w="1461" w:type="dxa"/>
-            <w:gridSpan w:val="2"/>
-          </w:tcPr>
-          <w:p>
-            <w:r>
-              <w:t>числовой</w:t>
-            </w:r>
-          </w:p>
-        </w:tc>
-        <w:tc>
-          <w:tcPr>
-            <w:tcW w:w="1462" w:type="dxa"/>
-            <w:gridSpan w:val="2"/>
-          </w:tcPr>
-          <w:p>
-            <w:r>
-              <w:t>Да</w:t>
-            </w:r>
-          </w:p>
-        </w:tc>
-        <w:tc>
-          <w:tcPr>
-            <w:tcW w:w="2578" w:type="dxa"/>
-          </w:tcPr>
-          <w:p>
-            <w:r>
-              <w:t>Номер продажи</w:t>
-            </w:r>
-          </w:p>
-        </w:tc>
-      </w:tr>
-      <w:tr>
-        <w:tc>
-          <w:tcPr>
-            <w:tcW w:w="1427" w:type="dxa"/>
-          </w:tcPr>
-          <w:p>
-            <w:r>
-              <w:t>внешний</w:t>
-            </w:r>
-          </w:p>
-        </w:tc>
-        <w:tc>
-          <w:tcPr>
-            <w:tcW w:w="2416" w:type="dxa"/>
-            <w:gridSpan w:val="3"/>
-          </w:tcPr>
-          <w:p>
-            <w:r>
-              <w:rPr>
-                <w:lang w:val="en-US"/>
-              </w:rPr>
-              <w:t>Product</w:t>
-            </w:r>
-            <w:r>
-              <w:t>ID</w:t>
-            </w:r>
-          </w:p>
-        </w:tc>
-        <w:tc>
-          <w:tcPr>
-            <w:tcW w:w="1461" w:type="dxa"/>
-            <w:gridSpan w:val="2"/>
-          </w:tcPr>
-          <w:p>
-            <w:r>
-              <w:t>числовой</w:t>
-            </w:r>
-          </w:p>
-        </w:tc>
-        <w:tc>
-          <w:tcPr>
-            <w:tcW w:w="1462" w:type="dxa"/>
-            <w:gridSpan w:val="2"/>
-          </w:tcPr>
-          <w:p>
-            <w:r>
-              <w:t>Да</w:t>
-            </w:r>
-          </w:p>
-        </w:tc>
-        <w:tc>
-          <w:tcPr>
-            <w:tcW w:w="2578" w:type="dxa"/>
-          </w:tcPr>
-          <w:p>
-            <w:r>
-              <w:t>Номер товара</w:t>
-            </w:r>
-          </w:p>
-        </w:tc>
-      </w:tr>
-      <w:tr>
-        <w:tc>
-          <w:tcPr>
-            <w:tcW w:w="1427" w:type="dxa"/>
-          </w:tcPr>
-          <w:p/>
-        </w:tc>
-        <w:tc>
-          <w:tcPr>
-            <w:tcW w:w="2416" w:type="dxa"/>
-            <w:gridSpan w:val="3"/>
-          </w:tcPr>
-          <w:p>
-            <w:r>
-              <w:rPr>
-                <w:lang w:val="en-US"/>
-              </w:rPr>
-              <w:t>Count</w:t>
-            </w:r>
-          </w:p>
-        </w:tc>
-        <w:tc>
-          <w:tcPr>
-            <w:tcW w:w="1461" w:type="dxa"/>
-            <w:gridSpan w:val="2"/>
-          </w:tcPr>
-          <w:p>
-            <w:r>
-              <w:t>числовой</w:t>
-            </w:r>
-          </w:p>
-        </w:tc>
-        <w:tc>
-          <w:tcPr>
-            <w:tcW w:w="1462" w:type="dxa"/>
-            <w:gridSpan w:val="2"/>
-          </w:tcPr>
-          <w:p>
-            <w:r>
-              <w:t>Да</w:t>
-            </w:r>
-          </w:p>
-        </w:tc>
-        <w:tc>
-          <w:tcPr>
-            <w:tcW w:w="2578" w:type="dxa"/>
-          </w:tcPr>
-          <w:p>
-            <w:r>
-              <w:t>Количество единиц товара</w:t>
-            </w:r>
-          </w:p>
-        </w:tc>
-      </w:tr>
-      <w:tr>
-        <w:tc>
-          <w:tcPr>
-            <w:tcW w:w="9344" w:type="dxa"/>
-            <w:gridSpan w:val="9"/>
-          </w:tcPr>
-          <w:p>
-            <w:pPr>
-              <w:jc w:val="center"/>
-            </w:pPr>
-            <w:proofErr w:type="spellStart"/>
-            <w:r>
-              <w:rPr>
-                <w:lang w:val="en-US"/>
-              </w:rPr>
-              <w:t>Prod</w:t>
-            </w:r>
-            <w:r>
-              <w:rPr>
-                <w:lang w:val="en-US"/>
-              </w:rPr>
-              <w:t>uct</w:t>
-            </w:r>
-            <w:r>
-              <w:rPr>
-                <w:lang w:val="en-US"/>
-              </w:rPr>
-              <w:t>Assort</w:t>
-            </w:r>
-            <w:r>
-              <w:rPr>
-                <w:lang w:val="en-US"/>
-              </w:rPr>
-              <w:t>ment</w:t>
-            </w:r>
-            <w:proofErr w:type="spellEnd"/>
-          </w:p>
-        </w:tc>
-      </w:tr>
-      <w:tr>
-        <w:tc>
-          <w:tcPr>
-            <w:tcW w:w="1427" w:type="dxa"/>
-          </w:tcPr>
-          <w:p>
-            <w:r>
-              <w:t>первичный</w:t>
-            </w:r>
-          </w:p>
-        </w:tc>
-        <w:tc>
-          <w:tcPr>
-            <w:tcW w:w="2416" w:type="dxa"/>
-            <w:gridSpan w:val="3"/>
-          </w:tcPr>
-          <w:p>
-            <w:pPr>
-              <w:rPr>
-                <w:lang w:val="en-US"/>
-              </w:rPr>
-            </w:pPr>
-            <w:proofErr w:type="spellStart"/>
-            <w:r>
-              <w:rPr>
-                <w:lang w:val="en-US"/>
-              </w:rPr>
-              <w:t>ProdAssortID</w:t>
-            </w:r>
-            <w:proofErr w:type="spellEnd"/>
-          </w:p>
-        </w:tc>
-        <w:tc>
-          <w:tcPr>
-            <w:tcW w:w="1461" w:type="dxa"/>
-            <w:gridSpan w:val="2"/>
-          </w:tcPr>
-          <w:p>
-            <w:r>
-              <w:t>числовой</w:t>
-            </w:r>
-          </w:p>
-        </w:tc>
-        <w:tc>
-          <w:tcPr>
-            <w:tcW w:w="1462" w:type="dxa"/>
-            <w:gridSpan w:val="2"/>
-          </w:tcPr>
-          <w:p>
-            <w:r>
-              <w:t>Да</w:t>
-            </w:r>
-          </w:p>
-        </w:tc>
-        <w:tc>
-          <w:tcPr>
-            <w:tcW w:w="2578" w:type="dxa"/>
-          </w:tcPr>
-          <w:p>
-            <w:r>
-              <w:t>Идентификационный номер</w:t>
-            </w:r>
-            <w:r>
-              <w:t xml:space="preserve"> товара</w:t>
-            </w:r>
-          </w:p>
-        </w:tc>
-      </w:tr>
-      <w:tr>
-        <w:tc>
-          <w:tcPr>
-            <w:tcW w:w="1427" w:type="dxa"/>
-          </w:tcPr>
-          <w:p/>
-        </w:tc>
-        <w:tc>
-          <w:tcPr>
-            <w:tcW w:w="2416" w:type="dxa"/>
-            <w:gridSpan w:val="3"/>
-          </w:tcPr>
-          <w:p>
-            <w:pPr>
-              <w:rPr>
-                <w:lang w:val="en-US"/>
-              </w:rPr>
-            </w:pPr>
-            <w:proofErr w:type="spellStart"/>
-            <w:r>
-              <w:rPr>
-                <w:lang w:val="en-US"/>
-              </w:rPr>
-              <w:t>ProdAssortName</w:t>
-            </w:r>
-            <w:proofErr w:type="spellEnd"/>
-          </w:p>
-        </w:tc>
-        <w:tc>
-          <w:tcPr>
-            <w:tcW w:w="1461" w:type="dxa"/>
-            <w:gridSpan w:val="2"/>
-          </w:tcPr>
-          <w:p>
-            <w:r>
-              <w:t>текстовый</w:t>
-            </w:r>
-          </w:p>
-        </w:tc>
-        <w:tc>
-          <w:tcPr>
-            <w:tcW w:w="1462" w:type="dxa"/>
-            <w:gridSpan w:val="2"/>
-          </w:tcPr>
-          <w:p>
-            <w:r>
-              <w:t>Да</w:t>
-            </w:r>
-          </w:p>
-        </w:tc>
-        <w:tc>
-          <w:tcPr>
-            <w:tcW w:w="2578" w:type="dxa"/>
-          </w:tcPr>
-          <w:p>
-            <w:r>
-              <w:t>Название товара</w:t>
-            </w:r>
-          </w:p>
-        </w:tc>
-      </w:tr>
-      <w:tr>
-        <w:tc>
-          <w:tcPr>
-            <w:tcW w:w="1427" w:type="dxa"/>
-          </w:tcPr>
-          <w:p/>
-        </w:tc>
-        <w:tc>
-          <w:tcPr>
-            <w:tcW w:w="2416" w:type="dxa"/>
-            <w:gridSpan w:val="3"/>
-          </w:tcPr>
-          <w:p>
-            <w:pPr>
-              <w:rPr>
-                <w:lang w:val="en-US"/>
-              </w:rPr>
-            </w:pPr>
-            <w:proofErr w:type="spellStart"/>
-            <w:r>
-              <w:rPr>
-                <w:lang w:val="en-US"/>
-              </w:rPr>
-              <w:t>ProdAssortDescription</w:t>
-            </w:r>
-            <w:proofErr w:type="spellEnd"/>
-          </w:p>
-        </w:tc>
-        <w:tc>
-          <w:tcPr>
-            <w:tcW w:w="1461" w:type="dxa"/>
-            <w:gridSpan w:val="2"/>
-          </w:tcPr>
-          <w:p>
-            <w:r>
-              <w:t>текстовый</w:t>
-            </w:r>
-          </w:p>
-        </w:tc>
-        <w:tc>
-          <w:tcPr>
-            <w:tcW w:w="1462" w:type="dxa"/>
-            <w:gridSpan w:val="2"/>
-          </w:tcPr>
-          <w:p>
-            <w:r>
-              <w:t>Нет</w:t>
-            </w:r>
-          </w:p>
-        </w:tc>
-        <w:tc>
-          <w:tcPr>
-            <w:tcW w:w="2578" w:type="dxa"/>
-          </w:tcPr>
-          <w:p>
-            <w:r>
-              <w:t>Описание товара</w:t>
-            </w:r>
-          </w:p>
-        </w:tc>
-      </w:tr>
-      <w:tr>
-        <w:tc>
-          <w:tcPr>
-            <w:tcW w:w="1427" w:type="dxa"/>
-          </w:tcPr>
-          <w:p>
-            <w:r>
-              <w:t>внешний</w:t>
-            </w:r>
-          </w:p>
-        </w:tc>
-        <w:tc>
-          <w:tcPr>
-            <w:tcW w:w="2416" w:type="dxa"/>
-            <w:gridSpan w:val="3"/>
-          </w:tcPr>
-          <w:p>
-            <w:pPr>
-              <w:rPr>
-                <w:lang w:val="en-US"/>
-              </w:rPr>
-            </w:pPr>
-            <w:proofErr w:type="spellStart"/>
-            <w:r>
-              <w:rPr>
-                <w:lang w:val="en-US"/>
-              </w:rPr>
-              <w:t>ВrandID</w:t>
-            </w:r>
-            <w:proofErr w:type="spellEnd"/>
-          </w:p>
-        </w:tc>
-        <w:tc>
-          <w:tcPr>
-            <w:tcW w:w="1461" w:type="dxa"/>
-            <w:gridSpan w:val="2"/>
-          </w:tcPr>
-          <w:p>
-            <w:r>
-              <w:t>числовой</w:t>
-            </w:r>
-          </w:p>
-        </w:tc>
-        <w:tc>
-          <w:tcPr>
-            <w:tcW w:w="1462" w:type="dxa"/>
-            <w:gridSpan w:val="2"/>
-          </w:tcPr>
-          <w:p>
-            <w:r>
-              <w:t>Да</w:t>
-            </w:r>
-          </w:p>
-        </w:tc>
-        <w:tc>
-          <w:tcPr>
-            <w:tcW w:w="2578" w:type="dxa"/>
-          </w:tcPr>
-          <w:p>
-            <w:r>
-              <w:t>Номер производителя</w:t>
-            </w:r>
-          </w:p>
-        </w:tc>
-      </w:tr>
-      <w:tr>
-        <w:tc>
-          <w:tcPr>
-            <w:tcW w:w="1427" w:type="dxa"/>
-          </w:tcPr>
-          <w:p>
-            <w:r>
-              <w:t>внешний</w:t>
-            </w:r>
-          </w:p>
-        </w:tc>
-        <w:tc>
-          <w:tcPr>
-            <w:tcW w:w="2416" w:type="dxa"/>
-            <w:gridSpan w:val="3"/>
-          </w:tcPr>
-          <w:p>
-            <w:pPr>
-              <w:rPr>
-                <w:lang w:val="en-US"/>
-              </w:rPr>
-            </w:pPr>
-            <w:proofErr w:type="spellStart"/>
-            <w:r>
-              <w:rPr>
-                <w:lang w:val="en-US"/>
-              </w:rPr>
-              <w:t>TypeID</w:t>
-            </w:r>
-            <w:proofErr w:type="spellEnd"/>
-          </w:p>
-        </w:tc>
-        <w:tc>
-          <w:tcPr>
-            <w:tcW w:w="1461" w:type="dxa"/>
-            <w:gridSpan w:val="2"/>
-          </w:tcPr>
-          <w:p>
-            <w:r>
-              <w:t>числовой</w:t>
-            </w:r>
-          </w:p>
-        </w:tc>
-        <w:tc>
-          <w:tcPr>
-            <w:tcW w:w="1462" w:type="dxa"/>
-            <w:gridSpan w:val="2"/>
-          </w:tcPr>
-          <w:p>
-            <w:r>
-              <w:t>Да</w:t>
-            </w:r>
-          </w:p>
-        </w:tc>
-        <w:tc>
-          <w:tcPr>
-            <w:tcW w:w="2578" w:type="dxa"/>
-          </w:tcPr>
-          <w:p>
-            <w:r>
-              <w:t>Номер категории</w:t>
-            </w:r>
-          </w:p>
-        </w:tc>
-      </w:tr>
-      <w:tr>
-        <w:tc>
-          <w:tcPr>
-            <w:tcW w:w="1427" w:type="dxa"/>
-          </w:tcPr>
-          <w:p/>
-        </w:tc>
-        <w:tc>
-          <w:tcPr>
-            <w:tcW w:w="2416" w:type="dxa"/>
-            <w:gridSpan w:val="3"/>
-          </w:tcPr>
-          <w:p>
-            <w:pPr>
-              <w:rPr>
-                <w:lang w:val="en-US"/>
-              </w:rPr>
-            </w:pPr>
-            <w:proofErr w:type="spellStart"/>
-            <w:r>
-              <w:rPr>
-                <w:lang w:val="en-US"/>
-              </w:rPr>
-              <w:t>ProdBasePrice</w:t>
-            </w:r>
-            <w:proofErr w:type="spellEnd"/>
-          </w:p>
-        </w:tc>
-        <w:tc>
-          <w:tcPr>
-            <w:tcW w:w="1461" w:type="dxa"/>
-            <w:gridSpan w:val="2"/>
-          </w:tcPr>
-          <w:p>
-            <w:r>
-              <w:t>числовой</w:t>
-            </w:r>
-          </w:p>
-        </w:tc>
-        <w:tc>
-          <w:tcPr>
-            <w:tcW w:w="1462" w:type="dxa"/>
-            <w:gridSpan w:val="2"/>
-          </w:tcPr>
-          <w:p>
-            <w:r>
-              <w:t>Да</w:t>
-            </w:r>
-          </w:p>
-        </w:tc>
-        <w:tc>
-          <w:tcPr>
-            <w:tcW w:w="2578" w:type="dxa"/>
-          </w:tcPr>
-          <w:p>
-            <w:r>
-              <w:t>Изначальная цена</w:t>
-            </w:r>
-          </w:p>
-        </w:tc>
-      </w:tr>
-      <w:tr>
-        <w:tc>
-          <w:tcPr>
-            <w:tcW w:w="9344" w:type="dxa"/>
-            <w:gridSpan w:val="9"/>
-          </w:tcPr>
-          <w:p>
-            <w:pPr>
-              <w:jc w:val="center"/>
-            </w:pPr>
-            <w:proofErr w:type="spellStart"/>
-            <w:r>
-              <w:rPr>
-                <w:lang w:val="en-US"/>
-              </w:rPr>
-              <w:t>Prod</w:t>
-            </w:r>
-            <w:r>
-              <w:rPr>
-                <w:lang w:val="en-US"/>
-              </w:rPr>
-              <w:t>uct</w:t>
-            </w:r>
-            <w:r>
-              <w:rPr>
-                <w:lang w:val="en-US"/>
-              </w:rPr>
-              <w:t>Attrib</w:t>
-            </w:r>
-            <w:proofErr w:type="spellEnd"/>
-          </w:p>
-        </w:tc>
-      </w:tr>
-      <w:tr>
-        <w:tc>
-          <w:tcPr>
-            <w:tcW w:w="1427" w:type="dxa"/>
-          </w:tcPr>
-          <w:p>
-            <w:r>
-              <w:t>первичный</w:t>
-            </w:r>
-          </w:p>
-        </w:tc>
-        <w:tc>
-          <w:tcPr>
-            <w:tcW w:w="2416" w:type="dxa"/>
-            <w:gridSpan w:val="3"/>
-          </w:tcPr>
-          <w:p>
-            <w:pPr>
-              <w:rPr>
-                <w:lang w:val="en-US"/>
-              </w:rPr>
-            </w:pPr>
-            <w:proofErr w:type="spellStart"/>
-            <w:r>
-              <w:rPr>
-                <w:lang w:val="en-US"/>
-              </w:rPr>
-              <w:t>ProdAttribID</w:t>
-            </w:r>
-            <w:proofErr w:type="spellEnd"/>
-          </w:p>
-        </w:tc>
-        <w:tc>
-          <w:tcPr>
-            <w:tcW w:w="1461" w:type="dxa"/>
-            <w:gridSpan w:val="2"/>
-          </w:tcPr>
-          <w:p>
-            <w:r>
-              <w:t>числовой</w:t>
-            </w:r>
-          </w:p>
-        </w:tc>
-        <w:tc>
-          <w:tcPr>
-            <w:tcW w:w="1462" w:type="dxa"/>
-            <w:gridSpan w:val="2"/>
-          </w:tcPr>
-          <w:p>
-            <w:r>
-              <w:t>Да</w:t>
-            </w:r>
-          </w:p>
-        </w:tc>
-        <w:tc>
-          <w:tcPr>
-            <w:tcW w:w="2578" w:type="dxa"/>
-          </w:tcPr>
-          <w:p>
-            <w:r>
-              <w:t>Идентификационный номер</w:t>
-            </w:r>
-            <w:r>
-              <w:rPr>
-                <w:lang w:val="en-US"/>
-              </w:rPr>
-              <w:t xml:space="preserve"> </w:t>
-            </w:r>
-            <w:r>
-              <w:t>атрибута товара</w:t>
-            </w:r>
-          </w:p>
-        </w:tc>
-      </w:tr>
-      <w:tr>
-        <w:tc>
-          <w:tcPr>
-            <w:tcW w:w="1427" w:type="dxa"/>
-          </w:tcPr>
-          <w:p>
-            <w:r>
-              <w:t>внешний</w:t>
-            </w:r>
-          </w:p>
-        </w:tc>
-        <w:tc>
-          <w:tcPr>
-            <w:tcW w:w="2416" w:type="dxa"/>
-            <w:gridSpan w:val="3"/>
-          </w:tcPr>
-          <w:p>
-            <w:pPr>
-              <w:rPr>
-                <w:lang w:val="en-US"/>
-              </w:rPr>
-            </w:pPr>
-            <w:proofErr w:type="spellStart"/>
-            <w:r>
-              <w:rPr>
-                <w:lang w:val="en-US"/>
-              </w:rPr>
-              <w:t>ProdAssortID</w:t>
-            </w:r>
-            <w:proofErr w:type="spellEnd"/>
-          </w:p>
-        </w:tc>
-        <w:tc>
-          <w:tcPr>
-            <w:tcW w:w="1461" w:type="dxa"/>
-            <w:gridSpan w:val="2"/>
-          </w:tcPr>
-          <w:p>
-            <w:r>
-              <w:t>числовой</w:t>
-            </w:r>
-          </w:p>
-        </w:tc>
-        <w:tc>
-          <w:tcPr>
-            <w:tcW w:w="1462" w:type="dxa"/>
-            <w:gridSpan w:val="2"/>
-          </w:tcPr>
-          <w:p>
-            <w:r>
-              <w:t>Да</w:t>
-            </w:r>
-          </w:p>
-        </w:tc>
-        <w:tc>
-          <w:tcPr>
-            <w:tcW w:w="2578" w:type="dxa"/>
-          </w:tcPr>
-          <w:p>
-            <w:r>
-              <w:t>Номер товара</w:t>
-            </w:r>
-          </w:p>
-        </w:tc>
-      </w:tr>
-      <w:tr>
-        <w:tc>
-          <w:tcPr>
-            <w:tcW w:w="1427" w:type="dxa"/>
-          </w:tcPr>
-          <w:p>
-            <w:r>
-              <w:t>внешний</w:t>
-            </w:r>
-          </w:p>
-        </w:tc>
-        <w:tc>
-          <w:tcPr>
-            <w:tcW w:w="2416" w:type="dxa"/>
-            <w:gridSpan w:val="3"/>
-          </w:tcPr>
-          <w:p>
-            <w:pPr>
-              <w:rPr>
-                <w:lang w:val="en-US"/>
-              </w:rPr>
-            </w:pPr>
-            <w:proofErr w:type="spellStart"/>
-            <w:r>
-              <w:rPr>
-                <w:lang w:val="en-US"/>
-              </w:rPr>
-              <w:t>AttributeID</w:t>
-            </w:r>
-            <w:proofErr w:type="spellEnd"/>
-          </w:p>
-        </w:tc>
-        <w:tc>
-          <w:tcPr>
-            <w:tcW w:w="1461" w:type="dxa"/>
-            <w:gridSpan w:val="2"/>
-          </w:tcPr>
-          <w:p>
-            <w:r>
-              <w:t>числовой</w:t>
-            </w:r>
-          </w:p>
-        </w:tc>
-        <w:tc>
-          <w:tcPr>
-            <w:tcW w:w="1462" w:type="dxa"/>
-            <w:gridSpan w:val="2"/>
-          </w:tcPr>
-          <w:p>
-            <w:r>
-              <w:t>Да</w:t>
-            </w:r>
-          </w:p>
-        </w:tc>
-        <w:tc>
-          <w:tcPr>
-            <w:tcW w:w="2578" w:type="dxa"/>
-          </w:tcPr>
-          <w:p>
-            <w:r>
-              <w:t>Номер атрибута</w:t>
-            </w:r>
-          </w:p>
-        </w:tc>
-      </w:tr>
-      <w:tr>
-        <w:tc>
-          <w:tcPr>
-            <w:tcW w:w="1427" w:type="dxa"/>
-          </w:tcPr>
-          <w:p/>
-        </w:tc>
-        <w:tc>
-          <w:tcPr>
-            <w:tcW w:w="2416" w:type="dxa"/>
-            <w:gridSpan w:val="3"/>
-          </w:tcPr>
-          <w:p>
-            <w:pPr>
-              <w:rPr>
-                <w:lang w:val="en-US"/>
-              </w:rPr>
-            </w:pPr>
-            <w:proofErr w:type="spellStart"/>
-            <w:r>
-              <w:rPr>
-                <w:lang w:val="en-US"/>
-              </w:rPr>
-              <w:t>AttributeValue</w:t>
-            </w:r>
-            <w:proofErr w:type="spellEnd"/>
-          </w:p>
-        </w:tc>
-        <w:tc>
-          <w:tcPr>
-            <w:tcW w:w="1461" w:type="dxa"/>
-            <w:gridSpan w:val="2"/>
-          </w:tcPr>
-          <w:p>
-            <w:r>
-              <w:t>текстовый</w:t>
-            </w:r>
-          </w:p>
-        </w:tc>
-        <w:tc>
-          <w:tcPr>
-            <w:tcW w:w="1462" w:type="dxa"/>
-            <w:gridSpan w:val="2"/>
-          </w:tcPr>
-          <w:p>
-            <w:r>
-              <w:t>Да</w:t>
-            </w:r>
-          </w:p>
-        </w:tc>
-        <w:tc>
-          <w:tcPr>
-            <w:tcW w:w="2578" w:type="dxa"/>
-          </w:tcPr>
-          <w:p>
-            <w:r>
-              <w:t>Значение атрибута</w:t>
-            </w:r>
-          </w:p>
-        </w:tc>
-      </w:tr>
-      <w:tr>
-        <w:tc>
-          <w:tcPr>
-            <w:tcW w:w="1427" w:type="dxa"/>
-          </w:tcPr>
-          <w:p>
-            <w:r>
-              <w:t>внешний</w:t>
-            </w:r>
-          </w:p>
-        </w:tc>
-        <w:tc>
-          <w:tcPr>
-            <w:tcW w:w="2416" w:type="dxa"/>
-            <w:gridSpan w:val="3"/>
-          </w:tcPr>
-          <w:p>
-            <w:pPr>
-              <w:rPr>
-                <w:lang w:val="en-US"/>
-              </w:rPr>
-            </w:pPr>
-            <w:proofErr w:type="spellStart"/>
-            <w:r>
-              <w:rPr>
-                <w:lang w:val="en-US"/>
-              </w:rPr>
-              <w:t>StockID</w:t>
-            </w:r>
-            <w:proofErr w:type="spellEnd"/>
-          </w:p>
-        </w:tc>
-        <w:tc>
-          <w:tcPr>
-            <w:tcW w:w="1461" w:type="dxa"/>
-            <w:gridSpan w:val="2"/>
-          </w:tcPr>
-          <w:p>
-            <w:r>
-              <w:t>числовой</w:t>
-            </w:r>
-          </w:p>
-        </w:tc>
-        <w:tc>
-          <w:tcPr>
-            <w:tcW w:w="1462" w:type="dxa"/>
-            <w:gridSpan w:val="2"/>
-          </w:tcPr>
-          <w:p>
-            <w:r>
-              <w:t>Да</w:t>
-            </w:r>
-          </w:p>
-        </w:tc>
-        <w:tc>
-          <w:tcPr>
-            <w:tcW w:w="2578" w:type="dxa"/>
-          </w:tcPr>
-          <w:p>
-            <w:r>
-              <w:t>Номер места на складе</w:t>
-            </w:r>
-          </w:p>
-        </w:tc>
-      </w:tr>
-      <w:tr>
-        <w:tc>
-          <w:tcPr>
-            <w:tcW w:w="1427" w:type="dxa"/>
-          </w:tcPr>
-          <w:p/>
-        </w:tc>
-        <w:tc>
-          <w:tcPr>
-            <w:tcW w:w="2416" w:type="dxa"/>
-            <w:gridSpan w:val="3"/>
-          </w:tcPr>
-          <w:p>
-            <w:proofErr w:type="spellStart"/>
-            <w:r>
-              <w:t>PriceCoeff</w:t>
-            </w:r>
-            <w:proofErr w:type="spellEnd"/>
-          </w:p>
-        </w:tc>
-        <w:tc>
-          <w:tcPr>
-            <w:tcW w:w="1461" w:type="dxa"/>
-            <w:gridSpan w:val="2"/>
-          </w:tcPr>
-          <w:p>
-            <w:r>
-              <w:t>числовой</w:t>
-            </w:r>
-          </w:p>
-        </w:tc>
-        <w:tc>
-          <w:tcPr>
-            <w:tcW w:w="1462" w:type="dxa"/>
-            <w:gridSpan w:val="2"/>
-          </w:tcPr>
-          <w:p>
-            <w:r>
-              <w:t>Да</w:t>
-            </w:r>
-          </w:p>
-        </w:tc>
-        <w:tc>
-          <w:tcPr>
-            <w:tcW w:w="2578" w:type="dxa"/>
-          </w:tcPr>
-          <w:p>
-            <w:r>
-              <w:t>Прибавка к цене</w:t>
+                <w:rFonts w:eastAsia="Calibri"/>
+                <w:sz w:val="26"/>
+                <w:szCs w:val="26"/>
+                <w:lang w:eastAsia="en-US"/>
+              </w:rPr>
+              <w:t>Роль счёта (Отправитель/Получатель)</w:t>
             </w:r>
           </w:p>
         </w:tc>
       </w:tr>
     </w:tbl>
+    <w:p>
+      <w:pPr>
+        <w:spacing w:after="160" w:line="278" w:lineRule="auto"/>
+        <w:rPr>
+          <w:rFonts w:ascii="Calibri" w:eastAsia="Calibri" w:hAnsi="Calibri"/>
+          <w:kern w:val="2"/>
+          <w:lang w:eastAsia="en-US"/>
+          <w14:ligatures w14:val="standardContextual"/>
+        </w:rPr>
+      </w:pPr>
+    </w:p>
     <w:p>
       <w:pPr>
         <w:spacing w:line="360" w:lineRule="auto"/>
@@ -8038,13 +11846,17 @@
       </w:pPr>
       <w:r>
         <w:rPr>
-          <w:noProof/>
-        </w:rPr>
+          <w:sz w:val="28"/>
+          <w:szCs w:val="28"/>
+          <w:shd w:val="clear" w:color="auto" w:fill="FFFFFF"/>
+          <w:lang w:eastAsia="en-US"/>
+        </w:rPr>
+        <w:lastRenderedPageBreak/>
         <w:drawing>
-          <wp:inline distT="0" distB="0" distL="0" distR="0" wp14:anchorId="54E25031" wp14:editId="2F8DEDB7">
-            <wp:extent cx="4167554" cy="3142153"/>
+          <wp:inline distT="0" distB="0" distL="0" distR="0" wp14:anchorId="136CF5DC" wp14:editId="028704DC">
+            <wp:extent cx="5928360" cy="6789439"/>
             <wp:effectExtent l="0" t="0" r="0" b="0"/>
-            <wp:docPr id="1282978639" name="Рисунок 1"/>
+            <wp:docPr id="260495051" name="Рисунок 1"/>
             <wp:cNvGraphicFramePr>
               <a:graphicFrameLocks xmlns:a="http://schemas.openxmlformats.org/drawingml/2006/main" noChangeAspect="1"/>
             </wp:cNvGraphicFramePr>
@@ -8052,7 +11864,7 @@
               <a:graphicData uri="http://schemas.openxmlformats.org/drawingml/2006/picture">
                 <pic:pic xmlns:pic="http://schemas.openxmlformats.org/drawingml/2006/picture">
                   <pic:nvPicPr>
-                    <pic:cNvPr id="1282978639" name=""/>
+                    <pic:cNvPr id="260495051" name=""/>
                     <pic:cNvPicPr/>
                   </pic:nvPicPr>
                   <pic:blipFill>
@@ -8064,7 +11876,7 @@
                   <pic:spPr>
                     <a:xfrm>
                       <a:off x="0" y="0"/>
-                      <a:ext cx="4172646" cy="3145992"/>
+                      <a:ext cx="5942283" cy="6805384"/>
                     </a:xfrm>
                     <a:prstGeom prst="rect">
                       <a:avLst/>
@@ -8167,7 +11979,7 @@
           <w:sz w:val="28"/>
           <w:szCs w:val="28"/>
         </w:rPr>
-        <w:t>администратора, кассира и менеджера по снабжению склада</w:t>
+        <w:t>клиента и его операций со счетом</w:t>
       </w:r>
       <w:r>
         <w:rPr>
@@ -8215,6 +12027,9 @@
         <w:tab/>
       </w:r>
       <w:r>
+        <w:rPr>
+          <w:highlight w:val="yellow"/>
+        </w:rPr>
         <w:t>Диаграмма активностей</w:t>
       </w:r>
       <w:bookmarkEnd w:id="45"/>
@@ -8281,7 +12096,6 @@
         <w:rPr>
           <w:noProof/>
         </w:rPr>
-        <w:lastRenderedPageBreak/>
         <w:drawing>
           <wp:inline distT="0" distB="0" distL="0" distR="0" wp14:anchorId="44D764C7" wp14:editId="3725278E">
             <wp:extent cx="4859215" cy="2897603"/>
@@ -8710,6 +12524,7 @@
           <w:sz w:val="28"/>
           <w:szCs w:val="28"/>
         </w:rPr>
+        <w:lastRenderedPageBreak/>
         <w:t>Как и показано на диаграммах активностей видно, что администратора можно обобщить до кассира и менеджера по снабжению, но при этом у администратора есть и функции доступные только ему.</w:t>
       </w:r>
     </w:p>
@@ -8719,7 +12534,6 @@
       </w:pPr>
       <w:bookmarkStart w:id="51" w:name="_Toc164804152"/>
       <w:r>
-        <w:lastRenderedPageBreak/>
         <w:t>2.5</w:t>
       </w:r>
       <w:r>
@@ -9077,7 +12891,6 @@
         <w:rPr>
           <w:noProof/>
         </w:rPr>
-        <w:lastRenderedPageBreak/>
         <w:drawing>
           <wp:inline distT="0" distB="0" distL="0" distR="0" wp14:anchorId="2D9E28E3" wp14:editId="279360D6">
             <wp:extent cx="3080755" cy="3024553"/>
@@ -9320,6 +13133,7 @@
           <w:sz w:val="28"/>
           <w:szCs w:val="28"/>
         </w:rPr>
+        <w:lastRenderedPageBreak/>
         <w:t>На рисунках 2.10 и 2.11 представлены макеты интерфейса оформления продажи и заказа соответственно.</w:t>
       </w:r>
     </w:p>
@@ -9349,7 +13163,6 @@
         <w:rPr>
           <w:noProof/>
         </w:rPr>
-        <w:lastRenderedPageBreak/>
         <w:drawing>
           <wp:inline distT="0" distB="0" distL="0" distR="0" wp14:anchorId="4D824C52" wp14:editId="7542C0FD">
             <wp:extent cx="5261947" cy="2960077"/>
@@ -49497,11 +53310,11 @@
   <w:abstractNum w:abstractNumId="21" w15:restartNumberingAfterBreak="0">
     <w:nsid w:val="29B65D09"/>
     <w:multiLevelType w:val="hybridMultilevel"/>
-    <w:tmpl w:val="7934593C"/>
-    <w:lvl w:ilvl="0" w:tplc="EB4A2848">
+    <w:tmpl w:val="5EC2D3B2"/>
+    <w:lvl w:ilvl="0" w:tplc="2D7C3CD6">
       <w:start w:val="1"/>
       <w:numFmt w:val="bullet"/>
-      <w:lvlText w:val=""/>
+      <w:lvlText w:val=""/>
       <w:lvlJc w:val="left"/>
       <w:pPr>
         <w:ind w:left="2345" w:hanging="360"/>
@@ -53966,7 +57779,6 @@
   <w:style w:type="character" w:default="1" w:styleId="a0">
     <w:name w:val="Default Paragraph Font"/>
     <w:uiPriority w:val="1"/>
-    <w:semiHidden/>
     <w:unhideWhenUsed/>
   </w:style>
   <w:style w:type="table" w:default="1" w:styleId="a1">
@@ -54446,6 +58258,30 @@
       <w:spacing w:before="100" w:beforeAutospacing="1" w:after="100" w:afterAutospacing="1"/>
     </w:pPr>
   </w:style>
+  <w:style w:type="table" w:customStyle="1" w:styleId="15">
+    <w:name w:val="Сетка таблицы1"/>
+    <w:basedOn w:val="a1"/>
+    <w:next w:val="a7"/>
+    <w:uiPriority w:val="39"/>
+    <w:rsid w:val="005A6A35"/>
+    <w:pPr>
+      <w:spacing w:after="0" w:line="240" w:lineRule="auto"/>
+    </w:pPr>
+    <w:rPr>
+      <w:rFonts w:eastAsia="Calibri"/>
+      <w:lang w:eastAsia="en-US"/>
+    </w:rPr>
+    <w:tblPr>
+      <w:tblBorders>
+        <w:top w:val="single" w:sz="4" w:space="0" w:color="auto"/>
+        <w:left w:val="single" w:sz="4" w:space="0" w:color="auto"/>
+        <w:bottom w:val="single" w:sz="4" w:space="0" w:color="auto"/>
+        <w:right w:val="single" w:sz="4" w:space="0" w:color="auto"/>
+        <w:insideH w:val="single" w:sz="4" w:space="0" w:color="auto"/>
+        <w:insideV w:val="single" w:sz="4" w:space="0" w:color="auto"/>
+      </w:tblBorders>
+    </w:tblPr>
+  </w:style>
 </w:styles>
 </file>
 
